--- a/lab9/Контрольные вопросы.docx
+++ b/lab9/Контрольные вопросы.docx
@@ -1,6 +1,6 @@
 
 <file path=word/document.xml><?xml version="1.0" encoding="utf-8"?>
-<w:document xmlns:wpc="http://schemas.microsoft.com/office/word/2010/wordprocessingCanvas" xmlns:cx="http://schemas.microsoft.com/office/drawing/2014/chartex" xmlns:cx1="http://schemas.microsoft.com/office/drawing/2015/9/8/chartex" xmlns:cx2="http://schemas.microsoft.com/office/drawing/2015/10/21/chartex" xmlns:cx3="http://schemas.microsoft.com/office/drawing/2016/5/9/chartex" xmlns:cx4="http://schemas.microsoft.com/office/drawing/2016/5/10/chartex" xmlns:cx5="http://schemas.microsoft.com/office/drawing/2016/5/11/chartex" xmlns:cx6="http://schemas.microsoft.com/office/drawing/2016/5/12/chartex" xmlns:cx7="http://schemas.microsoft.com/office/drawing/2016/5/13/chartex" xmlns:cx8="http://schemas.microsoft.com/office/drawing/2016/5/14/chartex" xmlns:mc="http://schemas.openxmlformats.org/markup-compatibility/2006" xmlns:aink="http://schemas.microsoft.com/office/drawing/2016/ink" xmlns:am3d="http://schemas.microsoft.com/office/drawing/2017/model3d" xmlns:o="urn:schemas-microsoft-com:office:office" xmlns:oel="http://schemas.microsoft.com/office/2019/extlst" xmlns:r="http://schemas.openxmlformats.org/officeDocument/2006/relationships" xmlns:m="http://schemas.openxmlformats.org/officeDocument/2006/math" xmlns:v="urn:schemas-microsoft-com:vml" xmlns:wp14="http://schemas.microsoft.com/office/word/2010/wordprocessingDrawing" xmlns:wp="http://schemas.openxmlformats.org/drawingml/2006/wordprocessingDrawing" xmlns:w10="urn:schemas-microsoft-com:office:word" xmlns:w="http://schemas.openxmlformats.org/wordprocessingml/2006/main" xmlns:w14="http://schemas.microsoft.com/office/word/2010/wordml" xmlns:w15="http://schemas.microsoft.com/office/word/2012/wordml" xmlns:w16cex="http://schemas.microsoft.com/office/word/2018/wordml/cex" xmlns:w16cid="http://schemas.microsoft.com/office/word/2016/wordml/cid" xmlns:w16="http://schemas.microsoft.com/office/word/2018/wordml" xmlns:w16du="http://schemas.microsoft.com/office/word/2023/wordml/word16du" xmlns:w16sdtdh="http://schemas.microsoft.com/office/word/2020/wordml/sdtdatahash" xmlns:w16sdtfl="http://schemas.microsoft.com/office/word/2024/wordml/sdtformatlock" xmlns:w16se="http://schemas.microsoft.com/office/word/2015/wordml/symex" xmlns:wpg="http://schemas.microsoft.com/office/word/2010/wordprocessingGroup" xmlns:wpi="http://schemas.microsoft.com/office/word/2010/wordprocessingInk" xmlns:wne="http://schemas.microsoft.com/office/word/2006/wordml" xmlns:wps="http://schemas.microsoft.com/office/word/2010/wordprocessingShape" mc:Ignorable="w14 w15 w16se w16cid w16 w16cex w16sdtdh w16sdtfl w16du wp14">
+<w:document xmlns:wpc="http://schemas.microsoft.com/office/word/2010/wordprocessingCanvas" xmlns:cx="http://schemas.microsoft.com/office/drawing/2014/chartex" xmlns:cx1="http://schemas.microsoft.com/office/drawing/2015/9/8/chartex" xmlns:cx2="http://schemas.microsoft.com/office/drawing/2015/10/21/chartex" xmlns:cx3="http://schemas.microsoft.com/office/drawing/2016/5/9/chartex" xmlns:cx4="http://schemas.microsoft.com/office/drawing/2016/5/10/chartex" xmlns:cx5="http://schemas.microsoft.com/office/drawing/2016/5/11/chartex" xmlns:cx6="http://schemas.microsoft.com/office/drawing/2016/5/12/chartex" xmlns:cx7="http://schemas.microsoft.com/office/drawing/2016/5/13/chartex" xmlns:cx8="http://schemas.microsoft.com/office/drawing/2016/5/14/chartex" xmlns:mc="http://schemas.openxmlformats.org/markup-compatibility/2006" xmlns:aink="http://schemas.microsoft.com/office/drawing/2016/ink" xmlns:am3d="http://schemas.microsoft.com/office/drawing/2017/model3d" xmlns:o="urn:schemas-microsoft-com:office:office" xmlns:r="http://schemas.openxmlformats.org/officeDocument/2006/relationships" xmlns:m="http://schemas.openxmlformats.org/officeDocument/2006/math" xmlns:v="urn:schemas-microsoft-com:vml" xmlns:wp14="http://schemas.microsoft.com/office/word/2010/wordprocessingDrawing" xmlns:wp="http://schemas.openxmlformats.org/drawingml/2006/wordprocessingDrawing" xmlns:w10="urn:schemas-microsoft-com:office:word" xmlns:w="http://schemas.openxmlformats.org/wordprocessingml/2006/main" xmlns:w14="http://schemas.microsoft.com/office/word/2010/wordml" xmlns:w15="http://schemas.microsoft.com/office/word/2012/wordml" xmlns:w16cex="http://schemas.microsoft.com/office/word/2018/wordml/cex" xmlns:w16cid="http://schemas.microsoft.com/office/word/2016/wordml/cid" xmlns:w16="http://schemas.microsoft.com/office/word/2018/wordml" xmlns:w16sdtdh="http://schemas.microsoft.com/office/word/2020/wordml/sdtdatahash" xmlns:w16se="http://schemas.microsoft.com/office/word/2015/wordml/symex" xmlns:wpg="http://schemas.microsoft.com/office/word/2010/wordprocessingGroup" xmlns:wpi="http://schemas.microsoft.com/office/word/2010/wordprocessingInk" xmlns:wne="http://schemas.microsoft.com/office/word/2006/wordml" xmlns:wps="http://schemas.microsoft.com/office/word/2010/wordprocessingShape" mc:Ignorable="w14 w15 w16se w16cid w16 w16cex w16sdtdh wp14">
   <w:body>
     <w:p>
       <w:pPr>
@@ -257,7 +257,47 @@
           <w:szCs w:val="28"/>
           <w:lang w:val="en-US"/>
         </w:rPr>
-        <w:t xml:space="preserve"> include, require, include_once, require_once. </w:t>
+        <w:t> include, require, </w:t>
+      </w:r>
+      <w:proofErr w:type="spellStart"/>
+      <w:r>
+        <w:rPr>
+          <w:rFonts w:ascii="Times New Roman" w:hAnsi="Times New Roman" w:cs="Times New Roman"/>
+          <w:sz w:val="28"/>
+          <w:szCs w:val="28"/>
+          <w:lang w:val="en-US"/>
+        </w:rPr>
+        <w:t>include_once</w:t>
+      </w:r>
+      <w:proofErr w:type="spellEnd"/>
+      <w:r>
+        <w:rPr>
+          <w:rFonts w:ascii="Times New Roman" w:hAnsi="Times New Roman" w:cs="Times New Roman"/>
+          <w:sz w:val="28"/>
+          <w:szCs w:val="28"/>
+          <w:lang w:val="en-US"/>
+        </w:rPr>
+        <w:t>, </w:t>
+      </w:r>
+      <w:proofErr w:type="spellStart"/>
+      <w:r>
+        <w:rPr>
+          <w:rFonts w:ascii="Times New Roman" w:hAnsi="Times New Roman" w:cs="Times New Roman"/>
+          <w:sz w:val="28"/>
+          <w:szCs w:val="28"/>
+          <w:lang w:val="en-US"/>
+        </w:rPr>
+        <w:t>require_once</w:t>
+      </w:r>
+      <w:proofErr w:type="spellEnd"/>
+      <w:r>
+        <w:rPr>
+          <w:rFonts w:ascii="Times New Roman" w:hAnsi="Times New Roman" w:cs="Times New Roman"/>
+          <w:sz w:val="28"/>
+          <w:szCs w:val="28"/>
+          <w:lang w:val="en-US"/>
+        </w:rPr>
+        <w:t xml:space="preserve">. </w:t>
       </w:r>
       <w:r>
         <w:rPr>
@@ -274,7 +314,27 @@
           <w:szCs w:val="28"/>
           <w:lang w:val="en-US"/>
         </w:rPr>
-        <w:t>: include 'file.php'; </w:t>
+        <w:t>: include '</w:t>
+      </w:r>
+      <w:proofErr w:type="spellStart"/>
+      <w:r>
+        <w:rPr>
+          <w:rFonts w:ascii="Times New Roman" w:hAnsi="Times New Roman" w:cs="Times New Roman"/>
+          <w:sz w:val="28"/>
+          <w:szCs w:val="28"/>
+          <w:lang w:val="en-US"/>
+        </w:rPr>
+        <w:t>file.php</w:t>
+      </w:r>
+      <w:proofErr w:type="spellEnd"/>
+      <w:r>
+        <w:rPr>
+          <w:rFonts w:ascii="Times New Roman" w:hAnsi="Times New Roman" w:cs="Times New Roman"/>
+          <w:sz w:val="28"/>
+          <w:szCs w:val="28"/>
+          <w:lang w:val="en-US"/>
+        </w:rPr>
+        <w:t>'; </w:t>
       </w:r>
       <w:r>
         <w:rPr>
@@ -291,8 +351,30 @@
           <w:szCs w:val="28"/>
           <w:lang w:val="en-US"/>
         </w:rPr>
-        <w:t> require 'file.php';.</w:t>
-      </w:r>
+        <w:t> require '</w:t>
+      </w:r>
+      <w:proofErr w:type="spellStart"/>
+      <w:r>
+        <w:rPr>
+          <w:rFonts w:ascii="Times New Roman" w:hAnsi="Times New Roman" w:cs="Times New Roman"/>
+          <w:sz w:val="28"/>
+          <w:szCs w:val="28"/>
+          <w:lang w:val="en-US"/>
+        </w:rPr>
+        <w:t>file.php</w:t>
+      </w:r>
+      <w:proofErr w:type="spellEnd"/>
+      <w:proofErr w:type="gramStart"/>
+      <w:r>
+        <w:rPr>
+          <w:rFonts w:ascii="Times New Roman" w:hAnsi="Times New Roman" w:cs="Times New Roman"/>
+          <w:sz w:val="28"/>
+          <w:szCs w:val="28"/>
+          <w:lang w:val="en-US"/>
+        </w:rPr>
+        <w:t>';.</w:t>
+      </w:r>
+      <w:proofErr w:type="gramEnd"/>
     </w:p>
     <w:p>
       <w:pPr>
@@ -438,30 +520,128 @@
           <w:sz w:val="28"/>
           <w:szCs w:val="28"/>
         </w:rPr>
-        <w:t> – это набор пользовательских функций, сгруппированных в одном или нескольких модулях. Нужна для того, чтобы не писать один и тот же код многократно, а вызывать готовые функции. Подключается так же, как и обычные модули – include или require. Пример: библиотека pclzip.lib.php для работы с ZIP-архивами.</w:t>
-      </w:r>
-    </w:p>
-    <w:p>
-      <w:pPr>
-        <w:spacing w:after="0" w:line="360" w:lineRule="auto"/>
-        <w:jc w:val="both"/>
-        <w:rPr>
-          <w:rFonts w:ascii="Times New Roman" w:hAnsi="Times New Roman" w:cs="Times New Roman"/>
-          <w:b/>
-          <w:bCs/>
-          <w:sz w:val="28"/>
-          <w:szCs w:val="28"/>
-        </w:rPr>
-      </w:pPr>
-      <w:r>
-        <w:rPr>
-          <w:rFonts w:ascii="Times New Roman" w:hAnsi="Times New Roman" w:cs="Times New Roman"/>
-          <w:b/>
-          <w:bCs/>
-          <w:sz w:val="28"/>
-          <w:szCs w:val="28"/>
-        </w:rPr>
-        <w:t>3. В чем отличие конструкций include и require?</w:t>
+        <w:t> – это набор пользовательских функций, сгруппированных в одном или нескольких модулях. Нужна для того, чтобы не писать один и тот же код многократно, а вызывать готовые функции. Подключается так же, как и обычные модули – </w:t>
+      </w:r>
+      <w:proofErr w:type="spellStart"/>
+      <w:r>
+        <w:rPr>
+          <w:rFonts w:ascii="Times New Roman" w:hAnsi="Times New Roman" w:cs="Times New Roman"/>
+          <w:sz w:val="28"/>
+          <w:szCs w:val="28"/>
+        </w:rPr>
+        <w:t>include</w:t>
+      </w:r>
+      <w:proofErr w:type="spellEnd"/>
+      <w:r>
+        <w:rPr>
+          <w:rFonts w:ascii="Times New Roman" w:hAnsi="Times New Roman" w:cs="Times New Roman"/>
+          <w:sz w:val="28"/>
+          <w:szCs w:val="28"/>
+        </w:rPr>
+        <w:t> или </w:t>
+      </w:r>
+      <w:proofErr w:type="spellStart"/>
+      <w:r>
+        <w:rPr>
+          <w:rFonts w:ascii="Times New Roman" w:hAnsi="Times New Roman" w:cs="Times New Roman"/>
+          <w:sz w:val="28"/>
+          <w:szCs w:val="28"/>
+        </w:rPr>
+        <w:t>require</w:t>
+      </w:r>
+      <w:proofErr w:type="spellEnd"/>
+      <w:r>
+        <w:rPr>
+          <w:rFonts w:ascii="Times New Roman" w:hAnsi="Times New Roman" w:cs="Times New Roman"/>
+          <w:sz w:val="28"/>
+          <w:szCs w:val="28"/>
+        </w:rPr>
+        <w:t>. Пример: библиотека </w:t>
+      </w:r>
+      <w:proofErr w:type="spellStart"/>
+      <w:r>
+        <w:rPr>
+          <w:rFonts w:ascii="Times New Roman" w:hAnsi="Times New Roman" w:cs="Times New Roman"/>
+          <w:sz w:val="28"/>
+          <w:szCs w:val="28"/>
+        </w:rPr>
+        <w:t>pclzip.lib.php</w:t>
+      </w:r>
+      <w:proofErr w:type="spellEnd"/>
+      <w:r>
+        <w:rPr>
+          <w:rFonts w:ascii="Times New Roman" w:hAnsi="Times New Roman" w:cs="Times New Roman"/>
+          <w:sz w:val="28"/>
+          <w:szCs w:val="28"/>
+        </w:rPr>
+        <w:t> для работы с ZIP-архивами.</w:t>
+      </w:r>
+    </w:p>
+    <w:p>
+      <w:pPr>
+        <w:spacing w:after="0" w:line="360" w:lineRule="auto"/>
+        <w:jc w:val="both"/>
+        <w:rPr>
+          <w:rFonts w:ascii="Times New Roman" w:hAnsi="Times New Roman" w:cs="Times New Roman"/>
+          <w:b/>
+          <w:bCs/>
+          <w:sz w:val="28"/>
+          <w:szCs w:val="28"/>
+        </w:rPr>
+      </w:pPr>
+      <w:r>
+        <w:rPr>
+          <w:rFonts w:ascii="Times New Roman" w:hAnsi="Times New Roman" w:cs="Times New Roman"/>
+          <w:b/>
+          <w:bCs/>
+          <w:sz w:val="28"/>
+          <w:szCs w:val="28"/>
+        </w:rPr>
+        <w:t xml:space="preserve">3. В чем отличие конструкций </w:t>
+      </w:r>
+      <w:proofErr w:type="spellStart"/>
+      <w:r>
+        <w:rPr>
+          <w:rFonts w:ascii="Times New Roman" w:hAnsi="Times New Roman" w:cs="Times New Roman"/>
+          <w:b/>
+          <w:bCs/>
+          <w:sz w:val="28"/>
+          <w:szCs w:val="28"/>
+        </w:rPr>
+        <w:t>include</w:t>
+      </w:r>
+      <w:proofErr w:type="spellEnd"/>
+      <w:r>
+        <w:rPr>
+          <w:rFonts w:ascii="Times New Roman" w:hAnsi="Times New Roman" w:cs="Times New Roman"/>
+          <w:b/>
+          <w:bCs/>
+          <w:sz w:val="28"/>
+          <w:szCs w:val="28"/>
+        </w:rPr>
+        <w:t xml:space="preserve"> и </w:t>
+      </w:r>
+      <w:proofErr w:type="spellStart"/>
+      <w:r>
+        <w:rPr>
+          <w:rFonts w:ascii="Times New Roman" w:hAnsi="Times New Roman" w:cs="Times New Roman"/>
+          <w:b/>
+          <w:bCs/>
+          <w:sz w:val="28"/>
+          <w:szCs w:val="28"/>
+        </w:rPr>
+        <w:t>require</w:t>
+      </w:r>
+      <w:proofErr w:type="spellEnd"/>
+      <w:r>
+        <w:rPr>
+          <w:rFonts w:ascii="Times New Roman" w:hAnsi="Times New Roman" w:cs="Times New Roman"/>
+          <w:b/>
+          <w:bCs/>
+          <w:sz w:val="28"/>
+          <w:szCs w:val="28"/>
+        </w:rPr>
+        <w:t>?</w:t>
       </w:r>
     </w:p>
     <w:p>
@@ -478,13 +658,23 @@
           <w:szCs w:val="28"/>
         </w:rPr>
       </w:pPr>
-      <w:r>
-        <w:rPr>
-          <w:rFonts w:ascii="Times New Roman" w:hAnsi="Times New Roman" w:cs="Times New Roman"/>
-          <w:sz w:val="28"/>
-          <w:szCs w:val="28"/>
-        </w:rPr>
-        <w:t>include при ошибке (например, файл не найден) генерирует предупреждение (E_WARNING) и продолжает выполнение скрипта.</w:t>
+      <w:proofErr w:type="spellStart"/>
+      <w:r>
+        <w:rPr>
+          <w:rFonts w:ascii="Times New Roman" w:hAnsi="Times New Roman" w:cs="Times New Roman"/>
+          <w:sz w:val="28"/>
+          <w:szCs w:val="28"/>
+        </w:rPr>
+        <w:t>include</w:t>
+      </w:r>
+      <w:proofErr w:type="spellEnd"/>
+      <w:r>
+        <w:rPr>
+          <w:rFonts w:ascii="Times New Roman" w:hAnsi="Times New Roman" w:cs="Times New Roman"/>
+          <w:sz w:val="28"/>
+          <w:szCs w:val="28"/>
+        </w:rPr>
+        <w:t> при ошибке (например, файл не найден) генерирует предупреждение (E_WARNING) и продолжает выполнение скрипта.</w:t>
       </w:r>
     </w:p>
     <w:p>
@@ -501,36 +691,90 @@
           <w:szCs w:val="28"/>
         </w:rPr>
       </w:pPr>
-      <w:r>
-        <w:rPr>
-          <w:rFonts w:ascii="Times New Roman" w:hAnsi="Times New Roman" w:cs="Times New Roman"/>
-          <w:sz w:val="28"/>
-          <w:szCs w:val="28"/>
-        </w:rPr>
-        <w:t>require при ошибке вызывает фатальную ошибку (E_COMPILE_ERROR) и останавливает выполнение скрипта.</w:t>
-      </w:r>
-    </w:p>
-    <w:p>
-      <w:pPr>
-        <w:spacing w:after="0" w:line="360" w:lineRule="auto"/>
-        <w:jc w:val="both"/>
-        <w:rPr>
-          <w:rFonts w:ascii="Times New Roman" w:hAnsi="Times New Roman" w:cs="Times New Roman"/>
-          <w:b/>
-          <w:bCs/>
-          <w:sz w:val="28"/>
-          <w:szCs w:val="28"/>
-        </w:rPr>
-      </w:pPr>
-      <w:r>
-        <w:rPr>
-          <w:rFonts w:ascii="Times New Roman" w:hAnsi="Times New Roman" w:cs="Times New Roman"/>
-          <w:b/>
-          <w:bCs/>
-          <w:sz w:val="28"/>
-          <w:szCs w:val="28"/>
-        </w:rPr>
-        <w:t>4. В чем отличие конструкций include и include_once?</w:t>
+      <w:proofErr w:type="spellStart"/>
+      <w:r>
+        <w:rPr>
+          <w:rFonts w:ascii="Times New Roman" w:hAnsi="Times New Roman" w:cs="Times New Roman"/>
+          <w:sz w:val="28"/>
+          <w:szCs w:val="28"/>
+        </w:rPr>
+        <w:t>require</w:t>
+      </w:r>
+      <w:proofErr w:type="spellEnd"/>
+      <w:r>
+        <w:rPr>
+          <w:rFonts w:ascii="Times New Roman" w:hAnsi="Times New Roman" w:cs="Times New Roman"/>
+          <w:sz w:val="28"/>
+          <w:szCs w:val="28"/>
+        </w:rPr>
+        <w:t> при ошибке вызывает фатальную ошибку (E_COMPILE_ERROR) и останавливает выполнение скрипта.</w:t>
+      </w:r>
+    </w:p>
+    <w:p>
+      <w:pPr>
+        <w:spacing w:after="0" w:line="360" w:lineRule="auto"/>
+        <w:jc w:val="both"/>
+        <w:rPr>
+          <w:rFonts w:ascii="Times New Roman" w:hAnsi="Times New Roman" w:cs="Times New Roman"/>
+          <w:b/>
+          <w:bCs/>
+          <w:sz w:val="28"/>
+          <w:szCs w:val="28"/>
+        </w:rPr>
+      </w:pPr>
+      <w:r>
+        <w:rPr>
+          <w:rFonts w:ascii="Times New Roman" w:hAnsi="Times New Roman" w:cs="Times New Roman"/>
+          <w:b/>
+          <w:bCs/>
+          <w:sz w:val="28"/>
+          <w:szCs w:val="28"/>
+        </w:rPr>
+        <w:t xml:space="preserve">4. В чем отличие конструкций </w:t>
+      </w:r>
+      <w:proofErr w:type="spellStart"/>
+      <w:r>
+        <w:rPr>
+          <w:rFonts w:ascii="Times New Roman" w:hAnsi="Times New Roman" w:cs="Times New Roman"/>
+          <w:b/>
+          <w:bCs/>
+          <w:sz w:val="28"/>
+          <w:szCs w:val="28"/>
+        </w:rPr>
+        <w:t>include</w:t>
+      </w:r>
+      <w:proofErr w:type="spellEnd"/>
+      <w:r>
+        <w:rPr>
+          <w:rFonts w:ascii="Times New Roman" w:hAnsi="Times New Roman" w:cs="Times New Roman"/>
+          <w:b/>
+          <w:bCs/>
+          <w:sz w:val="28"/>
+          <w:szCs w:val="28"/>
+        </w:rPr>
+        <w:t xml:space="preserve"> и </w:t>
+      </w:r>
+      <w:proofErr w:type="spellStart"/>
+      <w:r>
+        <w:rPr>
+          <w:rFonts w:ascii="Times New Roman" w:hAnsi="Times New Roman" w:cs="Times New Roman"/>
+          <w:b/>
+          <w:bCs/>
+          <w:sz w:val="28"/>
+          <w:szCs w:val="28"/>
+        </w:rPr>
+        <w:t>include_once</w:t>
+      </w:r>
+      <w:proofErr w:type="spellEnd"/>
+      <w:r>
+        <w:rPr>
+          <w:rFonts w:ascii="Times New Roman" w:hAnsi="Times New Roman" w:cs="Times New Roman"/>
+          <w:b/>
+          <w:bCs/>
+          <w:sz w:val="28"/>
+          <w:szCs w:val="28"/>
+        </w:rPr>
+        <w:t>?</w:t>
       </w:r>
     </w:p>
     <w:p>
@@ -547,13 +791,23 @@
           <w:szCs w:val="28"/>
         </w:rPr>
       </w:pPr>
-      <w:r>
-        <w:rPr>
-          <w:rFonts w:ascii="Times New Roman" w:hAnsi="Times New Roman" w:cs="Times New Roman"/>
-          <w:sz w:val="28"/>
-          <w:szCs w:val="28"/>
-        </w:rPr>
-        <w:t>include подключает файл каждый раз, когда встречается инструкция, даже если он уже был подключён ранее.</w:t>
+      <w:proofErr w:type="spellStart"/>
+      <w:r>
+        <w:rPr>
+          <w:rFonts w:ascii="Times New Roman" w:hAnsi="Times New Roman" w:cs="Times New Roman"/>
+          <w:sz w:val="28"/>
+          <w:szCs w:val="28"/>
+        </w:rPr>
+        <w:t>include</w:t>
+      </w:r>
+      <w:proofErr w:type="spellEnd"/>
+      <w:r>
+        <w:rPr>
+          <w:rFonts w:ascii="Times New Roman" w:hAnsi="Times New Roman" w:cs="Times New Roman"/>
+          <w:sz w:val="28"/>
+          <w:szCs w:val="28"/>
+        </w:rPr>
+        <w:t> подключает файл каждый раз, когда встречается инструкция, даже если он уже был подключён ранее.</w:t>
       </w:r>
     </w:p>
     <w:p>
@@ -570,13 +824,41 @@
           <w:szCs w:val="28"/>
         </w:rPr>
       </w:pPr>
-      <w:r>
-        <w:rPr>
-          <w:rFonts w:ascii="Times New Roman" w:hAnsi="Times New Roman" w:cs="Times New Roman"/>
-          <w:sz w:val="28"/>
-          <w:szCs w:val="28"/>
-        </w:rPr>
-        <w:t>include_once проверяет, был ли уже подключён данный файл, и если да – не подключает его повторно, предотвращая повторное объявление функций/классов.</w:t>
+      <w:proofErr w:type="spellStart"/>
+      <w:r>
+        <w:rPr>
+          <w:rFonts w:ascii="Times New Roman" w:hAnsi="Times New Roman" w:cs="Times New Roman"/>
+          <w:sz w:val="28"/>
+          <w:szCs w:val="28"/>
+        </w:rPr>
+        <w:t>include_once</w:t>
+      </w:r>
+      <w:proofErr w:type="spellEnd"/>
+      <w:r>
+        <w:rPr>
+          <w:rFonts w:ascii="Times New Roman" w:hAnsi="Times New Roman" w:cs="Times New Roman"/>
+          <w:sz w:val="28"/>
+          <w:szCs w:val="28"/>
+        </w:rPr>
+        <w:t xml:space="preserve"> проверяет, был ли уже подключён данный файл, </w:t>
+      </w:r>
+      <w:proofErr w:type="gramStart"/>
+      <w:r>
+        <w:rPr>
+          <w:rFonts w:ascii="Times New Roman" w:hAnsi="Times New Roman" w:cs="Times New Roman"/>
+          <w:sz w:val="28"/>
+          <w:szCs w:val="28"/>
+        </w:rPr>
+        <w:t>и</w:t>
+      </w:r>
+      <w:proofErr w:type="gramEnd"/>
+      <w:r>
+        <w:rPr>
+          <w:rFonts w:ascii="Times New Roman" w:hAnsi="Times New Roman" w:cs="Times New Roman"/>
+          <w:sz w:val="28"/>
+          <w:szCs w:val="28"/>
+        </w:rPr>
+        <w:t xml:space="preserve"> если да – не подключает его повторно, предотвращая повторное объявление функций/классов.</w:t>
       </w:r>
     </w:p>
     <w:p>
@@ -600,26 +882,106 @@
           <w:szCs w:val="28"/>
         </w:rPr>
         <w:lastRenderedPageBreak/>
-        <w:t>5. В чем отличие конструкций require и require_once?</w:t>
-      </w:r>
-    </w:p>
-    <w:p>
-      <w:pPr>
-        <w:spacing w:after="0" w:line="360" w:lineRule="auto"/>
-        <w:jc w:val="both"/>
-        <w:rPr>
-          <w:rFonts w:ascii="Times New Roman" w:hAnsi="Times New Roman" w:cs="Times New Roman"/>
-          <w:sz w:val="28"/>
-          <w:szCs w:val="28"/>
-        </w:rPr>
-      </w:pPr>
-      <w:r>
-        <w:rPr>
-          <w:rFonts w:ascii="Times New Roman" w:hAnsi="Times New Roman" w:cs="Times New Roman"/>
-          <w:sz w:val="28"/>
-          <w:szCs w:val="28"/>
-        </w:rPr>
-        <w:t>Аналогично п. 4: require_once гарантирует однократное подключение файла, а require подключает каждый раз при вызове (что может привести к фатальной ошибке из-за повторного объявления).</w:t>
+        <w:t xml:space="preserve">5. В чем отличие конструкций </w:t>
+      </w:r>
+      <w:proofErr w:type="spellStart"/>
+      <w:r>
+        <w:rPr>
+          <w:rFonts w:ascii="Times New Roman" w:hAnsi="Times New Roman" w:cs="Times New Roman"/>
+          <w:b/>
+          <w:bCs/>
+          <w:sz w:val="28"/>
+          <w:szCs w:val="28"/>
+        </w:rPr>
+        <w:t>require</w:t>
+      </w:r>
+      <w:proofErr w:type="spellEnd"/>
+      <w:r>
+        <w:rPr>
+          <w:rFonts w:ascii="Times New Roman" w:hAnsi="Times New Roman" w:cs="Times New Roman"/>
+          <w:b/>
+          <w:bCs/>
+          <w:sz w:val="28"/>
+          <w:szCs w:val="28"/>
+        </w:rPr>
+        <w:t xml:space="preserve"> и </w:t>
+      </w:r>
+      <w:proofErr w:type="spellStart"/>
+      <w:r>
+        <w:rPr>
+          <w:rFonts w:ascii="Times New Roman" w:hAnsi="Times New Roman" w:cs="Times New Roman"/>
+          <w:b/>
+          <w:bCs/>
+          <w:sz w:val="28"/>
+          <w:szCs w:val="28"/>
+        </w:rPr>
+        <w:t>require_once</w:t>
+      </w:r>
+      <w:proofErr w:type="spellEnd"/>
+      <w:r>
+        <w:rPr>
+          <w:rFonts w:ascii="Times New Roman" w:hAnsi="Times New Roman" w:cs="Times New Roman"/>
+          <w:b/>
+          <w:bCs/>
+          <w:sz w:val="28"/>
+          <w:szCs w:val="28"/>
+        </w:rPr>
+        <w:t>?</w:t>
+      </w:r>
+    </w:p>
+    <w:p>
+      <w:pPr>
+        <w:spacing w:after="0" w:line="360" w:lineRule="auto"/>
+        <w:jc w:val="both"/>
+        <w:rPr>
+          <w:rFonts w:ascii="Times New Roman" w:hAnsi="Times New Roman" w:cs="Times New Roman"/>
+          <w:sz w:val="28"/>
+          <w:szCs w:val="28"/>
+        </w:rPr>
+      </w:pPr>
+      <w:r>
+        <w:rPr>
+          <w:rFonts w:ascii="Times New Roman" w:hAnsi="Times New Roman" w:cs="Times New Roman"/>
+          <w:sz w:val="28"/>
+          <w:szCs w:val="28"/>
+        </w:rPr>
+        <w:t>Аналогично п. 4: </w:t>
+      </w:r>
+      <w:proofErr w:type="spellStart"/>
+      <w:r>
+        <w:rPr>
+          <w:rFonts w:ascii="Times New Roman" w:hAnsi="Times New Roman" w:cs="Times New Roman"/>
+          <w:sz w:val="28"/>
+          <w:szCs w:val="28"/>
+        </w:rPr>
+        <w:t>require_once</w:t>
+      </w:r>
+      <w:proofErr w:type="spellEnd"/>
+      <w:r>
+        <w:rPr>
+          <w:rFonts w:ascii="Times New Roman" w:hAnsi="Times New Roman" w:cs="Times New Roman"/>
+          <w:sz w:val="28"/>
+          <w:szCs w:val="28"/>
+        </w:rPr>
+        <w:t> гарантирует однократное подключение файла, а </w:t>
+      </w:r>
+      <w:proofErr w:type="spellStart"/>
+      <w:r>
+        <w:rPr>
+          <w:rFonts w:ascii="Times New Roman" w:hAnsi="Times New Roman" w:cs="Times New Roman"/>
+          <w:sz w:val="28"/>
+          <w:szCs w:val="28"/>
+        </w:rPr>
+        <w:t>require</w:t>
+      </w:r>
+      <w:proofErr w:type="spellEnd"/>
+      <w:r>
+        <w:rPr>
+          <w:rFonts w:ascii="Times New Roman" w:hAnsi="Times New Roman" w:cs="Times New Roman"/>
+          <w:sz w:val="28"/>
+          <w:szCs w:val="28"/>
+        </w:rPr>
+        <w:t> подключает каждый раз при вызове (что может привести к фатальной ошибке из-за повторного объявления).</w:t>
       </w:r>
     </w:p>
     <w:p>
@@ -671,7 +1033,61 @@
           <w:sz w:val="28"/>
           <w:szCs w:val="28"/>
         </w:rPr>
-        <w:t> (Structured Query Language) – язык структурированных запросов, используемый для управления данными в реляционных базах данных (создание, чтение, обновление, удаление). Поддерживается большинством СУБД (MySQL, PostgreSQL и др.).</w:t>
+        <w:t> (</w:t>
+      </w:r>
+      <w:proofErr w:type="spellStart"/>
+      <w:r>
+        <w:rPr>
+          <w:rFonts w:ascii="Times New Roman" w:hAnsi="Times New Roman" w:cs="Times New Roman"/>
+          <w:sz w:val="28"/>
+          <w:szCs w:val="28"/>
+        </w:rPr>
+        <w:t>Structured</w:t>
+      </w:r>
+      <w:proofErr w:type="spellEnd"/>
+      <w:r>
+        <w:rPr>
+          <w:rFonts w:ascii="Times New Roman" w:hAnsi="Times New Roman" w:cs="Times New Roman"/>
+          <w:sz w:val="28"/>
+          <w:szCs w:val="28"/>
+        </w:rPr>
+        <w:t xml:space="preserve"> </w:t>
+      </w:r>
+      <w:proofErr w:type="spellStart"/>
+      <w:r>
+        <w:rPr>
+          <w:rFonts w:ascii="Times New Roman" w:hAnsi="Times New Roman" w:cs="Times New Roman"/>
+          <w:sz w:val="28"/>
+          <w:szCs w:val="28"/>
+        </w:rPr>
+        <w:t>Query</w:t>
+      </w:r>
+      <w:proofErr w:type="spellEnd"/>
+      <w:r>
+        <w:rPr>
+          <w:rFonts w:ascii="Times New Roman" w:hAnsi="Times New Roman" w:cs="Times New Roman"/>
+          <w:sz w:val="28"/>
+          <w:szCs w:val="28"/>
+        </w:rPr>
+        <w:t xml:space="preserve"> Language) – язык структурированных запросов, используемый для управления данными в реляционных базах данных (создание, чтение, обновление, удаление). Поддерживается большинством СУБД (MySQL, </w:t>
+      </w:r>
+      <w:proofErr w:type="spellStart"/>
+      <w:r>
+        <w:rPr>
+          <w:rFonts w:ascii="Times New Roman" w:hAnsi="Times New Roman" w:cs="Times New Roman"/>
+          <w:sz w:val="28"/>
+          <w:szCs w:val="28"/>
+        </w:rPr>
+        <w:t>PostgreSQL</w:t>
+      </w:r>
+      <w:proofErr w:type="spellEnd"/>
+      <w:r>
+        <w:rPr>
+          <w:rFonts w:ascii="Times New Roman" w:hAnsi="Times New Roman" w:cs="Times New Roman"/>
+          <w:sz w:val="28"/>
+          <w:szCs w:val="28"/>
+        </w:rPr>
+        <w:t xml:space="preserve"> и др.).</w:t>
       </w:r>
     </w:p>
     <w:p>
@@ -916,7 +1332,25 @@
           <w:sz w:val="28"/>
           <w:szCs w:val="28"/>
         </w:rPr>
-        <w:t>INSERT INTO table VALUES (val1, val2, …); – вставка одной записи со значениями для всех столбцов (в порядке их определения).</w:t>
+        <w:t xml:space="preserve">INSERT INTO </w:t>
+      </w:r>
+      <w:proofErr w:type="spellStart"/>
+      <w:r>
+        <w:rPr>
+          <w:rFonts w:ascii="Times New Roman" w:hAnsi="Times New Roman" w:cs="Times New Roman"/>
+          <w:sz w:val="28"/>
+          <w:szCs w:val="28"/>
+        </w:rPr>
+        <w:t>table</w:t>
+      </w:r>
+      <w:proofErr w:type="spellEnd"/>
+      <w:r>
+        <w:rPr>
+          <w:rFonts w:ascii="Times New Roman" w:hAnsi="Times New Roman" w:cs="Times New Roman"/>
+          <w:sz w:val="28"/>
+          <w:szCs w:val="28"/>
+        </w:rPr>
+        <w:t xml:space="preserve"> VALUES (val1, val2, …); – вставка одной записи со значениями для всех столбцов (в порядке их определения).</w:t>
       </w:r>
     </w:p>
     <w:p>
@@ -939,7 +1373,25 @@
           <w:sz w:val="28"/>
           <w:szCs w:val="28"/>
         </w:rPr>
-        <w:t>INSERT INTO table (col1, col2) VALUES (val1, val2); – явное указание столбцов и их значений.</w:t>
+        <w:t xml:space="preserve">INSERT INTO </w:t>
+      </w:r>
+      <w:proofErr w:type="spellStart"/>
+      <w:r>
+        <w:rPr>
+          <w:rFonts w:ascii="Times New Roman" w:hAnsi="Times New Roman" w:cs="Times New Roman"/>
+          <w:sz w:val="28"/>
+          <w:szCs w:val="28"/>
+        </w:rPr>
+        <w:t>table</w:t>
+      </w:r>
+      <w:proofErr w:type="spellEnd"/>
+      <w:r>
+        <w:rPr>
+          <w:rFonts w:ascii="Times New Roman" w:hAnsi="Times New Roman" w:cs="Times New Roman"/>
+          <w:sz w:val="28"/>
+          <w:szCs w:val="28"/>
+        </w:rPr>
+        <w:t xml:space="preserve"> (col1, col2) VALUES (val1, val2); – явное указание столбцов и их значений.</w:t>
       </w:r>
     </w:p>
     <w:p>
@@ -962,7 +1414,25 @@
           <w:sz w:val="28"/>
           <w:szCs w:val="28"/>
         </w:rPr>
-        <w:t>INSERT INTO table VALUES (…), (…), …; – множественная вставка.</w:t>
+        <w:t xml:space="preserve">INSERT INTO </w:t>
+      </w:r>
+      <w:proofErr w:type="spellStart"/>
+      <w:r>
+        <w:rPr>
+          <w:rFonts w:ascii="Times New Roman" w:hAnsi="Times New Roman" w:cs="Times New Roman"/>
+          <w:sz w:val="28"/>
+          <w:szCs w:val="28"/>
+        </w:rPr>
+        <w:t>table</w:t>
+      </w:r>
+      <w:proofErr w:type="spellEnd"/>
+      <w:r>
+        <w:rPr>
+          <w:rFonts w:ascii="Times New Roman" w:hAnsi="Times New Roman" w:cs="Times New Roman"/>
+          <w:sz w:val="28"/>
+          <w:szCs w:val="28"/>
+        </w:rPr>
+        <w:t xml:space="preserve"> VALUES (…), (…), …; – множественная вставка.</w:t>
       </w:r>
     </w:p>
     <w:p>
@@ -1107,7 +1577,47 @@
           <w:szCs w:val="28"/>
           <w:lang w:val="en-US"/>
         </w:rPr>
-        <w:t xml:space="preserve"> INSERT INTO table (col1, col2) SELECT colA, colB FROM another WHERE .... </w:t>
+        <w:t xml:space="preserve"> INSERT INTO table (col1, col2) SELECT </w:t>
+      </w:r>
+      <w:proofErr w:type="spellStart"/>
+      <w:r>
+        <w:rPr>
+          <w:rFonts w:ascii="Times New Roman" w:hAnsi="Times New Roman" w:cs="Times New Roman"/>
+          <w:sz w:val="28"/>
+          <w:szCs w:val="28"/>
+          <w:lang w:val="en-US"/>
+        </w:rPr>
+        <w:t>colA</w:t>
+      </w:r>
+      <w:proofErr w:type="spellEnd"/>
+      <w:r>
+        <w:rPr>
+          <w:rFonts w:ascii="Times New Roman" w:hAnsi="Times New Roman" w:cs="Times New Roman"/>
+          <w:sz w:val="28"/>
+          <w:szCs w:val="28"/>
+          <w:lang w:val="en-US"/>
+        </w:rPr>
+        <w:t xml:space="preserve">, </w:t>
+      </w:r>
+      <w:proofErr w:type="spellStart"/>
+      <w:r>
+        <w:rPr>
+          <w:rFonts w:ascii="Times New Roman" w:hAnsi="Times New Roman" w:cs="Times New Roman"/>
+          <w:sz w:val="28"/>
+          <w:szCs w:val="28"/>
+          <w:lang w:val="en-US"/>
+        </w:rPr>
+        <w:t>colB</w:t>
+      </w:r>
+      <w:proofErr w:type="spellEnd"/>
+      <w:r>
+        <w:rPr>
+          <w:rFonts w:ascii="Times New Roman" w:hAnsi="Times New Roman" w:cs="Times New Roman"/>
+          <w:sz w:val="28"/>
+          <w:szCs w:val="28"/>
+          <w:lang w:val="en-US"/>
+        </w:rPr>
+        <w:t xml:space="preserve"> FROM another WHERE .... </w:t>
       </w:r>
       <w:r>
         <w:rPr>
@@ -1181,6 +1691,7 @@
           <w:lang w:val="en-US"/>
         </w:rPr>
       </w:pPr>
+      <w:proofErr w:type="spellStart"/>
       <w:r>
         <w:rPr>
           <w:rFonts w:ascii="Times New Roman" w:hAnsi="Times New Roman" w:cs="Times New Roman"/>
@@ -1190,6 +1701,7 @@
         </w:rPr>
         <w:t>sql</w:t>
       </w:r>
+      <w:proofErr w:type="spellEnd"/>
     </w:p>
     <w:p>
       <w:pPr>
@@ -1311,7 +1823,25 @@
           <w:sz w:val="28"/>
           <w:szCs w:val="28"/>
         </w:rPr>
-        <w:t>SELECT * FROM table; – все поля и все записи.</w:t>
+        <w:t xml:space="preserve">SELECT * FROM </w:t>
+      </w:r>
+      <w:proofErr w:type="spellStart"/>
+      <w:r>
+        <w:rPr>
+          <w:rFonts w:ascii="Times New Roman" w:hAnsi="Times New Roman" w:cs="Times New Roman"/>
+          <w:sz w:val="28"/>
+          <w:szCs w:val="28"/>
+        </w:rPr>
+        <w:t>table</w:t>
+      </w:r>
+      <w:proofErr w:type="spellEnd"/>
+      <w:r>
+        <w:rPr>
+          <w:rFonts w:ascii="Times New Roman" w:hAnsi="Times New Roman" w:cs="Times New Roman"/>
+          <w:sz w:val="28"/>
+          <w:szCs w:val="28"/>
+        </w:rPr>
+        <w:t>; – все поля и все записи.</w:t>
       </w:r>
     </w:p>
     <w:p>
@@ -1334,7 +1864,25 @@
           <w:sz w:val="28"/>
           <w:szCs w:val="28"/>
         </w:rPr>
-        <w:t>SELECT col1, col2 FROM table; – только указанные поля.</w:t>
+        <w:t xml:space="preserve">SELECT col1, col2 FROM </w:t>
+      </w:r>
+      <w:proofErr w:type="spellStart"/>
+      <w:r>
+        <w:rPr>
+          <w:rFonts w:ascii="Times New Roman" w:hAnsi="Times New Roman" w:cs="Times New Roman"/>
+          <w:sz w:val="28"/>
+          <w:szCs w:val="28"/>
+        </w:rPr>
+        <w:t>table</w:t>
+      </w:r>
+      <w:proofErr w:type="spellEnd"/>
+      <w:r>
+        <w:rPr>
+          <w:rFonts w:ascii="Times New Roman" w:hAnsi="Times New Roman" w:cs="Times New Roman"/>
+          <w:sz w:val="28"/>
+          <w:szCs w:val="28"/>
+        </w:rPr>
+        <w:t>; – только указанные поля.</w:t>
       </w:r>
     </w:p>
     <w:p>
@@ -1586,7 +2134,25 @@
           <w:sz w:val="28"/>
           <w:szCs w:val="28"/>
         </w:rPr>
-        <w:t>Задаётся ключевым словом WHERE. Может содержать сравнения (=, &gt;, &lt;, &lt;&gt;), логические операторы (AND, OR, NOT), проверки на NULL (IS NULL, IS NOT NULL), а также операторы IN, BETWEEN, LIKE (для строк).</w:t>
+        <w:t>Задаётся ключевым словом WHERE. Может содержать сравнения (=</w:t>
+      </w:r>
+      <w:proofErr w:type="gramStart"/>
+      <w:r>
+        <w:rPr>
+          <w:rFonts w:ascii="Times New Roman" w:hAnsi="Times New Roman" w:cs="Times New Roman"/>
+          <w:sz w:val="28"/>
+          <w:szCs w:val="28"/>
+        </w:rPr>
+        <w:t>, &gt;</w:t>
+      </w:r>
+      <w:proofErr w:type="gramEnd"/>
+      <w:r>
+        <w:rPr>
+          <w:rFonts w:ascii="Times New Roman" w:hAnsi="Times New Roman" w:cs="Times New Roman"/>
+          <w:sz w:val="28"/>
+          <w:szCs w:val="28"/>
+        </w:rPr>
+        <w:t>, &lt;, &lt;&gt;), логические операторы (AND, OR, NOT), проверки на NULL (IS NULL, IS NOT NULL), а также операторы IN, BETWEEN, LIKE (для строк).</w:t>
       </w:r>
     </w:p>
     <w:p>
@@ -1661,7 +2227,27 @@
           <w:szCs w:val="28"/>
           <w:lang w:val="en-US"/>
         </w:rPr>
-        <w:t>: COUNT(), SUM(), AVG(), MAX(), MIN().</w:t>
+        <w:t>: </w:t>
+      </w:r>
+      <w:proofErr w:type="gramStart"/>
+      <w:r>
+        <w:rPr>
+          <w:rFonts w:ascii="Times New Roman" w:hAnsi="Times New Roman" w:cs="Times New Roman"/>
+          <w:sz w:val="28"/>
+          <w:szCs w:val="28"/>
+          <w:lang w:val="en-US"/>
+        </w:rPr>
+        <w:t>COUNT(</w:t>
+      </w:r>
+      <w:proofErr w:type="gramEnd"/>
+      <w:r>
+        <w:rPr>
+          <w:rFonts w:ascii="Times New Roman" w:hAnsi="Times New Roman" w:cs="Times New Roman"/>
+          <w:sz w:val="28"/>
+          <w:szCs w:val="28"/>
+          <w:lang w:val="en-US"/>
+        </w:rPr>
+        <w:t>), SUM(), AVG(), MAX(), MIN().</w:t>
       </w:r>
     </w:p>
     <w:p>
@@ -1684,7 +2270,25 @@
           <w:sz w:val="28"/>
           <w:szCs w:val="28"/>
         </w:rPr>
-        <w:t>Строковые: CONCAT(), SUBSTRING(), LENGTH().</w:t>
+        <w:t>Строковые: </w:t>
+      </w:r>
+      <w:proofErr w:type="gramStart"/>
+      <w:r>
+        <w:rPr>
+          <w:rFonts w:ascii="Times New Roman" w:hAnsi="Times New Roman" w:cs="Times New Roman"/>
+          <w:sz w:val="28"/>
+          <w:szCs w:val="28"/>
+        </w:rPr>
+        <w:t>CONCAT(</w:t>
+      </w:r>
+      <w:proofErr w:type="gramEnd"/>
+      <w:r>
+        <w:rPr>
+          <w:rFonts w:ascii="Times New Roman" w:hAnsi="Times New Roman" w:cs="Times New Roman"/>
+          <w:sz w:val="28"/>
+          <w:szCs w:val="28"/>
+        </w:rPr>
+        <w:t>), SUBSTRING(), LENGTH().</w:t>
       </w:r>
     </w:p>
     <w:p>
@@ -1707,7 +2311,25 @@
           <w:sz w:val="28"/>
           <w:szCs w:val="28"/>
         </w:rPr>
-        <w:t>Математические: ROUND(), CEIL(), FLOOR().</w:t>
+        <w:t>Математические: </w:t>
+      </w:r>
+      <w:proofErr w:type="gramStart"/>
+      <w:r>
+        <w:rPr>
+          <w:rFonts w:ascii="Times New Roman" w:hAnsi="Times New Roman" w:cs="Times New Roman"/>
+          <w:sz w:val="28"/>
+          <w:szCs w:val="28"/>
+        </w:rPr>
+        <w:t>ROUND(</w:t>
+      </w:r>
+      <w:proofErr w:type="gramEnd"/>
+      <w:r>
+        <w:rPr>
+          <w:rFonts w:ascii="Times New Roman" w:hAnsi="Times New Roman" w:cs="Times New Roman"/>
+          <w:sz w:val="28"/>
+          <w:szCs w:val="28"/>
+        </w:rPr>
+        <w:t>), CEIL(), FLOOR().</w:t>
       </w:r>
     </w:p>
     <w:p>
@@ -1730,7 +2352,25 @@
           <w:sz w:val="28"/>
           <w:szCs w:val="28"/>
         </w:rPr>
-        <w:t>Функции даты/времени: NOW(), YEAR(), DATE_ADD().</w:t>
+        <w:t>Функции даты/времени: </w:t>
+      </w:r>
+      <w:proofErr w:type="gramStart"/>
+      <w:r>
+        <w:rPr>
+          <w:rFonts w:ascii="Times New Roman" w:hAnsi="Times New Roman" w:cs="Times New Roman"/>
+          <w:sz w:val="28"/>
+          <w:szCs w:val="28"/>
+        </w:rPr>
+        <w:t>NOW(</w:t>
+      </w:r>
+      <w:proofErr w:type="gramEnd"/>
+      <w:r>
+        <w:rPr>
+          <w:rFonts w:ascii="Times New Roman" w:hAnsi="Times New Roman" w:cs="Times New Roman"/>
+          <w:sz w:val="28"/>
+          <w:szCs w:val="28"/>
+        </w:rPr>
+        <w:t>), YEAR(), DATE_ADD().</w:t>
       </w:r>
     </w:p>
     <w:p>
@@ -1991,7 +2631,43 @@
           <w:sz w:val="28"/>
           <w:szCs w:val="28"/>
         </w:rPr>
-        <w:t>Используется LIMIT [offset,] count. Параметры:</w:t>
+        <w:t>Используется LIMIT [</w:t>
+      </w:r>
+      <w:proofErr w:type="spellStart"/>
+      <w:r>
+        <w:rPr>
+          <w:rFonts w:ascii="Times New Roman" w:hAnsi="Times New Roman" w:cs="Times New Roman"/>
+          <w:sz w:val="28"/>
+          <w:szCs w:val="28"/>
+        </w:rPr>
+        <w:t>offset</w:t>
+      </w:r>
+      <w:proofErr w:type="spellEnd"/>
+      <w:r>
+        <w:rPr>
+          <w:rFonts w:ascii="Times New Roman" w:hAnsi="Times New Roman" w:cs="Times New Roman"/>
+          <w:sz w:val="28"/>
+          <w:szCs w:val="28"/>
+        </w:rPr>
+        <w:t xml:space="preserve">,] </w:t>
+      </w:r>
+      <w:proofErr w:type="spellStart"/>
+      <w:r>
+        <w:rPr>
+          <w:rFonts w:ascii="Times New Roman" w:hAnsi="Times New Roman" w:cs="Times New Roman"/>
+          <w:sz w:val="28"/>
+          <w:szCs w:val="28"/>
+        </w:rPr>
+        <w:t>count</w:t>
+      </w:r>
+      <w:proofErr w:type="spellEnd"/>
+      <w:r>
+        <w:rPr>
+          <w:rFonts w:ascii="Times New Roman" w:hAnsi="Times New Roman" w:cs="Times New Roman"/>
+          <w:sz w:val="28"/>
+          <w:szCs w:val="28"/>
+        </w:rPr>
+        <w:t>. Параметры:</w:t>
       </w:r>
     </w:p>
     <w:p>
@@ -2008,13 +2684,23 @@
           <w:szCs w:val="28"/>
         </w:rPr>
       </w:pPr>
-      <w:r>
-        <w:rPr>
-          <w:rFonts w:ascii="Times New Roman" w:hAnsi="Times New Roman" w:cs="Times New Roman"/>
-          <w:sz w:val="28"/>
-          <w:szCs w:val="28"/>
-        </w:rPr>
-        <w:t>count – максимальное количество возвращаемых строк.</w:t>
+      <w:proofErr w:type="spellStart"/>
+      <w:r>
+        <w:rPr>
+          <w:rFonts w:ascii="Times New Roman" w:hAnsi="Times New Roman" w:cs="Times New Roman"/>
+          <w:sz w:val="28"/>
+          <w:szCs w:val="28"/>
+        </w:rPr>
+        <w:t>count</w:t>
+      </w:r>
+      <w:proofErr w:type="spellEnd"/>
+      <w:r>
+        <w:rPr>
+          <w:rFonts w:ascii="Times New Roman" w:hAnsi="Times New Roman" w:cs="Times New Roman"/>
+          <w:sz w:val="28"/>
+          <w:szCs w:val="28"/>
+        </w:rPr>
+        <w:t> – максимальное количество возвращаемых строк.</w:t>
       </w:r>
     </w:p>
     <w:p>
@@ -2031,13 +2717,23 @@
           <w:szCs w:val="28"/>
         </w:rPr>
       </w:pPr>
-      <w:r>
-        <w:rPr>
-          <w:rFonts w:ascii="Times New Roman" w:hAnsi="Times New Roman" w:cs="Times New Roman"/>
-          <w:sz w:val="28"/>
-          <w:szCs w:val="28"/>
-        </w:rPr>
-        <w:t>offset – количество пропускаемых строк (необязателен, по умолчанию 0).</w:t>
+      <w:proofErr w:type="spellStart"/>
+      <w:r>
+        <w:rPr>
+          <w:rFonts w:ascii="Times New Roman" w:hAnsi="Times New Roman" w:cs="Times New Roman"/>
+          <w:sz w:val="28"/>
+          <w:szCs w:val="28"/>
+        </w:rPr>
+        <w:t>offset</w:t>
+      </w:r>
+      <w:proofErr w:type="spellEnd"/>
+      <w:r>
+        <w:rPr>
+          <w:rFonts w:ascii="Times New Roman" w:hAnsi="Times New Roman" w:cs="Times New Roman"/>
+          <w:sz w:val="28"/>
+          <w:szCs w:val="28"/>
+        </w:rPr>
+        <w:t> – количество пропускаемых строк (необязателен, по умолчанию 0).</w:t>
       </w:r>
       <w:r>
         <w:rPr>
@@ -2097,7 +2793,27 @@
           <w:szCs w:val="28"/>
           <w:lang w:val="en-US"/>
         </w:rPr>
-        <w:t xml:space="preserve">: SELECT name AS fullname FROM users. </w:t>
+        <w:t xml:space="preserve">: SELECT name AS </w:t>
+      </w:r>
+      <w:proofErr w:type="spellStart"/>
+      <w:r>
+        <w:rPr>
+          <w:rFonts w:ascii="Times New Roman" w:hAnsi="Times New Roman" w:cs="Times New Roman"/>
+          <w:sz w:val="28"/>
+          <w:szCs w:val="28"/>
+          <w:lang w:val="en-US"/>
+        </w:rPr>
+        <w:t>fullname</w:t>
+      </w:r>
+      <w:proofErr w:type="spellEnd"/>
+      <w:r>
+        <w:rPr>
+          <w:rFonts w:ascii="Times New Roman" w:hAnsi="Times New Roman" w:cs="Times New Roman"/>
+          <w:sz w:val="28"/>
+          <w:szCs w:val="28"/>
+          <w:lang w:val="en-US"/>
+        </w:rPr>
+        <w:t xml:space="preserve"> FROM users. </w:t>
       </w:r>
       <w:r>
         <w:rPr>
@@ -2128,19 +2844,9 @@
           <w:sz w:val="28"/>
           <w:szCs w:val="28"/>
         </w:rPr>
-        <w:t>19. Расширение MySQLi – назначение и способ применения?</w:t>
-      </w:r>
-    </w:p>
-    <w:p>
-      <w:pPr>
-        <w:spacing w:after="0" w:line="360" w:lineRule="auto"/>
-        <w:jc w:val="both"/>
-        <w:rPr>
-          <w:rFonts w:ascii="Times New Roman" w:hAnsi="Times New Roman" w:cs="Times New Roman"/>
-          <w:sz w:val="28"/>
-          <w:szCs w:val="28"/>
-        </w:rPr>
-      </w:pPr>
+        <w:t xml:space="preserve">19. Расширение </w:t>
+      </w:r>
+      <w:proofErr w:type="spellStart"/>
       <w:r>
         <w:rPr>
           <w:rFonts w:ascii="Times New Roman" w:hAnsi="Times New Roman" w:cs="Times New Roman"/>
@@ -2151,25 +2857,78 @@
         </w:rPr>
         <w:t>MySQLi</w:t>
       </w:r>
-      <w:r>
-        <w:rPr>
-          <w:rFonts w:ascii="Times New Roman" w:hAnsi="Times New Roman" w:cs="Times New Roman"/>
-          <w:sz w:val="28"/>
-          <w:szCs w:val="28"/>
-        </w:rPr>
-        <w:t> (MySQL improved) – расширение PHP для работы с сервером MySQL. Поддерживает как процедурный, так и объектно-ориентированный стиль. Позволяет выполнять запросы, использовать подготовленные выражения, транзакции. Пример подключения:</w:t>
-      </w:r>
-    </w:p>
-    <w:p>
-      <w:pPr>
-        <w:spacing w:after="0" w:line="360" w:lineRule="auto"/>
-        <w:jc w:val="both"/>
-        <w:rPr>
-          <w:rFonts w:ascii="Times New Roman" w:hAnsi="Times New Roman" w:cs="Times New Roman"/>
-          <w:sz w:val="28"/>
-          <w:szCs w:val="28"/>
-        </w:rPr>
-      </w:pPr>
+      <w:proofErr w:type="spellEnd"/>
+      <w:r>
+        <w:rPr>
+          <w:rFonts w:ascii="Times New Roman" w:hAnsi="Times New Roman" w:cs="Times New Roman"/>
+          <w:b/>
+          <w:bCs/>
+          <w:sz w:val="28"/>
+          <w:szCs w:val="28"/>
+        </w:rPr>
+        <w:t xml:space="preserve"> – назначение и способ применения?</w:t>
+      </w:r>
+    </w:p>
+    <w:p>
+      <w:pPr>
+        <w:spacing w:after="0" w:line="360" w:lineRule="auto"/>
+        <w:jc w:val="both"/>
+        <w:rPr>
+          <w:rFonts w:ascii="Times New Roman" w:hAnsi="Times New Roman" w:cs="Times New Roman"/>
+          <w:sz w:val="28"/>
+          <w:szCs w:val="28"/>
+        </w:rPr>
+      </w:pPr>
+      <w:proofErr w:type="spellStart"/>
+      <w:r>
+        <w:rPr>
+          <w:rFonts w:ascii="Times New Roman" w:hAnsi="Times New Roman" w:cs="Times New Roman"/>
+          <w:b/>
+          <w:bCs/>
+          <w:sz w:val="28"/>
+          <w:szCs w:val="28"/>
+        </w:rPr>
+        <w:t>MySQLi</w:t>
+      </w:r>
+      <w:proofErr w:type="spellEnd"/>
+      <w:r>
+        <w:rPr>
+          <w:rFonts w:ascii="Times New Roman" w:hAnsi="Times New Roman" w:cs="Times New Roman"/>
+          <w:sz w:val="28"/>
+          <w:szCs w:val="28"/>
+        </w:rPr>
+        <w:t xml:space="preserve"> (MySQL </w:t>
+      </w:r>
+      <w:proofErr w:type="spellStart"/>
+      <w:r>
+        <w:rPr>
+          <w:rFonts w:ascii="Times New Roman" w:hAnsi="Times New Roman" w:cs="Times New Roman"/>
+          <w:sz w:val="28"/>
+          <w:szCs w:val="28"/>
+        </w:rPr>
+        <w:t>improved</w:t>
+      </w:r>
+      <w:proofErr w:type="spellEnd"/>
+      <w:r>
+        <w:rPr>
+          <w:rFonts w:ascii="Times New Roman" w:hAnsi="Times New Roman" w:cs="Times New Roman"/>
+          <w:sz w:val="28"/>
+          <w:szCs w:val="28"/>
+        </w:rPr>
+        <w:t>) – расширение PHP для работы с сервером MySQL. Поддерживает как процедурный, так и объектно-ориентированный стиль. Позволяет выполнять запросы, использовать подготовленные выражения, транзакции. Пример подключения:</w:t>
+      </w:r>
+    </w:p>
+    <w:p>
+      <w:pPr>
+        <w:spacing w:after="0" w:line="360" w:lineRule="auto"/>
+        <w:jc w:val="both"/>
+        <w:rPr>
+          <w:rFonts w:ascii="Times New Roman" w:hAnsi="Times New Roman" w:cs="Times New Roman"/>
+          <w:sz w:val="28"/>
+          <w:szCs w:val="28"/>
+        </w:rPr>
+      </w:pPr>
+      <w:proofErr w:type="spellStart"/>
       <w:r>
         <w:rPr>
           <w:rFonts w:ascii="Times New Roman" w:hAnsi="Times New Roman" w:cs="Times New Roman"/>
@@ -2178,46 +2937,178 @@
         </w:rPr>
         <w:t>php</w:t>
       </w:r>
-    </w:p>
-    <w:p>
-      <w:pPr>
-        <w:spacing w:after="0" w:line="360" w:lineRule="auto"/>
-        <w:jc w:val="both"/>
-        <w:rPr>
-          <w:rFonts w:ascii="Times New Roman" w:hAnsi="Times New Roman" w:cs="Times New Roman"/>
-          <w:sz w:val="28"/>
-          <w:szCs w:val="28"/>
-          <w:lang w:val="en-US"/>
-        </w:rPr>
-      </w:pPr>
-      <w:r>
-        <w:rPr>
-          <w:rFonts w:ascii="Times New Roman" w:hAnsi="Times New Roman" w:cs="Times New Roman"/>
-          <w:sz w:val="28"/>
-          <w:szCs w:val="28"/>
-          <w:lang w:val="en-US"/>
+      <w:proofErr w:type="spellEnd"/>
+    </w:p>
+    <w:p>
+      <w:pPr>
+        <w:spacing w:after="0" w:line="360" w:lineRule="auto"/>
+        <w:jc w:val="both"/>
+        <w:rPr>
+          <w:rFonts w:ascii="Times New Roman" w:hAnsi="Times New Roman" w:cs="Times New Roman"/>
+          <w:sz w:val="28"/>
+          <w:szCs w:val="28"/>
+        </w:rPr>
+      </w:pPr>
+      <w:r>
+        <w:rPr>
+          <w:rFonts w:ascii="Times New Roman" w:hAnsi="Times New Roman" w:cs="Times New Roman"/>
+          <w:sz w:val="28"/>
+          <w:szCs w:val="28"/>
         </w:rPr>
         <w:lastRenderedPageBreak/>
-        <w:t>$mysqli = mysqli_connect('host', 'user', 'pass', 'db');</w:t>
-      </w:r>
-    </w:p>
-    <w:p>
-      <w:pPr>
-        <w:spacing w:after="0" w:line="360" w:lineRule="auto"/>
-        <w:jc w:val="both"/>
-        <w:rPr>
-          <w:rFonts w:ascii="Times New Roman" w:hAnsi="Times New Roman" w:cs="Times New Roman"/>
-          <w:sz w:val="28"/>
-          <w:szCs w:val="28"/>
-          <w:lang w:val="en-US"/>
-        </w:rPr>
-      </w:pPr>
-      <w:r>
-        <w:rPr>
-          <w:rFonts w:ascii="Times New Roman" w:hAnsi="Times New Roman" w:cs="Times New Roman"/>
-          <w:sz w:val="28"/>
-          <w:szCs w:val="28"/>
-          <w:lang w:val="en-US"/>
+        <w:t>$</w:t>
+      </w:r>
+      <w:proofErr w:type="spellStart"/>
+      <w:r>
+        <w:rPr>
+          <w:rFonts w:ascii="Times New Roman" w:hAnsi="Times New Roman" w:cs="Times New Roman"/>
+          <w:sz w:val="28"/>
+          <w:szCs w:val="28"/>
+          <w:lang w:val="en-US"/>
+        </w:rPr>
+        <w:t>mysqli</w:t>
+      </w:r>
+      <w:proofErr w:type="spellEnd"/>
+      <w:r>
+        <w:rPr>
+          <w:rFonts w:ascii="Times New Roman" w:hAnsi="Times New Roman" w:cs="Times New Roman"/>
+          <w:sz w:val="28"/>
+          <w:szCs w:val="28"/>
+        </w:rPr>
+        <w:t xml:space="preserve"> = </w:t>
+      </w:r>
+      <w:proofErr w:type="spellStart"/>
+      <w:r>
+        <w:rPr>
+          <w:rFonts w:ascii="Times New Roman" w:hAnsi="Times New Roman" w:cs="Times New Roman"/>
+          <w:sz w:val="28"/>
+          <w:szCs w:val="28"/>
+          <w:lang w:val="en-US"/>
+        </w:rPr>
+        <w:t>mysqli</w:t>
+      </w:r>
+      <w:proofErr w:type="spellEnd"/>
+      <w:r>
+        <w:rPr>
+          <w:rFonts w:ascii="Times New Roman" w:hAnsi="Times New Roman" w:cs="Times New Roman"/>
+          <w:sz w:val="28"/>
+          <w:szCs w:val="28"/>
+        </w:rPr>
+        <w:t>_</w:t>
+      </w:r>
+      <w:proofErr w:type="gramStart"/>
+      <w:r>
+        <w:rPr>
+          <w:rFonts w:ascii="Times New Roman" w:hAnsi="Times New Roman" w:cs="Times New Roman"/>
+          <w:sz w:val="28"/>
+          <w:szCs w:val="28"/>
+          <w:lang w:val="en-US"/>
+        </w:rPr>
+        <w:t>connect</w:t>
+      </w:r>
+      <w:r>
+        <w:rPr>
+          <w:rFonts w:ascii="Times New Roman" w:hAnsi="Times New Roman" w:cs="Times New Roman"/>
+          <w:sz w:val="28"/>
+          <w:szCs w:val="28"/>
+        </w:rPr>
+        <w:t>(</w:t>
+      </w:r>
+      <w:proofErr w:type="gramEnd"/>
+      <w:r>
+        <w:rPr>
+          <w:rFonts w:ascii="Times New Roman" w:hAnsi="Times New Roman" w:cs="Times New Roman"/>
+          <w:sz w:val="28"/>
+          <w:szCs w:val="28"/>
+        </w:rPr>
+        <w:t>'</w:t>
+      </w:r>
+      <w:r>
+        <w:rPr>
+          <w:rFonts w:ascii="Times New Roman" w:hAnsi="Times New Roman" w:cs="Times New Roman"/>
+          <w:sz w:val="28"/>
+          <w:szCs w:val="28"/>
+          <w:lang w:val="en-US"/>
+        </w:rPr>
+        <w:t>host</w:t>
+      </w:r>
+      <w:r>
+        <w:rPr>
+          <w:rFonts w:ascii="Times New Roman" w:hAnsi="Times New Roman" w:cs="Times New Roman"/>
+          <w:sz w:val="28"/>
+          <w:szCs w:val="28"/>
+        </w:rPr>
+        <w:t>', '</w:t>
+      </w:r>
+      <w:r>
+        <w:rPr>
+          <w:rFonts w:ascii="Times New Roman" w:hAnsi="Times New Roman" w:cs="Times New Roman"/>
+          <w:sz w:val="28"/>
+          <w:szCs w:val="28"/>
+          <w:lang w:val="en-US"/>
+        </w:rPr>
+        <w:t>user</w:t>
+      </w:r>
+      <w:r>
+        <w:rPr>
+          <w:rFonts w:ascii="Times New Roman" w:hAnsi="Times New Roman" w:cs="Times New Roman"/>
+          <w:sz w:val="28"/>
+          <w:szCs w:val="28"/>
+        </w:rPr>
+        <w:t>', '</w:t>
+      </w:r>
+      <w:r>
+        <w:rPr>
+          <w:rFonts w:ascii="Times New Roman" w:hAnsi="Times New Roman" w:cs="Times New Roman"/>
+          <w:sz w:val="28"/>
+          <w:szCs w:val="28"/>
+          <w:lang w:val="en-US"/>
+        </w:rPr>
+        <w:t>pass</w:t>
+      </w:r>
+      <w:r>
+        <w:rPr>
+          <w:rFonts w:ascii="Times New Roman" w:hAnsi="Times New Roman" w:cs="Times New Roman"/>
+          <w:sz w:val="28"/>
+          <w:szCs w:val="28"/>
+        </w:rPr>
+        <w:t>', '</w:t>
+      </w:r>
+      <w:proofErr w:type="spellStart"/>
+      <w:r>
+        <w:rPr>
+          <w:rFonts w:ascii="Times New Roman" w:hAnsi="Times New Roman" w:cs="Times New Roman"/>
+          <w:sz w:val="28"/>
+          <w:szCs w:val="28"/>
+          <w:lang w:val="en-US"/>
+        </w:rPr>
+        <w:t>db</w:t>
+      </w:r>
+      <w:proofErr w:type="spellEnd"/>
+      <w:r>
+        <w:rPr>
+          <w:rFonts w:ascii="Times New Roman" w:hAnsi="Times New Roman" w:cs="Times New Roman"/>
+          <w:sz w:val="28"/>
+          <w:szCs w:val="28"/>
+        </w:rPr>
+        <w:t>');</w:t>
+      </w:r>
+    </w:p>
+    <w:p>
+      <w:pPr>
+        <w:spacing w:after="0" w:line="360" w:lineRule="auto"/>
+        <w:jc w:val="both"/>
+        <w:rPr>
+          <w:rFonts w:ascii="Times New Roman" w:hAnsi="Times New Roman" w:cs="Times New Roman"/>
+          <w:sz w:val="28"/>
+          <w:szCs w:val="28"/>
+        </w:rPr>
+      </w:pPr>
+      <w:r>
+        <w:rPr>
+          <w:rFonts w:ascii="Times New Roman" w:hAnsi="Times New Roman" w:cs="Times New Roman"/>
+          <w:sz w:val="28"/>
+          <w:szCs w:val="28"/>
         </w:rPr>
         <w:t xml:space="preserve">// </w:t>
       </w:r>
@@ -2234,7 +3125,6 @@
           <w:rFonts w:ascii="Times New Roman" w:hAnsi="Times New Roman" w:cs="Times New Roman"/>
           <w:sz w:val="28"/>
           <w:szCs w:val="28"/>
-          <w:lang w:val="en-US"/>
         </w:rPr>
         <w:t xml:space="preserve"> </w:t>
       </w:r>
@@ -2251,7 +3141,6 @@
           <w:rFonts w:ascii="Times New Roman" w:hAnsi="Times New Roman" w:cs="Times New Roman"/>
           <w:sz w:val="28"/>
           <w:szCs w:val="28"/>
-          <w:lang w:val="en-US"/>
         </w:rPr>
         <w:t xml:space="preserve"> </w:t>
       </w:r>
@@ -2268,7 +3157,6 @@
           <w:rFonts w:ascii="Times New Roman" w:hAnsi="Times New Roman" w:cs="Times New Roman"/>
           <w:sz w:val="28"/>
           <w:szCs w:val="28"/>
-          <w:lang w:val="en-US"/>
         </w:rPr>
         <w:t>:</w:t>
       </w:r>
@@ -2281,40 +3169,195 @@
           <w:rFonts w:ascii="Times New Roman" w:hAnsi="Times New Roman" w:cs="Times New Roman"/>
           <w:sz w:val="28"/>
           <w:szCs w:val="28"/>
-          <w:lang w:val="en-US"/>
-        </w:rPr>
-      </w:pPr>
-      <w:r>
-        <w:rPr>
-          <w:rFonts w:ascii="Times New Roman" w:hAnsi="Times New Roman" w:cs="Times New Roman"/>
-          <w:sz w:val="28"/>
-          <w:szCs w:val="28"/>
-          <w:lang w:val="en-US"/>
-        </w:rPr>
-        <w:t>$mysqli = new mysqli('host', 'user', 'pass', 'db');</w:t>
-      </w:r>
-    </w:p>
-    <w:p>
-      <w:pPr>
-        <w:spacing w:after="0" w:line="360" w:lineRule="auto"/>
-        <w:jc w:val="both"/>
-        <w:rPr>
-          <w:rFonts w:ascii="Times New Roman" w:hAnsi="Times New Roman" w:cs="Times New Roman"/>
-          <w:b/>
-          <w:bCs/>
-          <w:sz w:val="28"/>
-          <w:szCs w:val="28"/>
-        </w:rPr>
-      </w:pPr>
-      <w:r>
-        <w:rPr>
-          <w:rFonts w:ascii="Times New Roman" w:hAnsi="Times New Roman" w:cs="Times New Roman"/>
-          <w:b/>
-          <w:bCs/>
-          <w:sz w:val="28"/>
-          <w:szCs w:val="28"/>
-        </w:rPr>
-        <w:t>20. Отличие процедурного и объектно-ориентированного стиля в MySQLi?</w:t>
+        </w:rPr>
+      </w:pPr>
+      <w:r>
+        <w:rPr>
+          <w:rFonts w:ascii="Times New Roman" w:hAnsi="Times New Roman" w:cs="Times New Roman"/>
+          <w:sz w:val="28"/>
+          <w:szCs w:val="28"/>
+        </w:rPr>
+        <w:t>$</w:t>
+      </w:r>
+      <w:proofErr w:type="spellStart"/>
+      <w:r>
+        <w:rPr>
+          <w:rFonts w:ascii="Times New Roman" w:hAnsi="Times New Roman" w:cs="Times New Roman"/>
+          <w:sz w:val="28"/>
+          <w:szCs w:val="28"/>
+          <w:lang w:val="en-US"/>
+        </w:rPr>
+        <w:t>mysqli</w:t>
+      </w:r>
+      <w:proofErr w:type="spellEnd"/>
+      <w:r>
+        <w:rPr>
+          <w:rFonts w:ascii="Times New Roman" w:hAnsi="Times New Roman" w:cs="Times New Roman"/>
+          <w:sz w:val="28"/>
+          <w:szCs w:val="28"/>
+        </w:rPr>
+        <w:t xml:space="preserve"> = </w:t>
+      </w:r>
+      <w:r>
+        <w:rPr>
+          <w:rFonts w:ascii="Times New Roman" w:hAnsi="Times New Roman" w:cs="Times New Roman"/>
+          <w:sz w:val="28"/>
+          <w:szCs w:val="28"/>
+          <w:lang w:val="en-US"/>
+        </w:rPr>
+        <w:t>new</w:t>
+      </w:r>
+      <w:r>
+        <w:rPr>
+          <w:rFonts w:ascii="Times New Roman" w:hAnsi="Times New Roman" w:cs="Times New Roman"/>
+          <w:sz w:val="28"/>
+          <w:szCs w:val="28"/>
+        </w:rPr>
+        <w:t xml:space="preserve"> </w:t>
+      </w:r>
+      <w:proofErr w:type="spellStart"/>
+      <w:proofErr w:type="gramStart"/>
+      <w:r>
+        <w:rPr>
+          <w:rFonts w:ascii="Times New Roman" w:hAnsi="Times New Roman" w:cs="Times New Roman"/>
+          <w:sz w:val="28"/>
+          <w:szCs w:val="28"/>
+          <w:lang w:val="en-US"/>
+        </w:rPr>
+        <w:t>mysqli</w:t>
+      </w:r>
+      <w:proofErr w:type="spellEnd"/>
+      <w:r>
+        <w:rPr>
+          <w:rFonts w:ascii="Times New Roman" w:hAnsi="Times New Roman" w:cs="Times New Roman"/>
+          <w:sz w:val="28"/>
+          <w:szCs w:val="28"/>
+        </w:rPr>
+        <w:t>(</w:t>
+      </w:r>
+      <w:proofErr w:type="gramEnd"/>
+      <w:r>
+        <w:rPr>
+          <w:rFonts w:ascii="Times New Roman" w:hAnsi="Times New Roman" w:cs="Times New Roman"/>
+          <w:sz w:val="28"/>
+          <w:szCs w:val="28"/>
+        </w:rPr>
+        <w:t>'</w:t>
+      </w:r>
+      <w:r>
+        <w:rPr>
+          <w:rFonts w:ascii="Times New Roman" w:hAnsi="Times New Roman" w:cs="Times New Roman"/>
+          <w:sz w:val="28"/>
+          <w:szCs w:val="28"/>
+          <w:lang w:val="en-US"/>
+        </w:rPr>
+        <w:t>host</w:t>
+      </w:r>
+      <w:r>
+        <w:rPr>
+          <w:rFonts w:ascii="Times New Roman" w:hAnsi="Times New Roman" w:cs="Times New Roman"/>
+          <w:sz w:val="28"/>
+          <w:szCs w:val="28"/>
+        </w:rPr>
+        <w:t>', '</w:t>
+      </w:r>
+      <w:r>
+        <w:rPr>
+          <w:rFonts w:ascii="Times New Roman" w:hAnsi="Times New Roman" w:cs="Times New Roman"/>
+          <w:sz w:val="28"/>
+          <w:szCs w:val="28"/>
+          <w:lang w:val="en-US"/>
+        </w:rPr>
+        <w:t>user</w:t>
+      </w:r>
+      <w:r>
+        <w:rPr>
+          <w:rFonts w:ascii="Times New Roman" w:hAnsi="Times New Roman" w:cs="Times New Roman"/>
+          <w:sz w:val="28"/>
+          <w:szCs w:val="28"/>
+        </w:rPr>
+        <w:t>', '</w:t>
+      </w:r>
+      <w:r>
+        <w:rPr>
+          <w:rFonts w:ascii="Times New Roman" w:hAnsi="Times New Roman" w:cs="Times New Roman"/>
+          <w:sz w:val="28"/>
+          <w:szCs w:val="28"/>
+          <w:lang w:val="en-US"/>
+        </w:rPr>
+        <w:t>pass</w:t>
+      </w:r>
+      <w:r>
+        <w:rPr>
+          <w:rFonts w:ascii="Times New Roman" w:hAnsi="Times New Roman" w:cs="Times New Roman"/>
+          <w:sz w:val="28"/>
+          <w:szCs w:val="28"/>
+        </w:rPr>
+        <w:t>', '</w:t>
+      </w:r>
+      <w:proofErr w:type="spellStart"/>
+      <w:r>
+        <w:rPr>
+          <w:rFonts w:ascii="Times New Roman" w:hAnsi="Times New Roman" w:cs="Times New Roman"/>
+          <w:sz w:val="28"/>
+          <w:szCs w:val="28"/>
+          <w:lang w:val="en-US"/>
+        </w:rPr>
+        <w:t>db</w:t>
+      </w:r>
+      <w:proofErr w:type="spellEnd"/>
+      <w:r>
+        <w:rPr>
+          <w:rFonts w:ascii="Times New Roman" w:hAnsi="Times New Roman" w:cs="Times New Roman"/>
+          <w:sz w:val="28"/>
+          <w:szCs w:val="28"/>
+        </w:rPr>
+        <w:t>');</w:t>
+      </w:r>
+    </w:p>
+    <w:p>
+      <w:pPr>
+        <w:spacing w:after="0" w:line="360" w:lineRule="auto"/>
+        <w:jc w:val="both"/>
+        <w:rPr>
+          <w:rFonts w:ascii="Times New Roman" w:hAnsi="Times New Roman" w:cs="Times New Roman"/>
+          <w:b/>
+          <w:bCs/>
+          <w:sz w:val="28"/>
+          <w:szCs w:val="28"/>
+        </w:rPr>
+      </w:pPr>
+      <w:r>
+        <w:rPr>
+          <w:rFonts w:ascii="Times New Roman" w:hAnsi="Times New Roman" w:cs="Times New Roman"/>
+          <w:b/>
+          <w:bCs/>
+          <w:sz w:val="28"/>
+          <w:szCs w:val="28"/>
+        </w:rPr>
+        <w:t xml:space="preserve">20. Отличие процедурного и объектно-ориентированного стиля в </w:t>
+      </w:r>
+      <w:proofErr w:type="spellStart"/>
+      <w:r>
+        <w:rPr>
+          <w:rFonts w:ascii="Times New Roman" w:hAnsi="Times New Roman" w:cs="Times New Roman"/>
+          <w:b/>
+          <w:bCs/>
+          <w:sz w:val="28"/>
+          <w:szCs w:val="28"/>
+        </w:rPr>
+        <w:t>MySQLi</w:t>
+      </w:r>
+      <w:proofErr w:type="spellEnd"/>
+      <w:r>
+        <w:rPr>
+          <w:rFonts w:ascii="Times New Roman" w:hAnsi="Times New Roman" w:cs="Times New Roman"/>
+          <w:b/>
+          <w:bCs/>
+          <w:sz w:val="28"/>
+          <w:szCs w:val="28"/>
+        </w:rPr>
+        <w:t>?</w:t>
       </w:r>
     </w:p>
     <w:p>
@@ -2347,7 +3390,115 @@
           <w:sz w:val="28"/>
           <w:szCs w:val="28"/>
         </w:rPr>
-        <w:t> функции вида mysqli_query($link, $sql), mysqli_fetch_assoc($result). Работает с явным дескриптором соединения.</w:t>
+        <w:t> функции вида </w:t>
+      </w:r>
+      <w:proofErr w:type="spellStart"/>
+      <w:r>
+        <w:rPr>
+          <w:rFonts w:ascii="Times New Roman" w:hAnsi="Times New Roman" w:cs="Times New Roman"/>
+          <w:sz w:val="28"/>
+          <w:szCs w:val="28"/>
+        </w:rPr>
+        <w:t>mysqli_</w:t>
+      </w:r>
+      <w:proofErr w:type="gramStart"/>
+      <w:r>
+        <w:rPr>
+          <w:rFonts w:ascii="Times New Roman" w:hAnsi="Times New Roman" w:cs="Times New Roman"/>
+          <w:sz w:val="28"/>
+          <w:szCs w:val="28"/>
+        </w:rPr>
+        <w:t>query</w:t>
+      </w:r>
+      <w:proofErr w:type="spellEnd"/>
+      <w:r>
+        <w:rPr>
+          <w:rFonts w:ascii="Times New Roman" w:hAnsi="Times New Roman" w:cs="Times New Roman"/>
+          <w:sz w:val="28"/>
+          <w:szCs w:val="28"/>
+        </w:rPr>
+        <w:t>(</w:t>
+      </w:r>
+      <w:proofErr w:type="gramEnd"/>
+      <w:r>
+        <w:rPr>
+          <w:rFonts w:ascii="Times New Roman" w:hAnsi="Times New Roman" w:cs="Times New Roman"/>
+          <w:sz w:val="28"/>
+          <w:szCs w:val="28"/>
+        </w:rPr>
+        <w:t>$</w:t>
+      </w:r>
+      <w:proofErr w:type="spellStart"/>
+      <w:r>
+        <w:rPr>
+          <w:rFonts w:ascii="Times New Roman" w:hAnsi="Times New Roman" w:cs="Times New Roman"/>
+          <w:sz w:val="28"/>
+          <w:szCs w:val="28"/>
+        </w:rPr>
+        <w:t>link</w:t>
+      </w:r>
+      <w:proofErr w:type="spellEnd"/>
+      <w:r>
+        <w:rPr>
+          <w:rFonts w:ascii="Times New Roman" w:hAnsi="Times New Roman" w:cs="Times New Roman"/>
+          <w:sz w:val="28"/>
+          <w:szCs w:val="28"/>
+        </w:rPr>
+        <w:t>, $</w:t>
+      </w:r>
+      <w:proofErr w:type="spellStart"/>
+      <w:r>
+        <w:rPr>
+          <w:rFonts w:ascii="Times New Roman" w:hAnsi="Times New Roman" w:cs="Times New Roman"/>
+          <w:sz w:val="28"/>
+          <w:szCs w:val="28"/>
+        </w:rPr>
+        <w:t>sql</w:t>
+      </w:r>
+      <w:proofErr w:type="spellEnd"/>
+      <w:r>
+        <w:rPr>
+          <w:rFonts w:ascii="Times New Roman" w:hAnsi="Times New Roman" w:cs="Times New Roman"/>
+          <w:sz w:val="28"/>
+          <w:szCs w:val="28"/>
+        </w:rPr>
+        <w:t>), </w:t>
+      </w:r>
+      <w:proofErr w:type="spellStart"/>
+      <w:r>
+        <w:rPr>
+          <w:rFonts w:ascii="Times New Roman" w:hAnsi="Times New Roman" w:cs="Times New Roman"/>
+          <w:sz w:val="28"/>
+          <w:szCs w:val="28"/>
+        </w:rPr>
+        <w:t>mysqli_fetch_assoc</w:t>
+      </w:r>
+      <w:proofErr w:type="spellEnd"/>
+      <w:r>
+        <w:rPr>
+          <w:rFonts w:ascii="Times New Roman" w:hAnsi="Times New Roman" w:cs="Times New Roman"/>
+          <w:sz w:val="28"/>
+          <w:szCs w:val="28"/>
+        </w:rPr>
+        <w:t>($</w:t>
+      </w:r>
+      <w:proofErr w:type="spellStart"/>
+      <w:r>
+        <w:rPr>
+          <w:rFonts w:ascii="Times New Roman" w:hAnsi="Times New Roman" w:cs="Times New Roman"/>
+          <w:sz w:val="28"/>
+          <w:szCs w:val="28"/>
+        </w:rPr>
+        <w:t>result</w:t>
+      </w:r>
+      <w:proofErr w:type="spellEnd"/>
+      <w:r>
+        <w:rPr>
+          <w:rFonts w:ascii="Times New Roman" w:hAnsi="Times New Roman" w:cs="Times New Roman"/>
+          <w:sz w:val="28"/>
+          <w:szCs w:val="28"/>
+        </w:rPr>
+        <w:t>). Работает с явным дескриптором соединения.</w:t>
       </w:r>
     </w:p>
     <w:p>
@@ -2426,7 +3577,78 @@
           <w:szCs w:val="28"/>
           <w:lang w:val="en-US"/>
         </w:rPr>
-        <w:t xml:space="preserve"> $mysqli-&gt;query($sql), $result-&gt;fetch_assoc(). </w:t>
+        <w:t> $</w:t>
+      </w:r>
+      <w:proofErr w:type="spellStart"/>
+      <w:r>
+        <w:rPr>
+          <w:rFonts w:ascii="Times New Roman" w:hAnsi="Times New Roman" w:cs="Times New Roman"/>
+          <w:sz w:val="28"/>
+          <w:szCs w:val="28"/>
+          <w:lang w:val="en-US"/>
+        </w:rPr>
+        <w:t>mysqli</w:t>
+      </w:r>
+      <w:proofErr w:type="spellEnd"/>
+      <w:proofErr w:type="gramStart"/>
+      <w:r>
+        <w:rPr>
+          <w:rFonts w:ascii="Times New Roman" w:hAnsi="Times New Roman" w:cs="Times New Roman"/>
+          <w:sz w:val="28"/>
+          <w:szCs w:val="28"/>
+          <w:lang w:val="en-US"/>
+        </w:rPr>
+        <w:t>-&gt;query</w:t>
+      </w:r>
+      <w:proofErr w:type="gramEnd"/>
+      <w:r>
+        <w:rPr>
+          <w:rFonts w:ascii="Times New Roman" w:hAnsi="Times New Roman" w:cs="Times New Roman"/>
+          <w:sz w:val="28"/>
+          <w:szCs w:val="28"/>
+          <w:lang w:val="en-US"/>
+        </w:rPr>
+        <w:t>($</w:t>
+      </w:r>
+      <w:proofErr w:type="spellStart"/>
+      <w:r>
+        <w:rPr>
+          <w:rFonts w:ascii="Times New Roman" w:hAnsi="Times New Roman" w:cs="Times New Roman"/>
+          <w:sz w:val="28"/>
+          <w:szCs w:val="28"/>
+          <w:lang w:val="en-US"/>
+        </w:rPr>
+        <w:t>sql</w:t>
+      </w:r>
+      <w:proofErr w:type="spellEnd"/>
+      <w:r>
+        <w:rPr>
+          <w:rFonts w:ascii="Times New Roman" w:hAnsi="Times New Roman" w:cs="Times New Roman"/>
+          <w:sz w:val="28"/>
+          <w:szCs w:val="28"/>
+          <w:lang w:val="en-US"/>
+        </w:rPr>
+        <w:t>), $result-&gt;</w:t>
+      </w:r>
+      <w:proofErr w:type="spellStart"/>
+      <w:r>
+        <w:rPr>
+          <w:rFonts w:ascii="Times New Roman" w:hAnsi="Times New Roman" w:cs="Times New Roman"/>
+          <w:sz w:val="28"/>
+          <w:szCs w:val="28"/>
+          <w:lang w:val="en-US"/>
+        </w:rPr>
+        <w:t>fetch_assoc</w:t>
+      </w:r>
+      <w:proofErr w:type="spellEnd"/>
+      <w:r>
+        <w:rPr>
+          <w:rFonts w:ascii="Times New Roman" w:hAnsi="Times New Roman" w:cs="Times New Roman"/>
+          <w:sz w:val="28"/>
+          <w:szCs w:val="28"/>
+          <w:lang w:val="en-US"/>
+        </w:rPr>
+        <w:t xml:space="preserve">(). </w:t>
       </w:r>
       <w:r>
         <w:rPr>
@@ -2457,7 +3679,29 @@
           <w:sz w:val="28"/>
           <w:szCs w:val="28"/>
         </w:rPr>
-        <w:t>21. Буферизированные и не буферизированные запросы в MySQLi?</w:t>
+        <w:t xml:space="preserve">21. Буферизированные и не буферизированные запросы в </w:t>
+      </w:r>
+      <w:proofErr w:type="spellStart"/>
+      <w:r>
+        <w:rPr>
+          <w:rFonts w:ascii="Times New Roman" w:hAnsi="Times New Roman" w:cs="Times New Roman"/>
+          <w:b/>
+          <w:bCs/>
+          <w:sz w:val="28"/>
+          <w:szCs w:val="28"/>
+        </w:rPr>
+        <w:t>MySQLi</w:t>
+      </w:r>
+      <w:proofErr w:type="spellEnd"/>
+      <w:r>
+        <w:rPr>
+          <w:rFonts w:ascii="Times New Roman" w:hAnsi="Times New Roman" w:cs="Times New Roman"/>
+          <w:b/>
+          <w:bCs/>
+          <w:sz w:val="28"/>
+          <w:szCs w:val="28"/>
+        </w:rPr>
+        <w:t>?</w:t>
       </w:r>
     </w:p>
     <w:p>
@@ -2490,7 +3734,43 @@
           <w:sz w:val="28"/>
           <w:szCs w:val="28"/>
         </w:rPr>
-        <w:t> (по умолчанию) – весь результат запроса сразу загружается в память клиента. Можно использовать mysqli_num_rows() и свободно перемещаться по строкам. Занимает память пропорционально размеру результата.</w:t>
+        <w:t> (по умолчанию) – весь результат запроса сразу загружается в память клиента. Можно использовать </w:t>
+      </w:r>
+      <w:proofErr w:type="spellStart"/>
+      <w:r>
+        <w:rPr>
+          <w:rFonts w:ascii="Times New Roman" w:hAnsi="Times New Roman" w:cs="Times New Roman"/>
+          <w:sz w:val="28"/>
+          <w:szCs w:val="28"/>
+        </w:rPr>
+        <w:t>mysqli_num_</w:t>
+      </w:r>
+      <w:proofErr w:type="gramStart"/>
+      <w:r>
+        <w:rPr>
+          <w:rFonts w:ascii="Times New Roman" w:hAnsi="Times New Roman" w:cs="Times New Roman"/>
+          <w:sz w:val="28"/>
+          <w:szCs w:val="28"/>
+        </w:rPr>
+        <w:t>rows</w:t>
+      </w:r>
+      <w:proofErr w:type="spellEnd"/>
+      <w:r>
+        <w:rPr>
+          <w:rFonts w:ascii="Times New Roman" w:hAnsi="Times New Roman" w:cs="Times New Roman"/>
+          <w:sz w:val="28"/>
+          <w:szCs w:val="28"/>
+        </w:rPr>
+        <w:t>(</w:t>
+      </w:r>
+      <w:proofErr w:type="gramEnd"/>
+      <w:r>
+        <w:rPr>
+          <w:rFonts w:ascii="Times New Roman" w:hAnsi="Times New Roman" w:cs="Times New Roman"/>
+          <w:sz w:val="28"/>
+          <w:szCs w:val="28"/>
+        </w:rPr>
+        <w:t>) и свободно перемещаться по строкам. Занимает память пропорционально размеру результата.</w:t>
       </w:r>
     </w:p>
     <w:p>
@@ -2507,6 +3787,7 @@
           <w:szCs w:val="28"/>
         </w:rPr>
       </w:pPr>
+      <w:proofErr w:type="spellStart"/>
       <w:r>
         <w:rPr>
           <w:rFonts w:ascii="Times New Roman" w:hAnsi="Times New Roman" w:cs="Times New Roman"/>
@@ -2517,36 +3798,77 @@
         </w:rPr>
         <w:t>Небуферизированные</w:t>
       </w:r>
-      <w:r>
-        <w:rPr>
-          <w:rFonts w:ascii="Times New Roman" w:hAnsi="Times New Roman" w:cs="Times New Roman"/>
-          <w:sz w:val="28"/>
-          <w:szCs w:val="28"/>
-        </w:rPr>
-        <w:t> – результат остаётся на сервере и передаётся строка за строкой по мере запроса. Экономит память клиента, но нельзя использовать num_rows, и следующий запрос нельзя выполнить, пока не будут выбраны все строки или не освобождён результат.</w:t>
-      </w:r>
-    </w:p>
-    <w:p>
-      <w:pPr>
-        <w:spacing w:after="0" w:line="360" w:lineRule="auto"/>
-        <w:jc w:val="both"/>
-        <w:rPr>
-          <w:rFonts w:ascii="Times New Roman" w:hAnsi="Times New Roman" w:cs="Times New Roman"/>
-          <w:b/>
-          <w:bCs/>
-          <w:sz w:val="28"/>
-          <w:szCs w:val="28"/>
-        </w:rPr>
-      </w:pPr>
-      <w:r>
-        <w:rPr>
-          <w:rFonts w:ascii="Times New Roman" w:hAnsi="Times New Roman" w:cs="Times New Roman"/>
-          <w:b/>
-          <w:bCs/>
-          <w:sz w:val="28"/>
-          <w:szCs w:val="28"/>
-        </w:rPr>
-        <w:t>22. Функции и методы расширения MySQLi?</w:t>
+      <w:proofErr w:type="spellEnd"/>
+      <w:r>
+        <w:rPr>
+          <w:rFonts w:ascii="Times New Roman" w:hAnsi="Times New Roman" w:cs="Times New Roman"/>
+          <w:sz w:val="28"/>
+          <w:szCs w:val="28"/>
+        </w:rPr>
+        <w:t> – результат остаётся на сервере и передаётся строка за строкой по мере запроса. Экономит память клиента, но нельзя использовать </w:t>
+      </w:r>
+      <w:proofErr w:type="spellStart"/>
+      <w:r>
+        <w:rPr>
+          <w:rFonts w:ascii="Times New Roman" w:hAnsi="Times New Roman" w:cs="Times New Roman"/>
+          <w:sz w:val="28"/>
+          <w:szCs w:val="28"/>
+        </w:rPr>
+        <w:t>num_rows</w:t>
+      </w:r>
+      <w:proofErr w:type="spellEnd"/>
+      <w:r>
+        <w:rPr>
+          <w:rFonts w:ascii="Times New Roman" w:hAnsi="Times New Roman" w:cs="Times New Roman"/>
+          <w:sz w:val="28"/>
+          <w:szCs w:val="28"/>
+        </w:rPr>
+        <w:t>, и следующий запрос нельзя выполнить, пока не будут выбраны все строки или не освобождён результат.</w:t>
+      </w:r>
+    </w:p>
+    <w:p>
+      <w:pPr>
+        <w:spacing w:after="0" w:line="360" w:lineRule="auto"/>
+        <w:jc w:val="both"/>
+        <w:rPr>
+          <w:rFonts w:ascii="Times New Roman" w:hAnsi="Times New Roman" w:cs="Times New Roman"/>
+          <w:b/>
+          <w:bCs/>
+          <w:sz w:val="28"/>
+          <w:szCs w:val="28"/>
+        </w:rPr>
+      </w:pPr>
+      <w:r>
+        <w:rPr>
+          <w:rFonts w:ascii="Times New Roman" w:hAnsi="Times New Roman" w:cs="Times New Roman"/>
+          <w:b/>
+          <w:bCs/>
+          <w:sz w:val="28"/>
+          <w:szCs w:val="28"/>
+        </w:rPr>
+        <w:t xml:space="preserve">22. Функции и методы расширения </w:t>
+      </w:r>
+      <w:proofErr w:type="spellStart"/>
+      <w:r>
+        <w:rPr>
+          <w:rFonts w:ascii="Times New Roman" w:hAnsi="Times New Roman" w:cs="Times New Roman"/>
+          <w:b/>
+          <w:bCs/>
+          <w:sz w:val="28"/>
+          <w:szCs w:val="28"/>
+        </w:rPr>
+        <w:t>MySQLi</w:t>
+      </w:r>
+      <w:proofErr w:type="spellEnd"/>
+      <w:r>
+        <w:rPr>
+          <w:rFonts w:ascii="Times New Roman" w:hAnsi="Times New Roman" w:cs="Times New Roman"/>
+          <w:b/>
+          <w:bCs/>
+          <w:sz w:val="28"/>
+          <w:szCs w:val="28"/>
+        </w:rPr>
+        <w:t>?</w:t>
       </w:r>
     </w:p>
     <w:p>
@@ -2583,14 +3905,65 @@
           <w:lang w:val="en-US"/>
         </w:rPr>
       </w:pPr>
-      <w:r>
-        <w:rPr>
-          <w:rFonts w:ascii="Times New Roman" w:hAnsi="Times New Roman" w:cs="Times New Roman"/>
-          <w:sz w:val="28"/>
-          <w:szCs w:val="28"/>
-          <w:lang w:val="en-US"/>
-        </w:rPr>
-        <w:t xml:space="preserve">mysqli_connect() / new mysqli() – </w:t>
+      <w:proofErr w:type="spellStart"/>
+      <w:r>
+        <w:rPr>
+          <w:rFonts w:ascii="Times New Roman" w:hAnsi="Times New Roman" w:cs="Times New Roman"/>
+          <w:sz w:val="28"/>
+          <w:szCs w:val="28"/>
+          <w:lang w:val="en-US"/>
+        </w:rPr>
+        <w:t>mysqli_</w:t>
+      </w:r>
+      <w:proofErr w:type="gramStart"/>
+      <w:r>
+        <w:rPr>
+          <w:rFonts w:ascii="Times New Roman" w:hAnsi="Times New Roman" w:cs="Times New Roman"/>
+          <w:sz w:val="28"/>
+          <w:szCs w:val="28"/>
+          <w:lang w:val="en-US"/>
+        </w:rPr>
+        <w:t>connect</w:t>
+      </w:r>
+      <w:proofErr w:type="spellEnd"/>
+      <w:r>
+        <w:rPr>
+          <w:rFonts w:ascii="Times New Roman" w:hAnsi="Times New Roman" w:cs="Times New Roman"/>
+          <w:sz w:val="28"/>
+          <w:szCs w:val="28"/>
+          <w:lang w:val="en-US"/>
+        </w:rPr>
+        <w:t>(</w:t>
+      </w:r>
+      <w:proofErr w:type="gramEnd"/>
+      <w:r>
+        <w:rPr>
+          <w:rFonts w:ascii="Times New Roman" w:hAnsi="Times New Roman" w:cs="Times New Roman"/>
+          <w:sz w:val="28"/>
+          <w:szCs w:val="28"/>
+          <w:lang w:val="en-US"/>
+        </w:rPr>
+        <w:t xml:space="preserve">) / new </w:t>
+      </w:r>
+      <w:proofErr w:type="spellStart"/>
+      <w:r>
+        <w:rPr>
+          <w:rFonts w:ascii="Times New Roman" w:hAnsi="Times New Roman" w:cs="Times New Roman"/>
+          <w:sz w:val="28"/>
+          <w:szCs w:val="28"/>
+          <w:lang w:val="en-US"/>
+        </w:rPr>
+        <w:t>mysqli</w:t>
+      </w:r>
+      <w:proofErr w:type="spellEnd"/>
+      <w:r>
+        <w:rPr>
+          <w:rFonts w:ascii="Times New Roman" w:hAnsi="Times New Roman" w:cs="Times New Roman"/>
+          <w:sz w:val="28"/>
+          <w:szCs w:val="28"/>
+          <w:lang w:val="en-US"/>
+        </w:rPr>
+        <w:t xml:space="preserve">() – </w:t>
       </w:r>
       <w:r>
         <w:rPr>
@@ -2624,13 +3997,77 @@
           <w:szCs w:val="28"/>
         </w:rPr>
       </w:pPr>
-      <w:r>
-        <w:rPr>
-          <w:rFonts w:ascii="Times New Roman" w:hAnsi="Times New Roman" w:cs="Times New Roman"/>
-          <w:sz w:val="28"/>
-          <w:szCs w:val="28"/>
-        </w:rPr>
-        <w:t>mysqli_query() / $mysqli-&gt;query() – выполнение запроса.</w:t>
+      <w:proofErr w:type="spellStart"/>
+      <w:r>
+        <w:rPr>
+          <w:rFonts w:ascii="Times New Roman" w:hAnsi="Times New Roman" w:cs="Times New Roman"/>
+          <w:sz w:val="28"/>
+          <w:szCs w:val="28"/>
+        </w:rPr>
+        <w:t>mysqli_</w:t>
+      </w:r>
+      <w:proofErr w:type="gramStart"/>
+      <w:r>
+        <w:rPr>
+          <w:rFonts w:ascii="Times New Roman" w:hAnsi="Times New Roman" w:cs="Times New Roman"/>
+          <w:sz w:val="28"/>
+          <w:szCs w:val="28"/>
+        </w:rPr>
+        <w:t>query</w:t>
+      </w:r>
+      <w:proofErr w:type="spellEnd"/>
+      <w:r>
+        <w:rPr>
+          <w:rFonts w:ascii="Times New Roman" w:hAnsi="Times New Roman" w:cs="Times New Roman"/>
+          <w:sz w:val="28"/>
+          <w:szCs w:val="28"/>
+        </w:rPr>
+        <w:t>(</w:t>
+      </w:r>
+      <w:proofErr w:type="gramEnd"/>
+      <w:r>
+        <w:rPr>
+          <w:rFonts w:ascii="Times New Roman" w:hAnsi="Times New Roman" w:cs="Times New Roman"/>
+          <w:sz w:val="28"/>
+          <w:szCs w:val="28"/>
+        </w:rPr>
+        <w:t>) / $</w:t>
+      </w:r>
+      <w:proofErr w:type="spellStart"/>
+      <w:r>
+        <w:rPr>
+          <w:rFonts w:ascii="Times New Roman" w:hAnsi="Times New Roman" w:cs="Times New Roman"/>
+          <w:sz w:val="28"/>
+          <w:szCs w:val="28"/>
+        </w:rPr>
+        <w:t>mysqli</w:t>
+      </w:r>
+      <w:proofErr w:type="spellEnd"/>
+      <w:r>
+        <w:rPr>
+          <w:rFonts w:ascii="Times New Roman" w:hAnsi="Times New Roman" w:cs="Times New Roman"/>
+          <w:sz w:val="28"/>
+          <w:szCs w:val="28"/>
+        </w:rPr>
+        <w:t>-&gt;</w:t>
+      </w:r>
+      <w:proofErr w:type="spellStart"/>
+      <w:r>
+        <w:rPr>
+          <w:rFonts w:ascii="Times New Roman" w:hAnsi="Times New Roman" w:cs="Times New Roman"/>
+          <w:sz w:val="28"/>
+          <w:szCs w:val="28"/>
+        </w:rPr>
+        <w:t>query</w:t>
+      </w:r>
+      <w:proofErr w:type="spellEnd"/>
+      <w:r>
+        <w:rPr>
+          <w:rFonts w:ascii="Times New Roman" w:hAnsi="Times New Roman" w:cs="Times New Roman"/>
+          <w:sz w:val="28"/>
+          <w:szCs w:val="28"/>
+        </w:rPr>
+        <w:t>() – выполнение запроса.</w:t>
       </w:r>
     </w:p>
     <w:p>
@@ -2647,13 +4084,77 @@
           <w:szCs w:val="28"/>
         </w:rPr>
       </w:pPr>
-      <w:r>
-        <w:rPr>
-          <w:rFonts w:ascii="Times New Roman" w:hAnsi="Times New Roman" w:cs="Times New Roman"/>
-          <w:sz w:val="28"/>
-          <w:szCs w:val="28"/>
-        </w:rPr>
-        <w:t>mysqli_fetch_assoc() / $result-&gt;fetch_assoc() – получение строки как ассоциативного массива.</w:t>
+      <w:proofErr w:type="spellStart"/>
+      <w:r>
+        <w:rPr>
+          <w:rFonts w:ascii="Times New Roman" w:hAnsi="Times New Roman" w:cs="Times New Roman"/>
+          <w:sz w:val="28"/>
+          <w:szCs w:val="28"/>
+        </w:rPr>
+        <w:t>mysqli_fetch_</w:t>
+      </w:r>
+      <w:proofErr w:type="gramStart"/>
+      <w:r>
+        <w:rPr>
+          <w:rFonts w:ascii="Times New Roman" w:hAnsi="Times New Roman" w:cs="Times New Roman"/>
+          <w:sz w:val="28"/>
+          <w:szCs w:val="28"/>
+        </w:rPr>
+        <w:t>assoc</w:t>
+      </w:r>
+      <w:proofErr w:type="spellEnd"/>
+      <w:r>
+        <w:rPr>
+          <w:rFonts w:ascii="Times New Roman" w:hAnsi="Times New Roman" w:cs="Times New Roman"/>
+          <w:sz w:val="28"/>
+          <w:szCs w:val="28"/>
+        </w:rPr>
+        <w:t>(</w:t>
+      </w:r>
+      <w:proofErr w:type="gramEnd"/>
+      <w:r>
+        <w:rPr>
+          <w:rFonts w:ascii="Times New Roman" w:hAnsi="Times New Roman" w:cs="Times New Roman"/>
+          <w:sz w:val="28"/>
+          <w:szCs w:val="28"/>
+        </w:rPr>
+        <w:t>) / $</w:t>
+      </w:r>
+      <w:proofErr w:type="spellStart"/>
+      <w:r>
+        <w:rPr>
+          <w:rFonts w:ascii="Times New Roman" w:hAnsi="Times New Roman" w:cs="Times New Roman"/>
+          <w:sz w:val="28"/>
+          <w:szCs w:val="28"/>
+        </w:rPr>
+        <w:t>result</w:t>
+      </w:r>
+      <w:proofErr w:type="spellEnd"/>
+      <w:r>
+        <w:rPr>
+          <w:rFonts w:ascii="Times New Roman" w:hAnsi="Times New Roman" w:cs="Times New Roman"/>
+          <w:sz w:val="28"/>
+          <w:szCs w:val="28"/>
+        </w:rPr>
+        <w:t>-&gt;</w:t>
+      </w:r>
+      <w:proofErr w:type="spellStart"/>
+      <w:r>
+        <w:rPr>
+          <w:rFonts w:ascii="Times New Roman" w:hAnsi="Times New Roman" w:cs="Times New Roman"/>
+          <w:sz w:val="28"/>
+          <w:szCs w:val="28"/>
+        </w:rPr>
+        <w:t>fetch_assoc</w:t>
+      </w:r>
+      <w:proofErr w:type="spellEnd"/>
+      <w:r>
+        <w:rPr>
+          <w:rFonts w:ascii="Times New Roman" w:hAnsi="Times New Roman" w:cs="Times New Roman"/>
+          <w:sz w:val="28"/>
+          <w:szCs w:val="28"/>
+        </w:rPr>
+        <w:t>() – получение строки как ассоциативного массива.</w:t>
       </w:r>
     </w:p>
     <w:p>
@@ -2670,13 +4171,77 @@
           <w:szCs w:val="28"/>
         </w:rPr>
       </w:pPr>
-      <w:r>
-        <w:rPr>
-          <w:rFonts w:ascii="Times New Roman" w:hAnsi="Times New Roman" w:cs="Times New Roman"/>
-          <w:sz w:val="28"/>
-          <w:szCs w:val="28"/>
-        </w:rPr>
-        <w:t>mysqli_fetch_row() / $result-&gt;fetch_row() – как индексного массива.</w:t>
+      <w:proofErr w:type="spellStart"/>
+      <w:r>
+        <w:rPr>
+          <w:rFonts w:ascii="Times New Roman" w:hAnsi="Times New Roman" w:cs="Times New Roman"/>
+          <w:sz w:val="28"/>
+          <w:szCs w:val="28"/>
+        </w:rPr>
+        <w:t>mysqli_fetch_</w:t>
+      </w:r>
+      <w:proofErr w:type="gramStart"/>
+      <w:r>
+        <w:rPr>
+          <w:rFonts w:ascii="Times New Roman" w:hAnsi="Times New Roman" w:cs="Times New Roman"/>
+          <w:sz w:val="28"/>
+          <w:szCs w:val="28"/>
+        </w:rPr>
+        <w:t>row</w:t>
+      </w:r>
+      <w:proofErr w:type="spellEnd"/>
+      <w:r>
+        <w:rPr>
+          <w:rFonts w:ascii="Times New Roman" w:hAnsi="Times New Roman" w:cs="Times New Roman"/>
+          <w:sz w:val="28"/>
+          <w:szCs w:val="28"/>
+        </w:rPr>
+        <w:t>(</w:t>
+      </w:r>
+      <w:proofErr w:type="gramEnd"/>
+      <w:r>
+        <w:rPr>
+          <w:rFonts w:ascii="Times New Roman" w:hAnsi="Times New Roman" w:cs="Times New Roman"/>
+          <w:sz w:val="28"/>
+          <w:szCs w:val="28"/>
+        </w:rPr>
+        <w:t>) / $</w:t>
+      </w:r>
+      <w:proofErr w:type="spellStart"/>
+      <w:r>
+        <w:rPr>
+          <w:rFonts w:ascii="Times New Roman" w:hAnsi="Times New Roman" w:cs="Times New Roman"/>
+          <w:sz w:val="28"/>
+          <w:szCs w:val="28"/>
+        </w:rPr>
+        <w:t>result</w:t>
+      </w:r>
+      <w:proofErr w:type="spellEnd"/>
+      <w:r>
+        <w:rPr>
+          <w:rFonts w:ascii="Times New Roman" w:hAnsi="Times New Roman" w:cs="Times New Roman"/>
+          <w:sz w:val="28"/>
+          <w:szCs w:val="28"/>
+        </w:rPr>
+        <w:t>-&gt;</w:t>
+      </w:r>
+      <w:proofErr w:type="spellStart"/>
+      <w:r>
+        <w:rPr>
+          <w:rFonts w:ascii="Times New Roman" w:hAnsi="Times New Roman" w:cs="Times New Roman"/>
+          <w:sz w:val="28"/>
+          <w:szCs w:val="28"/>
+        </w:rPr>
+        <w:t>fetch_row</w:t>
+      </w:r>
+      <w:proofErr w:type="spellEnd"/>
+      <w:r>
+        <w:rPr>
+          <w:rFonts w:ascii="Times New Roman" w:hAnsi="Times New Roman" w:cs="Times New Roman"/>
+          <w:sz w:val="28"/>
+          <w:szCs w:val="28"/>
+        </w:rPr>
+        <w:t>() – как индексного массива.</w:t>
       </w:r>
     </w:p>
     <w:p>
@@ -2693,13 +4258,77 @@
           <w:szCs w:val="28"/>
         </w:rPr>
       </w:pPr>
-      <w:r>
-        <w:rPr>
-          <w:rFonts w:ascii="Times New Roman" w:hAnsi="Times New Roman" w:cs="Times New Roman"/>
-          <w:sz w:val="28"/>
-          <w:szCs w:val="28"/>
-        </w:rPr>
-        <w:t>mysqli_num_rows() / $result-&gt;num_rows – количество строк (только для буферизированных).</w:t>
+      <w:proofErr w:type="spellStart"/>
+      <w:r>
+        <w:rPr>
+          <w:rFonts w:ascii="Times New Roman" w:hAnsi="Times New Roman" w:cs="Times New Roman"/>
+          <w:sz w:val="28"/>
+          <w:szCs w:val="28"/>
+        </w:rPr>
+        <w:t>mysqli_num_</w:t>
+      </w:r>
+      <w:proofErr w:type="gramStart"/>
+      <w:r>
+        <w:rPr>
+          <w:rFonts w:ascii="Times New Roman" w:hAnsi="Times New Roman" w:cs="Times New Roman"/>
+          <w:sz w:val="28"/>
+          <w:szCs w:val="28"/>
+        </w:rPr>
+        <w:t>rows</w:t>
+      </w:r>
+      <w:proofErr w:type="spellEnd"/>
+      <w:r>
+        <w:rPr>
+          <w:rFonts w:ascii="Times New Roman" w:hAnsi="Times New Roman" w:cs="Times New Roman"/>
+          <w:sz w:val="28"/>
+          <w:szCs w:val="28"/>
+        </w:rPr>
+        <w:t>(</w:t>
+      </w:r>
+      <w:proofErr w:type="gramEnd"/>
+      <w:r>
+        <w:rPr>
+          <w:rFonts w:ascii="Times New Roman" w:hAnsi="Times New Roman" w:cs="Times New Roman"/>
+          <w:sz w:val="28"/>
+          <w:szCs w:val="28"/>
+        </w:rPr>
+        <w:t>) / $</w:t>
+      </w:r>
+      <w:proofErr w:type="spellStart"/>
+      <w:r>
+        <w:rPr>
+          <w:rFonts w:ascii="Times New Roman" w:hAnsi="Times New Roman" w:cs="Times New Roman"/>
+          <w:sz w:val="28"/>
+          <w:szCs w:val="28"/>
+        </w:rPr>
+        <w:t>result</w:t>
+      </w:r>
+      <w:proofErr w:type="spellEnd"/>
+      <w:r>
+        <w:rPr>
+          <w:rFonts w:ascii="Times New Roman" w:hAnsi="Times New Roman" w:cs="Times New Roman"/>
+          <w:sz w:val="28"/>
+          <w:szCs w:val="28"/>
+        </w:rPr>
+        <w:t>-&gt;</w:t>
+      </w:r>
+      <w:proofErr w:type="spellStart"/>
+      <w:r>
+        <w:rPr>
+          <w:rFonts w:ascii="Times New Roman" w:hAnsi="Times New Roman" w:cs="Times New Roman"/>
+          <w:sz w:val="28"/>
+          <w:szCs w:val="28"/>
+        </w:rPr>
+        <w:t>num_rows</w:t>
+      </w:r>
+      <w:proofErr w:type="spellEnd"/>
+      <w:r>
+        <w:rPr>
+          <w:rFonts w:ascii="Times New Roman" w:hAnsi="Times New Roman" w:cs="Times New Roman"/>
+          <w:sz w:val="28"/>
+          <w:szCs w:val="28"/>
+        </w:rPr>
+        <w:t> – количество строк (только для буферизированных).</w:t>
       </w:r>
     </w:p>
     <w:p>
@@ -2717,6 +4346,7 @@
           <w:lang w:val="en-US"/>
         </w:rPr>
       </w:pPr>
+      <w:proofErr w:type="spellStart"/>
       <w:r>
         <w:rPr>
           <w:rFonts w:ascii="Times New Roman" w:hAnsi="Times New Roman" w:cs="Times New Roman"/>
@@ -2725,7 +4355,77 @@
           <w:lang w:val="en-US"/>
         </w:rPr>
         <w:lastRenderedPageBreak/>
-        <w:t xml:space="preserve">mysqli_affected_rows() / $mysqli-&gt;affected_rows – </w:t>
+        <w:t>mysqli_affected_</w:t>
+      </w:r>
+      <w:proofErr w:type="gramStart"/>
+      <w:r>
+        <w:rPr>
+          <w:rFonts w:ascii="Times New Roman" w:hAnsi="Times New Roman" w:cs="Times New Roman"/>
+          <w:sz w:val="28"/>
+          <w:szCs w:val="28"/>
+          <w:lang w:val="en-US"/>
+        </w:rPr>
+        <w:t>rows</w:t>
+      </w:r>
+      <w:proofErr w:type="spellEnd"/>
+      <w:r>
+        <w:rPr>
+          <w:rFonts w:ascii="Times New Roman" w:hAnsi="Times New Roman" w:cs="Times New Roman"/>
+          <w:sz w:val="28"/>
+          <w:szCs w:val="28"/>
+          <w:lang w:val="en-US"/>
+        </w:rPr>
+        <w:t>(</w:t>
+      </w:r>
+      <w:proofErr w:type="gramEnd"/>
+      <w:r>
+        <w:rPr>
+          <w:rFonts w:ascii="Times New Roman" w:hAnsi="Times New Roman" w:cs="Times New Roman"/>
+          <w:sz w:val="28"/>
+          <w:szCs w:val="28"/>
+          <w:lang w:val="en-US"/>
+        </w:rPr>
+        <w:t>) / $</w:t>
+      </w:r>
+      <w:proofErr w:type="spellStart"/>
+      <w:r>
+        <w:rPr>
+          <w:rFonts w:ascii="Times New Roman" w:hAnsi="Times New Roman" w:cs="Times New Roman"/>
+          <w:sz w:val="28"/>
+          <w:szCs w:val="28"/>
+          <w:lang w:val="en-US"/>
+        </w:rPr>
+        <w:t>mysqli</w:t>
+      </w:r>
+      <w:proofErr w:type="spellEnd"/>
+      <w:r>
+        <w:rPr>
+          <w:rFonts w:ascii="Times New Roman" w:hAnsi="Times New Roman" w:cs="Times New Roman"/>
+          <w:sz w:val="28"/>
+          <w:szCs w:val="28"/>
+          <w:lang w:val="en-US"/>
+        </w:rPr>
+        <w:t>-&gt;</w:t>
+      </w:r>
+      <w:proofErr w:type="spellStart"/>
+      <w:r>
+        <w:rPr>
+          <w:rFonts w:ascii="Times New Roman" w:hAnsi="Times New Roman" w:cs="Times New Roman"/>
+          <w:sz w:val="28"/>
+          <w:szCs w:val="28"/>
+          <w:lang w:val="en-US"/>
+        </w:rPr>
+        <w:t>affected_rows</w:t>
+      </w:r>
+      <w:proofErr w:type="spellEnd"/>
+      <w:r>
+        <w:rPr>
+          <w:rFonts w:ascii="Times New Roman" w:hAnsi="Times New Roman" w:cs="Times New Roman"/>
+          <w:sz w:val="28"/>
+          <w:szCs w:val="28"/>
+          <w:lang w:val="en-US"/>
+        </w:rPr>
+        <w:t xml:space="preserve"> – </w:t>
       </w:r>
       <w:r>
         <w:rPr>
@@ -2794,14 +4494,85 @@
           <w:lang w:val="en-US"/>
         </w:rPr>
       </w:pPr>
-      <w:r>
-        <w:rPr>
-          <w:rFonts w:ascii="Times New Roman" w:hAnsi="Times New Roman" w:cs="Times New Roman"/>
-          <w:sz w:val="28"/>
-          <w:szCs w:val="28"/>
-          <w:lang w:val="en-US"/>
-        </w:rPr>
-        <w:t xml:space="preserve">mysqli_real_escape_string() / $mysqli-&gt;real_escape_string() – </w:t>
+      <w:proofErr w:type="spellStart"/>
+      <w:r>
+        <w:rPr>
+          <w:rFonts w:ascii="Times New Roman" w:hAnsi="Times New Roman" w:cs="Times New Roman"/>
+          <w:sz w:val="28"/>
+          <w:szCs w:val="28"/>
+          <w:lang w:val="en-US"/>
+        </w:rPr>
+        <w:t>mysqli_real_escape_</w:t>
+      </w:r>
+      <w:proofErr w:type="gramStart"/>
+      <w:r>
+        <w:rPr>
+          <w:rFonts w:ascii="Times New Roman" w:hAnsi="Times New Roman" w:cs="Times New Roman"/>
+          <w:sz w:val="28"/>
+          <w:szCs w:val="28"/>
+          <w:lang w:val="en-US"/>
+        </w:rPr>
+        <w:t>string</w:t>
+      </w:r>
+      <w:proofErr w:type="spellEnd"/>
+      <w:r>
+        <w:rPr>
+          <w:rFonts w:ascii="Times New Roman" w:hAnsi="Times New Roman" w:cs="Times New Roman"/>
+          <w:sz w:val="28"/>
+          <w:szCs w:val="28"/>
+          <w:lang w:val="en-US"/>
+        </w:rPr>
+        <w:t>(</w:t>
+      </w:r>
+      <w:proofErr w:type="gramEnd"/>
+      <w:r>
+        <w:rPr>
+          <w:rFonts w:ascii="Times New Roman" w:hAnsi="Times New Roman" w:cs="Times New Roman"/>
+          <w:sz w:val="28"/>
+          <w:szCs w:val="28"/>
+          <w:lang w:val="en-US"/>
+        </w:rPr>
+        <w:t>) / $</w:t>
+      </w:r>
+      <w:proofErr w:type="spellStart"/>
+      <w:r>
+        <w:rPr>
+          <w:rFonts w:ascii="Times New Roman" w:hAnsi="Times New Roman" w:cs="Times New Roman"/>
+          <w:sz w:val="28"/>
+          <w:szCs w:val="28"/>
+          <w:lang w:val="en-US"/>
+        </w:rPr>
+        <w:t>mysqli</w:t>
+      </w:r>
+      <w:proofErr w:type="spellEnd"/>
+      <w:r>
+        <w:rPr>
+          <w:rFonts w:ascii="Times New Roman" w:hAnsi="Times New Roman" w:cs="Times New Roman"/>
+          <w:sz w:val="28"/>
+          <w:szCs w:val="28"/>
+          <w:lang w:val="en-US"/>
+        </w:rPr>
+        <w:t>-&gt;</w:t>
+      </w:r>
+      <w:proofErr w:type="spellStart"/>
+      <w:r>
+        <w:rPr>
+          <w:rFonts w:ascii="Times New Roman" w:hAnsi="Times New Roman" w:cs="Times New Roman"/>
+          <w:sz w:val="28"/>
+          <w:szCs w:val="28"/>
+          <w:lang w:val="en-US"/>
+        </w:rPr>
+        <w:t>real_escape_string</w:t>
+      </w:r>
+      <w:proofErr w:type="spellEnd"/>
+      <w:r>
+        <w:rPr>
+          <w:rFonts w:ascii="Times New Roman" w:hAnsi="Times New Roman" w:cs="Times New Roman"/>
+          <w:sz w:val="28"/>
+          <w:szCs w:val="28"/>
+          <w:lang w:val="en-US"/>
+        </w:rPr>
+        <w:t xml:space="preserve">() – </w:t>
       </w:r>
       <w:r>
         <w:rPr>
@@ -2852,14 +4623,387 @@
           <w:szCs w:val="28"/>
         </w:rPr>
       </w:pPr>
-      <w:r>
-        <w:rPr>
-          <w:rFonts w:ascii="Times New Roman" w:hAnsi="Times New Roman" w:cs="Times New Roman"/>
-          <w:sz w:val="28"/>
-          <w:szCs w:val="28"/>
-        </w:rPr>
-        <w:t>mysqli_close() / $mysqli-&gt;close() – закрытие соединения.</w:t>
-      </w:r>
+      <w:proofErr w:type="spellStart"/>
+      <w:r>
+        <w:rPr>
+          <w:rFonts w:ascii="Times New Roman" w:hAnsi="Times New Roman" w:cs="Times New Roman"/>
+          <w:sz w:val="28"/>
+          <w:szCs w:val="28"/>
+        </w:rPr>
+        <w:t>mysqli_</w:t>
+      </w:r>
+      <w:proofErr w:type="gramStart"/>
+      <w:r>
+        <w:rPr>
+          <w:rFonts w:ascii="Times New Roman" w:hAnsi="Times New Roman" w:cs="Times New Roman"/>
+          <w:sz w:val="28"/>
+          <w:szCs w:val="28"/>
+        </w:rPr>
+        <w:t>close</w:t>
+      </w:r>
+      <w:proofErr w:type="spellEnd"/>
+      <w:r>
+        <w:rPr>
+          <w:rFonts w:ascii="Times New Roman" w:hAnsi="Times New Roman" w:cs="Times New Roman"/>
+          <w:sz w:val="28"/>
+          <w:szCs w:val="28"/>
+        </w:rPr>
+        <w:t>(</w:t>
+      </w:r>
+      <w:proofErr w:type="gramEnd"/>
+      <w:r>
+        <w:rPr>
+          <w:rFonts w:ascii="Times New Roman" w:hAnsi="Times New Roman" w:cs="Times New Roman"/>
+          <w:sz w:val="28"/>
+          <w:szCs w:val="28"/>
+        </w:rPr>
+        <w:t>) / $</w:t>
+      </w:r>
+      <w:proofErr w:type="spellStart"/>
+      <w:r>
+        <w:rPr>
+          <w:rFonts w:ascii="Times New Roman" w:hAnsi="Times New Roman" w:cs="Times New Roman"/>
+          <w:sz w:val="28"/>
+          <w:szCs w:val="28"/>
+        </w:rPr>
+        <w:t>mysqli</w:t>
+      </w:r>
+      <w:proofErr w:type="spellEnd"/>
+      <w:r>
+        <w:rPr>
+          <w:rFonts w:ascii="Times New Roman" w:hAnsi="Times New Roman" w:cs="Times New Roman"/>
+          <w:sz w:val="28"/>
+          <w:szCs w:val="28"/>
+        </w:rPr>
+        <w:t>-&gt;</w:t>
+      </w:r>
+      <w:proofErr w:type="spellStart"/>
+      <w:r>
+        <w:rPr>
+          <w:rFonts w:ascii="Times New Roman" w:hAnsi="Times New Roman" w:cs="Times New Roman"/>
+          <w:sz w:val="28"/>
+          <w:szCs w:val="28"/>
+        </w:rPr>
+        <w:t>close</w:t>
+      </w:r>
+      <w:proofErr w:type="spellEnd"/>
+      <w:r>
+        <w:rPr>
+          <w:rFonts w:ascii="Times New Roman" w:hAnsi="Times New Roman" w:cs="Times New Roman"/>
+          <w:sz w:val="28"/>
+          <w:szCs w:val="28"/>
+        </w:rPr>
+        <w:t>() – закрытие соединения.</w:t>
+      </w:r>
+    </w:p>
+    <w:p>
+      <w:pPr>
+        <w:spacing w:after="0" w:line="360" w:lineRule="auto"/>
+        <w:jc w:val="both"/>
+        <w:rPr>
+          <w:rFonts w:ascii="Times New Roman" w:hAnsi="Times New Roman" w:cs="Times New Roman"/>
+          <w:sz w:val="28"/>
+          <w:szCs w:val="28"/>
+        </w:rPr>
+      </w:pPr>
+    </w:p>
+    <w:p>
+      <w:pPr>
+        <w:spacing w:after="0" w:line="360" w:lineRule="auto"/>
+        <w:jc w:val="both"/>
+        <w:rPr>
+          <w:rFonts w:ascii="Times New Roman" w:hAnsi="Times New Roman" w:cs="Times New Roman"/>
+          <w:color w:val="F9FAFB"/>
+          <w:sz w:val="28"/>
+          <w:szCs w:val="28"/>
+          <w:shd w:val="clear" w:color="auto" w:fill="151517"/>
+        </w:rPr>
+      </w:pPr>
+      <w:proofErr w:type="spellStart"/>
+      <w:r>
+        <w:rPr>
+          <w:rFonts w:ascii="Times New Roman" w:hAnsi="Times New Roman" w:cs="Times New Roman"/>
+          <w:sz w:val="28"/>
+          <w:szCs w:val="28"/>
+        </w:rPr>
+        <w:t>MySQLi</w:t>
+      </w:r>
+      <w:proofErr w:type="spellEnd"/>
+      <w:r>
+        <w:rPr>
+          <w:rFonts w:ascii="Times New Roman" w:hAnsi="Times New Roman" w:cs="Times New Roman"/>
+          <w:sz w:val="28"/>
+          <w:szCs w:val="28"/>
+        </w:rPr>
+        <w:t xml:space="preserve"> предоставляет объектно-ориентированный и процедурный интерфейсы для работы с MySQL, включая класс </w:t>
+      </w:r>
+      <w:proofErr w:type="spellStart"/>
+      <w:r>
+        <w:rPr>
+          <w:rStyle w:val="HTML"/>
+          <w:rFonts w:ascii="Times New Roman" w:eastAsiaTheme="majorEastAsia" w:hAnsi="Times New Roman" w:cs="Times New Roman"/>
+          <w:sz w:val="28"/>
+          <w:szCs w:val="28"/>
+        </w:rPr>
+        <w:t>mysqli</w:t>
+      </w:r>
+      <w:proofErr w:type="spellEnd"/>
+      <w:r>
+        <w:rPr>
+          <w:rFonts w:ascii="Times New Roman" w:hAnsi="Times New Roman" w:cs="Times New Roman"/>
+          <w:sz w:val="28"/>
+          <w:szCs w:val="28"/>
+        </w:rPr>
+        <w:t> для управления соединением (</w:t>
+      </w:r>
+      <w:r>
+        <w:rPr>
+          <w:rStyle w:val="HTML"/>
+          <w:rFonts w:ascii="Times New Roman" w:eastAsiaTheme="majorEastAsia" w:hAnsi="Times New Roman" w:cs="Times New Roman"/>
+          <w:sz w:val="28"/>
+          <w:szCs w:val="28"/>
+        </w:rPr>
+        <w:t>__</w:t>
+      </w:r>
+      <w:proofErr w:type="spellStart"/>
+      <w:r>
+        <w:rPr>
+          <w:rStyle w:val="HTML"/>
+          <w:rFonts w:ascii="Times New Roman" w:eastAsiaTheme="majorEastAsia" w:hAnsi="Times New Roman" w:cs="Times New Roman"/>
+          <w:sz w:val="28"/>
+          <w:szCs w:val="28"/>
+        </w:rPr>
+        <w:t>construct</w:t>
+      </w:r>
+      <w:proofErr w:type="spellEnd"/>
+      <w:r>
+        <w:rPr>
+          <w:rFonts w:ascii="Times New Roman" w:hAnsi="Times New Roman" w:cs="Times New Roman"/>
+          <w:sz w:val="28"/>
+          <w:szCs w:val="28"/>
+        </w:rPr>
+        <w:t>, </w:t>
+      </w:r>
+      <w:proofErr w:type="spellStart"/>
+      <w:r>
+        <w:rPr>
+          <w:rStyle w:val="HTML"/>
+          <w:rFonts w:ascii="Times New Roman" w:eastAsiaTheme="majorEastAsia" w:hAnsi="Times New Roman" w:cs="Times New Roman"/>
+          <w:sz w:val="28"/>
+          <w:szCs w:val="28"/>
+        </w:rPr>
+        <w:t>query</w:t>
+      </w:r>
+      <w:proofErr w:type="spellEnd"/>
+      <w:r>
+        <w:rPr>
+          <w:rFonts w:ascii="Times New Roman" w:hAnsi="Times New Roman" w:cs="Times New Roman"/>
+          <w:sz w:val="28"/>
+          <w:szCs w:val="28"/>
+        </w:rPr>
+        <w:t>, </w:t>
+      </w:r>
+      <w:proofErr w:type="spellStart"/>
+      <w:r>
+        <w:rPr>
+          <w:rStyle w:val="HTML"/>
+          <w:rFonts w:ascii="Times New Roman" w:eastAsiaTheme="majorEastAsia" w:hAnsi="Times New Roman" w:cs="Times New Roman"/>
+          <w:sz w:val="28"/>
+          <w:szCs w:val="28"/>
+        </w:rPr>
+        <w:t>prepare</w:t>
+      </w:r>
+      <w:proofErr w:type="spellEnd"/>
+      <w:r>
+        <w:rPr>
+          <w:rFonts w:ascii="Times New Roman" w:hAnsi="Times New Roman" w:cs="Times New Roman"/>
+          <w:sz w:val="28"/>
+          <w:szCs w:val="28"/>
+        </w:rPr>
+        <w:t>, </w:t>
+      </w:r>
+      <w:proofErr w:type="spellStart"/>
+      <w:r>
+        <w:rPr>
+          <w:rStyle w:val="HTML"/>
+          <w:rFonts w:ascii="Times New Roman" w:eastAsiaTheme="majorEastAsia" w:hAnsi="Times New Roman" w:cs="Times New Roman"/>
+          <w:sz w:val="28"/>
+          <w:szCs w:val="28"/>
+        </w:rPr>
+        <w:t>real_escape_string</w:t>
+      </w:r>
+      <w:proofErr w:type="spellEnd"/>
+      <w:r>
+        <w:rPr>
+          <w:rFonts w:ascii="Times New Roman" w:hAnsi="Times New Roman" w:cs="Times New Roman"/>
+          <w:sz w:val="28"/>
+          <w:szCs w:val="28"/>
+        </w:rPr>
+        <w:t>, транзакции), класс </w:t>
+      </w:r>
+      <w:proofErr w:type="spellStart"/>
+      <w:r>
+        <w:rPr>
+          <w:rStyle w:val="HTML"/>
+          <w:rFonts w:ascii="Times New Roman" w:eastAsiaTheme="majorEastAsia" w:hAnsi="Times New Roman" w:cs="Times New Roman"/>
+          <w:sz w:val="28"/>
+          <w:szCs w:val="28"/>
+        </w:rPr>
+        <w:t>mysqli_stmt</w:t>
+      </w:r>
+      <w:proofErr w:type="spellEnd"/>
+      <w:r>
+        <w:rPr>
+          <w:rFonts w:ascii="Times New Roman" w:hAnsi="Times New Roman" w:cs="Times New Roman"/>
+          <w:sz w:val="28"/>
+          <w:szCs w:val="28"/>
+        </w:rPr>
+        <w:t> для подготовленных запросов (</w:t>
+      </w:r>
+      <w:proofErr w:type="spellStart"/>
+      <w:r>
+        <w:rPr>
+          <w:rStyle w:val="HTML"/>
+          <w:rFonts w:ascii="Times New Roman" w:eastAsiaTheme="majorEastAsia" w:hAnsi="Times New Roman" w:cs="Times New Roman"/>
+          <w:sz w:val="28"/>
+          <w:szCs w:val="28"/>
+        </w:rPr>
+        <w:t>bind_param</w:t>
+      </w:r>
+      <w:proofErr w:type="spellEnd"/>
+      <w:r>
+        <w:rPr>
+          <w:rFonts w:ascii="Times New Roman" w:hAnsi="Times New Roman" w:cs="Times New Roman"/>
+          <w:sz w:val="28"/>
+          <w:szCs w:val="28"/>
+        </w:rPr>
+        <w:t>, </w:t>
+      </w:r>
+      <w:proofErr w:type="spellStart"/>
+      <w:r>
+        <w:rPr>
+          <w:rStyle w:val="HTML"/>
+          <w:rFonts w:ascii="Times New Roman" w:eastAsiaTheme="majorEastAsia" w:hAnsi="Times New Roman" w:cs="Times New Roman"/>
+          <w:sz w:val="28"/>
+          <w:szCs w:val="28"/>
+        </w:rPr>
+        <w:t>execute</w:t>
+      </w:r>
+      <w:proofErr w:type="spellEnd"/>
+      <w:r>
+        <w:rPr>
+          <w:rFonts w:ascii="Times New Roman" w:hAnsi="Times New Roman" w:cs="Times New Roman"/>
+          <w:sz w:val="28"/>
+          <w:szCs w:val="28"/>
+        </w:rPr>
+        <w:t>, </w:t>
+      </w:r>
+      <w:proofErr w:type="spellStart"/>
+      <w:r>
+        <w:rPr>
+          <w:rStyle w:val="HTML"/>
+          <w:rFonts w:ascii="Times New Roman" w:eastAsiaTheme="majorEastAsia" w:hAnsi="Times New Roman" w:cs="Times New Roman"/>
+          <w:sz w:val="28"/>
+          <w:szCs w:val="28"/>
+        </w:rPr>
+        <w:t>bind_result</w:t>
+      </w:r>
+      <w:proofErr w:type="spellEnd"/>
+      <w:r>
+        <w:rPr>
+          <w:rFonts w:ascii="Times New Roman" w:hAnsi="Times New Roman" w:cs="Times New Roman"/>
+          <w:sz w:val="28"/>
+          <w:szCs w:val="28"/>
+        </w:rPr>
+        <w:t>) и класс </w:t>
+      </w:r>
+      <w:proofErr w:type="spellStart"/>
+      <w:r>
+        <w:rPr>
+          <w:rStyle w:val="HTML"/>
+          <w:rFonts w:ascii="Times New Roman" w:eastAsiaTheme="majorEastAsia" w:hAnsi="Times New Roman" w:cs="Times New Roman"/>
+          <w:sz w:val="28"/>
+          <w:szCs w:val="28"/>
+        </w:rPr>
+        <w:t>mysqli_result</w:t>
+      </w:r>
+      <w:proofErr w:type="spellEnd"/>
+      <w:r>
+        <w:rPr>
+          <w:rFonts w:ascii="Times New Roman" w:hAnsi="Times New Roman" w:cs="Times New Roman"/>
+          <w:sz w:val="28"/>
+          <w:szCs w:val="28"/>
+        </w:rPr>
+        <w:t> для обработки результатов выборки (</w:t>
+      </w:r>
+      <w:proofErr w:type="spellStart"/>
+      <w:r>
+        <w:rPr>
+          <w:rStyle w:val="HTML"/>
+          <w:rFonts w:ascii="Times New Roman" w:eastAsiaTheme="majorEastAsia" w:hAnsi="Times New Roman" w:cs="Times New Roman"/>
+          <w:sz w:val="28"/>
+          <w:szCs w:val="28"/>
+        </w:rPr>
+        <w:t>fetch_assoc</w:t>
+      </w:r>
+      <w:proofErr w:type="spellEnd"/>
+      <w:r>
+        <w:rPr>
+          <w:rFonts w:ascii="Times New Roman" w:hAnsi="Times New Roman" w:cs="Times New Roman"/>
+          <w:sz w:val="28"/>
+          <w:szCs w:val="28"/>
+        </w:rPr>
+        <w:t>, </w:t>
+      </w:r>
+      <w:proofErr w:type="spellStart"/>
+      <w:r>
+        <w:rPr>
+          <w:rStyle w:val="HTML"/>
+          <w:rFonts w:ascii="Times New Roman" w:eastAsiaTheme="majorEastAsia" w:hAnsi="Times New Roman" w:cs="Times New Roman"/>
+          <w:sz w:val="28"/>
+          <w:szCs w:val="28"/>
+        </w:rPr>
+        <w:t>fetch_object</w:t>
+      </w:r>
+      <w:proofErr w:type="spellEnd"/>
+      <w:r>
+        <w:rPr>
+          <w:rFonts w:ascii="Times New Roman" w:hAnsi="Times New Roman" w:cs="Times New Roman"/>
+          <w:sz w:val="28"/>
+          <w:szCs w:val="28"/>
+        </w:rPr>
+        <w:t>, </w:t>
+      </w:r>
+      <w:proofErr w:type="spellStart"/>
+      <w:r>
+        <w:rPr>
+          <w:rStyle w:val="HTML"/>
+          <w:rFonts w:ascii="Times New Roman" w:eastAsiaTheme="majorEastAsia" w:hAnsi="Times New Roman" w:cs="Times New Roman"/>
+          <w:sz w:val="28"/>
+          <w:szCs w:val="28"/>
+        </w:rPr>
+        <w:t>num_rows</w:t>
+      </w:r>
+      <w:proofErr w:type="spellEnd"/>
+      <w:r>
+        <w:rPr>
+          <w:rFonts w:ascii="Times New Roman" w:hAnsi="Times New Roman" w:cs="Times New Roman"/>
+          <w:sz w:val="28"/>
+          <w:szCs w:val="28"/>
+        </w:rPr>
+        <w:t>), а также функции для получения информации об ошибках.</w:t>
+      </w:r>
+    </w:p>
+    <w:p>
+      <w:pPr>
+        <w:spacing w:after="0" w:line="360" w:lineRule="auto"/>
+        <w:jc w:val="both"/>
+        <w:rPr>
+          <w:rFonts w:ascii="Times New Roman" w:hAnsi="Times New Roman" w:cs="Times New Roman"/>
+          <w:sz w:val="28"/>
+          <w:szCs w:val="28"/>
+        </w:rPr>
+      </w:pPr>
     </w:p>
     <w:p>
       <w:pPr>
@@ -2910,30 +5054,106 @@
           <w:sz w:val="28"/>
           <w:szCs w:val="28"/>
         </w:rPr>
-        <w:t> (PHP Data Objects) – универсальное расширение для доступа к базам данных, которое предоставляет единый интерфейс для работы с различными СУБД (MySQL, PostgreSQL, SQLite и др.). Поддерживает подготовленные запросы, транзакции, исключения.</w:t>
-      </w:r>
-    </w:p>
-    <w:p>
-      <w:pPr>
-        <w:spacing w:after="0" w:line="360" w:lineRule="auto"/>
-        <w:jc w:val="both"/>
-        <w:rPr>
-          <w:rFonts w:ascii="Times New Roman" w:hAnsi="Times New Roman" w:cs="Times New Roman"/>
-          <w:b/>
-          <w:bCs/>
-          <w:sz w:val="28"/>
-          <w:szCs w:val="28"/>
-        </w:rPr>
-      </w:pPr>
-      <w:r>
-        <w:rPr>
-          <w:rFonts w:ascii="Times New Roman" w:hAnsi="Times New Roman" w:cs="Times New Roman"/>
-          <w:b/>
-          <w:bCs/>
-          <w:sz w:val="28"/>
-          <w:szCs w:val="28"/>
-        </w:rPr>
-        <w:t>24. Чем отличаются расширения PDO и MySQLi?</w:t>
+        <w:t xml:space="preserve"> (PHP Data </w:t>
+      </w:r>
+      <w:proofErr w:type="spellStart"/>
+      <w:r>
+        <w:rPr>
+          <w:rFonts w:ascii="Times New Roman" w:hAnsi="Times New Roman" w:cs="Times New Roman"/>
+          <w:sz w:val="28"/>
+          <w:szCs w:val="28"/>
+        </w:rPr>
+        <w:t>Objects</w:t>
+      </w:r>
+      <w:proofErr w:type="spellEnd"/>
+      <w:r>
+        <w:rPr>
+          <w:rFonts w:ascii="Times New Roman" w:hAnsi="Times New Roman" w:cs="Times New Roman"/>
+          <w:sz w:val="28"/>
+          <w:szCs w:val="28"/>
+        </w:rPr>
+        <w:t xml:space="preserve">) – универсальное расширение для доступа к базам данных, которое предоставляет единый интерфейс для работы с различными СУБД (MySQL, </w:t>
+      </w:r>
+      <w:proofErr w:type="spellStart"/>
+      <w:r>
+        <w:rPr>
+          <w:rFonts w:ascii="Times New Roman" w:hAnsi="Times New Roman" w:cs="Times New Roman"/>
+          <w:sz w:val="28"/>
+          <w:szCs w:val="28"/>
+        </w:rPr>
+        <w:t>PostgreSQL</w:t>
+      </w:r>
+      <w:proofErr w:type="spellEnd"/>
+      <w:r>
+        <w:rPr>
+          <w:rFonts w:ascii="Times New Roman" w:hAnsi="Times New Roman" w:cs="Times New Roman"/>
+          <w:sz w:val="28"/>
+          <w:szCs w:val="28"/>
+        </w:rPr>
+        <w:t xml:space="preserve">, </w:t>
+      </w:r>
+      <w:proofErr w:type="spellStart"/>
+      <w:r>
+        <w:rPr>
+          <w:rFonts w:ascii="Times New Roman" w:hAnsi="Times New Roman" w:cs="Times New Roman"/>
+          <w:sz w:val="28"/>
+          <w:szCs w:val="28"/>
+        </w:rPr>
+        <w:t>SQLite</w:t>
+      </w:r>
+      <w:proofErr w:type="spellEnd"/>
+      <w:r>
+        <w:rPr>
+          <w:rFonts w:ascii="Times New Roman" w:hAnsi="Times New Roman" w:cs="Times New Roman"/>
+          <w:sz w:val="28"/>
+          <w:szCs w:val="28"/>
+        </w:rPr>
+        <w:t xml:space="preserve"> и др.). Поддерживает подготовленные запросы, транзакции, исключения.</w:t>
+      </w:r>
+    </w:p>
+    <w:p>
+      <w:pPr>
+        <w:spacing w:after="0" w:line="360" w:lineRule="auto"/>
+        <w:jc w:val="both"/>
+        <w:rPr>
+          <w:rFonts w:ascii="Times New Roman" w:hAnsi="Times New Roman" w:cs="Times New Roman"/>
+          <w:b/>
+          <w:bCs/>
+          <w:sz w:val="28"/>
+          <w:szCs w:val="28"/>
+        </w:rPr>
+      </w:pPr>
+      <w:r>
+        <w:rPr>
+          <w:rFonts w:ascii="Times New Roman" w:hAnsi="Times New Roman" w:cs="Times New Roman"/>
+          <w:b/>
+          <w:bCs/>
+          <w:sz w:val="28"/>
+          <w:szCs w:val="28"/>
+        </w:rPr>
+        <w:t xml:space="preserve">24. Чем отличаются расширения PDO и </w:t>
+      </w:r>
+      <w:proofErr w:type="spellStart"/>
+      <w:r>
+        <w:rPr>
+          <w:rFonts w:ascii="Times New Roman" w:hAnsi="Times New Roman" w:cs="Times New Roman"/>
+          <w:b/>
+          <w:bCs/>
+          <w:sz w:val="28"/>
+          <w:szCs w:val="28"/>
+        </w:rPr>
+        <w:t>MySQLi</w:t>
+      </w:r>
+      <w:proofErr w:type="spellEnd"/>
+      <w:r>
+        <w:rPr>
+          <w:rFonts w:ascii="Times New Roman" w:hAnsi="Times New Roman" w:cs="Times New Roman"/>
+          <w:b/>
+          <w:bCs/>
+          <w:sz w:val="28"/>
+          <w:szCs w:val="28"/>
+        </w:rPr>
+        <w:t>?</w:t>
       </w:r>
     </w:p>
     <w:p>
@@ -2966,7 +5186,25 @@
           <w:sz w:val="28"/>
           <w:szCs w:val="28"/>
         </w:rPr>
-        <w:t> MySQLi заточен только под MySQL; PDO абстрагирует работу с разными БД.</w:t>
+        <w:t> </w:t>
+      </w:r>
+      <w:proofErr w:type="spellStart"/>
+      <w:r>
+        <w:rPr>
+          <w:rFonts w:ascii="Times New Roman" w:hAnsi="Times New Roman" w:cs="Times New Roman"/>
+          <w:sz w:val="28"/>
+          <w:szCs w:val="28"/>
+        </w:rPr>
+        <w:t>MySQLi</w:t>
+      </w:r>
+      <w:proofErr w:type="spellEnd"/>
+      <w:r>
+        <w:rPr>
+          <w:rFonts w:ascii="Times New Roman" w:hAnsi="Times New Roman" w:cs="Times New Roman"/>
+          <w:sz w:val="28"/>
+          <w:szCs w:val="28"/>
+        </w:rPr>
+        <w:t xml:space="preserve"> заточен только под MySQL; PDO абстрагирует работу с разными БД.</w:t>
       </w:r>
     </w:p>
     <w:p>
@@ -3032,7 +5270,25 @@
           <w:sz w:val="28"/>
           <w:szCs w:val="28"/>
         </w:rPr>
-        <w:t> PDO полностью объектно-ориентирован; MySQLi может использоваться и процедурно.</w:t>
+        <w:t xml:space="preserve"> PDO полностью объектно-ориентирован; </w:t>
+      </w:r>
+      <w:proofErr w:type="spellStart"/>
+      <w:r>
+        <w:rPr>
+          <w:rFonts w:ascii="Times New Roman" w:hAnsi="Times New Roman" w:cs="Times New Roman"/>
+          <w:sz w:val="28"/>
+          <w:szCs w:val="28"/>
+        </w:rPr>
+        <w:t>MySQLi</w:t>
+      </w:r>
+      <w:proofErr w:type="spellEnd"/>
+      <w:r>
+        <w:rPr>
+          <w:rFonts w:ascii="Times New Roman" w:hAnsi="Times New Roman" w:cs="Times New Roman"/>
+          <w:sz w:val="28"/>
+          <w:szCs w:val="28"/>
+        </w:rPr>
+        <w:t xml:space="preserve"> может использоваться и процедурно.</w:t>
       </w:r>
     </w:p>
     <w:p>
@@ -3065,29 +5321,48 @@
           <w:sz w:val="28"/>
           <w:szCs w:val="28"/>
         </w:rPr>
-        <w:t> MySQLi имеет некоторые специфичные для MySQL возможности (например, множественные запросы), которых нет в PDO.</w:t>
-      </w:r>
-    </w:p>
-    <w:p>
-      <w:pPr>
-        <w:spacing w:after="0" w:line="360" w:lineRule="auto"/>
-        <w:jc w:val="both"/>
-        <w:rPr>
-          <w:rFonts w:ascii="Times New Roman" w:hAnsi="Times New Roman" w:cs="Times New Roman"/>
-          <w:b/>
-          <w:bCs/>
-          <w:sz w:val="28"/>
-          <w:szCs w:val="28"/>
-        </w:rPr>
-      </w:pPr>
-      <w:r>
-        <w:rPr>
-          <w:rFonts w:ascii="Times New Roman" w:hAnsi="Times New Roman" w:cs="Times New Roman"/>
-          <w:b/>
-          <w:bCs/>
-          <w:sz w:val="28"/>
-          <w:szCs w:val="28"/>
-        </w:rPr>
+        <w:t> </w:t>
+      </w:r>
+      <w:proofErr w:type="spellStart"/>
+      <w:r>
+        <w:rPr>
+          <w:rFonts w:ascii="Times New Roman" w:hAnsi="Times New Roman" w:cs="Times New Roman"/>
+          <w:sz w:val="28"/>
+          <w:szCs w:val="28"/>
+        </w:rPr>
+        <w:t>MySQLi</w:t>
+      </w:r>
+      <w:proofErr w:type="spellEnd"/>
+      <w:r>
+        <w:rPr>
+          <w:rFonts w:ascii="Times New Roman" w:hAnsi="Times New Roman" w:cs="Times New Roman"/>
+          <w:sz w:val="28"/>
+          <w:szCs w:val="28"/>
+        </w:rPr>
+        <w:t xml:space="preserve"> имеет некоторые специфичные для MySQL возможности (например, множественные запросы), которых нет в PDO.</w:t>
+      </w:r>
+    </w:p>
+    <w:p>
+      <w:pPr>
+        <w:spacing w:after="0" w:line="360" w:lineRule="auto"/>
+        <w:jc w:val="both"/>
+        <w:rPr>
+          <w:rFonts w:ascii="Times New Roman" w:hAnsi="Times New Roman" w:cs="Times New Roman"/>
+          <w:b/>
+          <w:bCs/>
+          <w:sz w:val="28"/>
+          <w:szCs w:val="28"/>
+        </w:rPr>
+      </w:pPr>
+      <w:r>
+        <w:rPr>
+          <w:rFonts w:ascii="Times New Roman" w:hAnsi="Times New Roman" w:cs="Times New Roman"/>
+          <w:b/>
+          <w:bCs/>
+          <w:sz w:val="28"/>
+          <w:szCs w:val="28"/>
+        </w:rPr>
+        <w:lastRenderedPageBreak/>
         <w:t>25. В чем отличие именованных и неименованных псевдопеременных в PDO?</w:t>
       </w:r>
     </w:p>
@@ -3121,7 +5396,25 @@
           <w:sz w:val="28"/>
           <w:szCs w:val="28"/>
         </w:rPr>
-        <w:t> – обозначаются знаком ? в запросе. Привязка значений осуществляется по порядку (индексу).</w:t>
+        <w:t xml:space="preserve"> – обозначаются </w:t>
+      </w:r>
+      <w:proofErr w:type="gramStart"/>
+      <w:r>
+        <w:rPr>
+          <w:rFonts w:ascii="Times New Roman" w:hAnsi="Times New Roman" w:cs="Times New Roman"/>
+          <w:sz w:val="28"/>
+          <w:szCs w:val="28"/>
+        </w:rPr>
+        <w:t>знаком ?</w:t>
+      </w:r>
+      <w:proofErr w:type="gramEnd"/>
+      <w:r>
+        <w:rPr>
+          <w:rFonts w:ascii="Times New Roman" w:hAnsi="Times New Roman" w:cs="Times New Roman"/>
+          <w:sz w:val="28"/>
+          <w:szCs w:val="28"/>
+        </w:rPr>
+        <w:t> в запросе. Привязка значений осуществляется по порядку (индексу).</w:t>
       </w:r>
     </w:p>
     <w:p>
@@ -3154,19 +5447,48 @@
           <w:sz w:val="28"/>
           <w:szCs w:val="28"/>
         </w:rPr>
-        <w:t> – обозначаются как :name. Привязка идёт по имени, порядок не важен. Пример:</w:t>
-      </w:r>
-    </w:p>
-    <w:p>
-      <w:pPr>
-        <w:spacing w:after="0" w:line="360" w:lineRule="auto"/>
-        <w:jc w:val="both"/>
-        <w:rPr>
-          <w:rFonts w:ascii="Times New Roman" w:hAnsi="Times New Roman" w:cs="Times New Roman"/>
-          <w:sz w:val="28"/>
-          <w:szCs w:val="28"/>
-        </w:rPr>
-      </w:pPr>
+        <w:t xml:space="preserve"> – обозначаются </w:t>
+      </w:r>
+      <w:proofErr w:type="gramStart"/>
+      <w:r>
+        <w:rPr>
+          <w:rFonts w:ascii="Times New Roman" w:hAnsi="Times New Roman" w:cs="Times New Roman"/>
+          <w:sz w:val="28"/>
+          <w:szCs w:val="28"/>
+        </w:rPr>
+        <w:t>как :</w:t>
+      </w:r>
+      <w:proofErr w:type="spellStart"/>
+      <w:r>
+        <w:rPr>
+          <w:rFonts w:ascii="Times New Roman" w:hAnsi="Times New Roman" w:cs="Times New Roman"/>
+          <w:sz w:val="28"/>
+          <w:szCs w:val="28"/>
+        </w:rPr>
+        <w:t>name</w:t>
+      </w:r>
+      <w:proofErr w:type="spellEnd"/>
+      <w:proofErr w:type="gramEnd"/>
+      <w:r>
+        <w:rPr>
+          <w:rFonts w:ascii="Times New Roman" w:hAnsi="Times New Roman" w:cs="Times New Roman"/>
+          <w:sz w:val="28"/>
+          <w:szCs w:val="28"/>
+        </w:rPr>
+        <w:t>. Привязка идёт по имени, порядок не важен. Пример:</w:t>
+      </w:r>
+    </w:p>
+    <w:p>
+      <w:pPr>
+        <w:spacing w:after="0" w:line="360" w:lineRule="auto"/>
+        <w:jc w:val="both"/>
+        <w:rPr>
+          <w:rFonts w:ascii="Times New Roman" w:hAnsi="Times New Roman" w:cs="Times New Roman"/>
+          <w:sz w:val="28"/>
+          <w:szCs w:val="28"/>
+        </w:rPr>
+      </w:pPr>
+      <w:proofErr w:type="spellStart"/>
       <w:r>
         <w:rPr>
           <w:rFonts w:ascii="Times New Roman" w:hAnsi="Times New Roman" w:cs="Times New Roman"/>
@@ -3175,70 +5497,181 @@
         </w:rPr>
         <w:t>php</w:t>
       </w:r>
-    </w:p>
-    <w:p>
-      <w:pPr>
-        <w:spacing w:after="0" w:line="360" w:lineRule="auto"/>
-        <w:jc w:val="both"/>
-        <w:rPr>
-          <w:rFonts w:ascii="Times New Roman" w:hAnsi="Times New Roman" w:cs="Times New Roman"/>
-          <w:sz w:val="28"/>
-          <w:szCs w:val="28"/>
-          <w:lang w:val="en-US"/>
-        </w:rPr>
-      </w:pPr>
-      <w:r>
-        <w:rPr>
-          <w:rFonts w:ascii="Times New Roman" w:hAnsi="Times New Roman" w:cs="Times New Roman"/>
-          <w:sz w:val="28"/>
-          <w:szCs w:val="28"/>
-          <w:lang w:val="en-US"/>
-        </w:rPr>
-        <w:t>$stmt = $dbh-&gt;prepare("INSERT INTO users (name, email) VALUES (:name, :email)");</w:t>
-      </w:r>
-    </w:p>
-    <w:p>
-      <w:pPr>
-        <w:spacing w:after="0" w:line="360" w:lineRule="auto"/>
-        <w:jc w:val="both"/>
-        <w:rPr>
-          <w:rFonts w:ascii="Times New Roman" w:hAnsi="Times New Roman" w:cs="Times New Roman"/>
-          <w:sz w:val="28"/>
-          <w:szCs w:val="28"/>
-          <w:lang w:val="en-US"/>
-        </w:rPr>
-      </w:pPr>
-      <w:r>
-        <w:rPr>
-          <w:rFonts w:ascii="Times New Roman" w:hAnsi="Times New Roman" w:cs="Times New Roman"/>
-          <w:sz w:val="28"/>
-          <w:szCs w:val="28"/>
-          <w:lang w:val="en-US"/>
-        </w:rPr>
-        <w:t>$stmt-&gt;bindParam(':name', $name);</w:t>
-      </w:r>
-    </w:p>
-    <w:p>
-      <w:pPr>
-        <w:spacing w:after="0" w:line="360" w:lineRule="auto"/>
-        <w:jc w:val="both"/>
-        <w:rPr>
-          <w:rFonts w:ascii="Times New Roman" w:hAnsi="Times New Roman" w:cs="Times New Roman"/>
-          <w:b/>
-          <w:bCs/>
-          <w:sz w:val="28"/>
-          <w:szCs w:val="28"/>
-        </w:rPr>
-      </w:pPr>
-      <w:r>
-        <w:rPr>
-          <w:rFonts w:ascii="Times New Roman" w:hAnsi="Times New Roman" w:cs="Times New Roman"/>
-          <w:b/>
-          <w:bCs/>
-          <w:sz w:val="28"/>
-          <w:szCs w:val="28"/>
-        </w:rPr>
-        <w:lastRenderedPageBreak/>
+      <w:proofErr w:type="spellEnd"/>
+    </w:p>
+    <w:p>
+      <w:pPr>
+        <w:spacing w:after="0" w:line="360" w:lineRule="auto"/>
+        <w:jc w:val="both"/>
+        <w:rPr>
+          <w:rFonts w:ascii="Times New Roman" w:hAnsi="Times New Roman" w:cs="Times New Roman"/>
+          <w:sz w:val="28"/>
+          <w:szCs w:val="28"/>
+          <w:lang w:val="en-US"/>
+        </w:rPr>
+      </w:pPr>
+      <w:r>
+        <w:rPr>
+          <w:rFonts w:ascii="Times New Roman" w:hAnsi="Times New Roman" w:cs="Times New Roman"/>
+          <w:sz w:val="28"/>
+          <w:szCs w:val="28"/>
+          <w:lang w:val="en-US"/>
+        </w:rPr>
+        <w:t>$</w:t>
+      </w:r>
+      <w:proofErr w:type="spellStart"/>
+      <w:r>
+        <w:rPr>
+          <w:rFonts w:ascii="Times New Roman" w:hAnsi="Times New Roman" w:cs="Times New Roman"/>
+          <w:sz w:val="28"/>
+          <w:szCs w:val="28"/>
+          <w:lang w:val="en-US"/>
+        </w:rPr>
+        <w:t>stmt</w:t>
+      </w:r>
+      <w:proofErr w:type="spellEnd"/>
+      <w:r>
+        <w:rPr>
+          <w:rFonts w:ascii="Times New Roman" w:hAnsi="Times New Roman" w:cs="Times New Roman"/>
+          <w:sz w:val="28"/>
+          <w:szCs w:val="28"/>
+          <w:lang w:val="en-US"/>
+        </w:rPr>
+        <w:t xml:space="preserve"> = $</w:t>
+      </w:r>
+      <w:proofErr w:type="spellStart"/>
+      <w:r>
+        <w:rPr>
+          <w:rFonts w:ascii="Times New Roman" w:hAnsi="Times New Roman" w:cs="Times New Roman"/>
+          <w:sz w:val="28"/>
+          <w:szCs w:val="28"/>
+          <w:lang w:val="en-US"/>
+        </w:rPr>
+        <w:t>dbh</w:t>
+      </w:r>
+      <w:proofErr w:type="spellEnd"/>
+      <w:r>
+        <w:rPr>
+          <w:rFonts w:ascii="Times New Roman" w:hAnsi="Times New Roman" w:cs="Times New Roman"/>
+          <w:sz w:val="28"/>
+          <w:szCs w:val="28"/>
+          <w:lang w:val="en-US"/>
+        </w:rPr>
+        <w:t>-&gt;</w:t>
+      </w:r>
+      <w:proofErr w:type="gramStart"/>
+      <w:r>
+        <w:rPr>
+          <w:rFonts w:ascii="Times New Roman" w:hAnsi="Times New Roman" w:cs="Times New Roman"/>
+          <w:sz w:val="28"/>
+          <w:szCs w:val="28"/>
+          <w:lang w:val="en-US"/>
+        </w:rPr>
+        <w:t>prepare(</w:t>
+      </w:r>
+      <w:proofErr w:type="gramEnd"/>
+      <w:r>
+        <w:rPr>
+          <w:rFonts w:ascii="Times New Roman" w:hAnsi="Times New Roman" w:cs="Times New Roman"/>
+          <w:sz w:val="28"/>
+          <w:szCs w:val="28"/>
+          <w:lang w:val="en-US"/>
+        </w:rPr>
+        <w:t>"INSERT INTO users (name, email) VALUES (:name, :email)");</w:t>
+      </w:r>
+    </w:p>
+    <w:p>
+      <w:pPr>
+        <w:spacing w:after="0" w:line="360" w:lineRule="auto"/>
+        <w:jc w:val="both"/>
+        <w:rPr>
+          <w:rFonts w:ascii="Times New Roman" w:hAnsi="Times New Roman" w:cs="Times New Roman"/>
+          <w:sz w:val="28"/>
+          <w:szCs w:val="28"/>
+          <w:lang w:val="en-US"/>
+        </w:rPr>
+      </w:pPr>
+      <w:r>
+        <w:rPr>
+          <w:rFonts w:ascii="Times New Roman" w:hAnsi="Times New Roman" w:cs="Times New Roman"/>
+          <w:sz w:val="28"/>
+          <w:szCs w:val="28"/>
+          <w:lang w:val="en-US"/>
+        </w:rPr>
+        <w:t>$</w:t>
+      </w:r>
+      <w:proofErr w:type="spellStart"/>
+      <w:r>
+        <w:rPr>
+          <w:rFonts w:ascii="Times New Roman" w:hAnsi="Times New Roman" w:cs="Times New Roman"/>
+          <w:sz w:val="28"/>
+          <w:szCs w:val="28"/>
+          <w:lang w:val="en-US"/>
+        </w:rPr>
+        <w:t>stmt</w:t>
+      </w:r>
+      <w:proofErr w:type="spellEnd"/>
+      <w:r>
+        <w:rPr>
+          <w:rFonts w:ascii="Times New Roman" w:hAnsi="Times New Roman" w:cs="Times New Roman"/>
+          <w:sz w:val="28"/>
+          <w:szCs w:val="28"/>
+          <w:lang w:val="en-US"/>
+        </w:rPr>
+        <w:t>-&gt;</w:t>
+      </w:r>
+      <w:proofErr w:type="spellStart"/>
+      <w:proofErr w:type="gramStart"/>
+      <w:r>
+        <w:rPr>
+          <w:rFonts w:ascii="Times New Roman" w:hAnsi="Times New Roman" w:cs="Times New Roman"/>
+          <w:sz w:val="28"/>
+          <w:szCs w:val="28"/>
+          <w:lang w:val="en-US"/>
+        </w:rPr>
+        <w:t>bindParam</w:t>
+      </w:r>
+      <w:proofErr w:type="spellEnd"/>
+      <w:r>
+        <w:rPr>
+          <w:rFonts w:ascii="Times New Roman" w:hAnsi="Times New Roman" w:cs="Times New Roman"/>
+          <w:sz w:val="28"/>
+          <w:szCs w:val="28"/>
+          <w:lang w:val="en-US"/>
+        </w:rPr>
+        <w:t>(</w:t>
+      </w:r>
+      <w:proofErr w:type="gramEnd"/>
+      <w:r>
+        <w:rPr>
+          <w:rFonts w:ascii="Times New Roman" w:hAnsi="Times New Roman" w:cs="Times New Roman"/>
+          <w:sz w:val="28"/>
+          <w:szCs w:val="28"/>
+          <w:lang w:val="en-US"/>
+        </w:rPr>
+        <w:t>':name', $name);</w:t>
+      </w:r>
+    </w:p>
+    <w:p>
+      <w:pPr>
+        <w:spacing w:after="0" w:line="360" w:lineRule="auto"/>
+        <w:jc w:val="both"/>
+        <w:rPr>
+          <w:rFonts w:ascii="Times New Roman" w:hAnsi="Times New Roman" w:cs="Times New Roman"/>
+          <w:b/>
+          <w:bCs/>
+          <w:sz w:val="28"/>
+          <w:szCs w:val="28"/>
+        </w:rPr>
+      </w:pPr>
+      <w:r>
+        <w:rPr>
+          <w:rFonts w:ascii="Times New Roman" w:hAnsi="Times New Roman" w:cs="Times New Roman"/>
+          <w:b/>
+          <w:bCs/>
+          <w:sz w:val="28"/>
+          <w:szCs w:val="28"/>
+        </w:rPr>
         <w:t>26. Способы передачи значений в псевдопеременные запроса?</w:t>
       </w:r>
     </w:p>
@@ -3262,7 +5695,53 @@
           <w:sz w:val="28"/>
           <w:szCs w:val="28"/>
         </w:rPr>
-        <w:t>Привязка через bindParam() / bindValue() (по ссылке или по значению).</w:t>
+        <w:t>Привязка через </w:t>
+      </w:r>
+      <w:proofErr w:type="spellStart"/>
+      <w:proofErr w:type="gramStart"/>
+      <w:r>
+        <w:rPr>
+          <w:rFonts w:ascii="Times New Roman" w:hAnsi="Times New Roman" w:cs="Times New Roman"/>
+          <w:sz w:val="28"/>
+          <w:szCs w:val="28"/>
+        </w:rPr>
+        <w:t>bindParam</w:t>
+      </w:r>
+      <w:proofErr w:type="spellEnd"/>
+      <w:r>
+        <w:rPr>
+          <w:rFonts w:ascii="Times New Roman" w:hAnsi="Times New Roman" w:cs="Times New Roman"/>
+          <w:sz w:val="28"/>
+          <w:szCs w:val="28"/>
+        </w:rPr>
+        <w:t>(</w:t>
+      </w:r>
+      <w:proofErr w:type="gramEnd"/>
+      <w:r>
+        <w:rPr>
+          <w:rFonts w:ascii="Times New Roman" w:hAnsi="Times New Roman" w:cs="Times New Roman"/>
+          <w:sz w:val="28"/>
+          <w:szCs w:val="28"/>
+        </w:rPr>
+        <w:t>) / </w:t>
+      </w:r>
+      <w:proofErr w:type="spellStart"/>
+      <w:r>
+        <w:rPr>
+          <w:rFonts w:ascii="Times New Roman" w:hAnsi="Times New Roman" w:cs="Times New Roman"/>
+          <w:sz w:val="28"/>
+          <w:szCs w:val="28"/>
+        </w:rPr>
+        <w:t>bindValue</w:t>
+      </w:r>
+      <w:proofErr w:type="spellEnd"/>
+      <w:r>
+        <w:rPr>
+          <w:rFonts w:ascii="Times New Roman" w:hAnsi="Times New Roman" w:cs="Times New Roman"/>
+          <w:sz w:val="28"/>
+          <w:szCs w:val="28"/>
+        </w:rPr>
+        <w:t>() (по ссылке или по значению).</w:t>
       </w:r>
     </w:p>
     <w:p>
@@ -3285,7 +5764,35 @@
           <w:sz w:val="28"/>
           <w:szCs w:val="28"/>
         </w:rPr>
-        <w:t>Передача массива значений в метод execute() – для неименованных псевдопеременных порядок должен соответствовать, для именованных – ассоциативный массив.</w:t>
+        <w:t>Передача массива значений в метод </w:t>
+      </w:r>
+      <w:proofErr w:type="spellStart"/>
+      <w:proofErr w:type="gramStart"/>
+      <w:r>
+        <w:rPr>
+          <w:rFonts w:ascii="Times New Roman" w:hAnsi="Times New Roman" w:cs="Times New Roman"/>
+          <w:sz w:val="28"/>
+          <w:szCs w:val="28"/>
+        </w:rPr>
+        <w:t>execute</w:t>
+      </w:r>
+      <w:proofErr w:type="spellEnd"/>
+      <w:r>
+        <w:rPr>
+          <w:rFonts w:ascii="Times New Roman" w:hAnsi="Times New Roman" w:cs="Times New Roman"/>
+          <w:sz w:val="28"/>
+          <w:szCs w:val="28"/>
+        </w:rPr>
+        <w:t>(</w:t>
+      </w:r>
+      <w:proofErr w:type="gramEnd"/>
+      <w:r>
+        <w:rPr>
+          <w:rFonts w:ascii="Times New Roman" w:hAnsi="Times New Roman" w:cs="Times New Roman"/>
+          <w:sz w:val="28"/>
+          <w:szCs w:val="28"/>
+        </w:rPr>
+        <w:t>) – для неименованных псевдопеременных порядок должен соответствовать, для именованных – ассоциативный массив.</w:t>
       </w:r>
     </w:p>
     <w:p>
@@ -3442,7 +5949,88 @@
           <w:sz w:val="28"/>
           <w:szCs w:val="28"/>
         </w:rPr>
-        <w:t>В листинге В-1.1 подменю выводится только при выборе пункта «Просмотр» (когда $_GET['p'] == 'viewer'). Ссылки подменю содержат параметр p=viewer и дополнительно sort=.... Если убрать p=viewer, то при переходе по ссылке подменю параметр p будет утерян, и страница перестанет восприниматься как режим просмотра (возможно, переключится на какой-то другой пункт меню или отобразится контент другого модуля). Это нарушит логику: меню останется, но подменю пропадёт, а данные, вероятно, не отобразятся.</w:t>
+        <w:t>В листинге В-1.1 подменю выводится только при выборе пункта «Просмотр» (когда $_GET['p'] == '</w:t>
+      </w:r>
+      <w:proofErr w:type="spellStart"/>
+      <w:r>
+        <w:rPr>
+          <w:rFonts w:ascii="Times New Roman" w:hAnsi="Times New Roman" w:cs="Times New Roman"/>
+          <w:sz w:val="28"/>
+          <w:szCs w:val="28"/>
+        </w:rPr>
+        <w:t>viewer</w:t>
+      </w:r>
+      <w:proofErr w:type="spellEnd"/>
+      <w:r>
+        <w:rPr>
+          <w:rFonts w:ascii="Times New Roman" w:hAnsi="Times New Roman" w:cs="Times New Roman"/>
+          <w:sz w:val="28"/>
+          <w:szCs w:val="28"/>
+        </w:rPr>
+        <w:t>'). Ссылки подменю содержат параметр p=</w:t>
+      </w:r>
+      <w:proofErr w:type="spellStart"/>
+      <w:r>
+        <w:rPr>
+          <w:rFonts w:ascii="Times New Roman" w:hAnsi="Times New Roman" w:cs="Times New Roman"/>
+          <w:sz w:val="28"/>
+          <w:szCs w:val="28"/>
+        </w:rPr>
+        <w:t>viewer</w:t>
+      </w:r>
+      <w:proofErr w:type="spellEnd"/>
+      <w:r>
+        <w:rPr>
+          <w:rFonts w:ascii="Times New Roman" w:hAnsi="Times New Roman" w:cs="Times New Roman"/>
+          <w:sz w:val="28"/>
+          <w:szCs w:val="28"/>
+        </w:rPr>
+        <w:t> и дополнительно </w:t>
+      </w:r>
+      <w:proofErr w:type="spellStart"/>
+      <w:r>
+        <w:rPr>
+          <w:rFonts w:ascii="Times New Roman" w:hAnsi="Times New Roman" w:cs="Times New Roman"/>
+          <w:sz w:val="28"/>
+          <w:szCs w:val="28"/>
+        </w:rPr>
+        <w:t>sort</w:t>
+      </w:r>
+      <w:proofErr w:type="spellEnd"/>
+      <w:r>
+        <w:rPr>
+          <w:rFonts w:ascii="Times New Roman" w:hAnsi="Times New Roman" w:cs="Times New Roman"/>
+          <w:sz w:val="28"/>
+          <w:szCs w:val="28"/>
+        </w:rPr>
+        <w:t>=.... Если убрать p=</w:t>
+      </w:r>
+      <w:proofErr w:type="spellStart"/>
+      <w:r>
+        <w:rPr>
+          <w:rFonts w:ascii="Times New Roman" w:hAnsi="Times New Roman" w:cs="Times New Roman"/>
+          <w:sz w:val="28"/>
+          <w:szCs w:val="28"/>
+        </w:rPr>
+        <w:t>viewer</w:t>
+      </w:r>
+      <w:proofErr w:type="spellEnd"/>
+      <w:r>
+        <w:rPr>
+          <w:rFonts w:ascii="Times New Roman" w:hAnsi="Times New Roman" w:cs="Times New Roman"/>
+          <w:sz w:val="28"/>
+          <w:szCs w:val="28"/>
+        </w:rPr>
+        <w:t xml:space="preserve">, то при переходе по ссылке подменю параметр p будет утерян, и страница перестанет восприниматься как режим просмотра (возможно, переключится на какой-то другой пункт меню </w:t>
+      </w:r>
+      <w:r>
+        <w:rPr>
+          <w:rFonts w:ascii="Times New Roman" w:hAnsi="Times New Roman" w:cs="Times New Roman"/>
+          <w:sz w:val="28"/>
+          <w:szCs w:val="28"/>
+        </w:rPr>
+        <w:lastRenderedPageBreak/>
+        <w:t>или отобразится контент другого модуля). Это нарушит логику: меню останется, но подменю пропадёт, а данные, вероятно, не отобразятся.</w:t>
       </w:r>
     </w:p>
     <w:p>
@@ -3484,30 +6072,47 @@
           <w:sz w:val="28"/>
           <w:szCs w:val="28"/>
         </w:rPr>
-        <w:t>Это сделано для удобства пользователя: человеческое восприятие привыкло к счёту с единицы (первая страница, вторая и т.д.). В адресе же (параметр pg) используется счёт с нуля, потому что внутренняя обработка пагинации (вычисление LIMIT смещения) часто основана на нумерации с нуля. Таким образом, реализовано согласование пользовательского интерфейса и программной логики.</w:t>
-      </w:r>
-    </w:p>
-    <w:p>
-      <w:pPr>
-        <w:spacing w:after="0" w:line="360" w:lineRule="auto"/>
-        <w:jc w:val="both"/>
-        <w:rPr>
-          <w:rFonts w:ascii="Times New Roman" w:hAnsi="Times New Roman" w:cs="Times New Roman"/>
-          <w:b/>
-          <w:bCs/>
-          <w:sz w:val="28"/>
-          <w:szCs w:val="28"/>
-        </w:rPr>
-      </w:pPr>
-      <w:r>
-        <w:rPr>
-          <w:rFonts w:ascii="Times New Roman" w:hAnsi="Times New Roman" w:cs="Times New Roman"/>
-          <w:b/>
-          <w:bCs/>
-          <w:sz w:val="28"/>
-          <w:szCs w:val="28"/>
-        </w:rPr>
-        <w:lastRenderedPageBreak/>
+        <w:t>Это сделано для удобства пользователя: человеческое восприятие привыкло к счёту с единицы (первая страница, вторая и т.д.). В адресе же (параметр </w:t>
+      </w:r>
+      <w:proofErr w:type="spellStart"/>
+      <w:r>
+        <w:rPr>
+          <w:rFonts w:ascii="Times New Roman" w:hAnsi="Times New Roman" w:cs="Times New Roman"/>
+          <w:sz w:val="28"/>
+          <w:szCs w:val="28"/>
+        </w:rPr>
+        <w:t>pg</w:t>
+      </w:r>
+      <w:proofErr w:type="spellEnd"/>
+      <w:r>
+        <w:rPr>
+          <w:rFonts w:ascii="Times New Roman" w:hAnsi="Times New Roman" w:cs="Times New Roman"/>
+          <w:sz w:val="28"/>
+          <w:szCs w:val="28"/>
+        </w:rPr>
+        <w:t>) используется счёт с нуля, потому что внутренняя обработка пагинации (вычисление LIMIT смещения) часто основана на нумерации с нуля. Таким образом, реализовано согласование пользовательского интерфейса и программной логики.</w:t>
+      </w:r>
+    </w:p>
+    <w:p>
+      <w:pPr>
+        <w:spacing w:after="0" w:line="360" w:lineRule="auto"/>
+        <w:jc w:val="both"/>
+        <w:rPr>
+          <w:rFonts w:ascii="Times New Roman" w:hAnsi="Times New Roman" w:cs="Times New Roman"/>
+          <w:b/>
+          <w:bCs/>
+          <w:sz w:val="28"/>
+          <w:szCs w:val="28"/>
+        </w:rPr>
+      </w:pPr>
+      <w:r>
+        <w:rPr>
+          <w:rFonts w:ascii="Times New Roman" w:hAnsi="Times New Roman" w:cs="Times New Roman"/>
+          <w:b/>
+          <w:bCs/>
+          <w:sz w:val="28"/>
+          <w:szCs w:val="28"/>
+        </w:rPr>
         <w:t>30. В каких случаях имеет смысл делать отдельный SQL-запрос для определения текущей записи из списка выводимых записей таблицы базы данных?</w:t>
       </w:r>
     </w:p>
@@ -3554,91 +6159,418 @@
           <w:sz w:val="28"/>
           <w:szCs w:val="28"/>
         </w:rPr>
-        <w:t>Если текущая запись нужна для заполнения формы, а список ссылок содержит только минимум информации (например, id и имя). В таком случае отдельный запрос по id экономит передачу больших объёмов данных (комментариев, фотографий и т.п.) и ускоряет работу.</w:t>
-      </w:r>
-    </w:p>
-    <w:p>
-      <w:pPr>
-        <w:spacing w:after="0" w:line="360" w:lineRule="auto"/>
-        <w:jc w:val="both"/>
-        <w:rPr>
-          <w:rFonts w:ascii="Times New Roman" w:hAnsi="Times New Roman" w:cs="Times New Roman"/>
-          <w:b/>
-          <w:bCs/>
-          <w:sz w:val="28"/>
-          <w:szCs w:val="28"/>
-        </w:rPr>
-      </w:pPr>
-      <w:r>
-        <w:rPr>
-          <w:rFonts w:ascii="Times New Roman" w:hAnsi="Times New Roman" w:cs="Times New Roman"/>
-          <w:b/>
-          <w:bCs/>
-          <w:sz w:val="28"/>
-          <w:szCs w:val="28"/>
-        </w:rPr>
-        <w:t>31. Как изменится работа программы в листинге В-1.11, если внутренний блок try-catch вынести в отдельную функцию?</w:t>
-      </w:r>
-    </w:p>
-    <w:p>
-      <w:pPr>
-        <w:spacing w:after="0" w:line="360" w:lineRule="auto"/>
-        <w:jc w:val="both"/>
-        <w:rPr>
-          <w:rFonts w:ascii="Times New Roman" w:hAnsi="Times New Roman" w:cs="Times New Roman"/>
-          <w:sz w:val="28"/>
-          <w:szCs w:val="28"/>
-        </w:rPr>
-      </w:pPr>
-      <w:r>
-        <w:rPr>
-          <w:rFonts w:ascii="Times New Roman" w:hAnsi="Times New Roman" w:cs="Times New Roman"/>
-          <w:sz w:val="28"/>
-          <w:szCs w:val="28"/>
-        </w:rPr>
-        <w:t>Листинг В-1.11 демонстрирует вложенные исключения. Если внутренний try-catch вынести в отдельную функцию, то исключение, выброшенное внутри этой функции (throw new Exception('A')), будет поймано внутри неё, и внешний catch (за пределами функции) его не увидит. Программа выведет строку «12A4B6», где «A» и «B» обработаются во внутреннем и внешнем блоках соответственно. Без вынесения внутренний блок catch генерировал новое исключение, которое ловилось внешним catch. При вынесении логика может измениться, если в функции не пробрасывать исключение дальше.</w:t>
-      </w:r>
-    </w:p>
-    <w:p>
-      <w:pPr>
-        <w:spacing w:after="0" w:line="360" w:lineRule="auto"/>
-        <w:jc w:val="both"/>
-        <w:rPr>
-          <w:rFonts w:ascii="Times New Roman" w:hAnsi="Times New Roman" w:cs="Times New Roman"/>
-          <w:b/>
-          <w:bCs/>
-          <w:sz w:val="28"/>
-          <w:szCs w:val="28"/>
-        </w:rPr>
-      </w:pPr>
-      <w:r>
-        <w:rPr>
-          <w:rFonts w:ascii="Times New Roman" w:hAnsi="Times New Roman" w:cs="Times New Roman"/>
-          <w:b/>
-          <w:bCs/>
-          <w:sz w:val="28"/>
-          <w:szCs w:val="28"/>
-        </w:rPr>
-        <w:t>32. Как будет выглядеть сформированная программой на листинге В-1.11 строка, если во вложенный try-catch блок добавить finally, выводящий символ «Z»?</w:t>
-      </w:r>
-    </w:p>
-    <w:p>
-      <w:pPr>
-        <w:spacing w:after="0" w:line="360" w:lineRule="auto"/>
-        <w:jc w:val="both"/>
-        <w:rPr>
-          <w:rFonts w:ascii="Times New Roman" w:hAnsi="Times New Roman" w:cs="Times New Roman"/>
-          <w:sz w:val="28"/>
-          <w:szCs w:val="28"/>
-        </w:rPr>
-      </w:pPr>
-      <w:r>
-        <w:rPr>
-          <w:rFonts w:ascii="Times New Roman" w:hAnsi="Times New Roman" w:cs="Times New Roman"/>
-          <w:sz w:val="28"/>
-          <w:szCs w:val="28"/>
-        </w:rPr>
-        <w:t>В листинге В-1.11 исходный вывод: «12A4B6». Добавление finally, который выполняется всегда после try/catch (даже при выходе), выведет символ «Z» после завершения внутреннего блока, но перед внешним. Строка станет «12A4ZB6» (после «4» выполнится finally и выведет «Z», затем внешний catch выведет «B6»).</w:t>
+        <w:t>Если текущая запись нужна для заполнения формы, а список ссылок содержит только минимум информации (например, </w:t>
+      </w:r>
+      <w:proofErr w:type="spellStart"/>
+      <w:r>
+        <w:rPr>
+          <w:rFonts w:ascii="Times New Roman" w:hAnsi="Times New Roman" w:cs="Times New Roman"/>
+          <w:sz w:val="28"/>
+          <w:szCs w:val="28"/>
+        </w:rPr>
+        <w:t>id</w:t>
+      </w:r>
+      <w:proofErr w:type="spellEnd"/>
+      <w:r>
+        <w:rPr>
+          <w:rFonts w:ascii="Times New Roman" w:hAnsi="Times New Roman" w:cs="Times New Roman"/>
+          <w:sz w:val="28"/>
+          <w:szCs w:val="28"/>
+        </w:rPr>
+        <w:t> и имя). В таком случае отдельный запрос по </w:t>
+      </w:r>
+      <w:proofErr w:type="spellStart"/>
+      <w:r>
+        <w:rPr>
+          <w:rFonts w:ascii="Times New Roman" w:hAnsi="Times New Roman" w:cs="Times New Roman"/>
+          <w:sz w:val="28"/>
+          <w:szCs w:val="28"/>
+        </w:rPr>
+        <w:t>id</w:t>
+      </w:r>
+      <w:proofErr w:type="spellEnd"/>
+      <w:r>
+        <w:rPr>
+          <w:rFonts w:ascii="Times New Roman" w:hAnsi="Times New Roman" w:cs="Times New Roman"/>
+          <w:sz w:val="28"/>
+          <w:szCs w:val="28"/>
+        </w:rPr>
+        <w:t> экономит передачу больших объёмов данных (комментариев, фотографий и т.п.) и ускоряет работу.</w:t>
+      </w:r>
+    </w:p>
+    <w:p>
+      <w:pPr>
+        <w:spacing w:after="0" w:line="360" w:lineRule="auto"/>
+        <w:jc w:val="both"/>
+        <w:rPr>
+          <w:rFonts w:ascii="Times New Roman" w:hAnsi="Times New Roman" w:cs="Times New Roman"/>
+          <w:b/>
+          <w:bCs/>
+          <w:sz w:val="28"/>
+          <w:szCs w:val="28"/>
+        </w:rPr>
+      </w:pPr>
+      <w:r>
+        <w:rPr>
+          <w:rFonts w:ascii="Times New Roman" w:hAnsi="Times New Roman" w:cs="Times New Roman"/>
+          <w:b/>
+          <w:bCs/>
+          <w:sz w:val="28"/>
+          <w:szCs w:val="28"/>
+        </w:rPr>
+        <w:t xml:space="preserve">31. Как изменится работа программы в листинге В-1.11, если внутренний блок </w:t>
+      </w:r>
+      <w:proofErr w:type="spellStart"/>
+      <w:r>
+        <w:rPr>
+          <w:rFonts w:ascii="Times New Roman" w:hAnsi="Times New Roman" w:cs="Times New Roman"/>
+          <w:b/>
+          <w:bCs/>
+          <w:sz w:val="28"/>
+          <w:szCs w:val="28"/>
+        </w:rPr>
+        <w:t>try-catch</w:t>
+      </w:r>
+      <w:proofErr w:type="spellEnd"/>
+      <w:r>
+        <w:rPr>
+          <w:rFonts w:ascii="Times New Roman" w:hAnsi="Times New Roman" w:cs="Times New Roman"/>
+          <w:b/>
+          <w:bCs/>
+          <w:sz w:val="28"/>
+          <w:szCs w:val="28"/>
+        </w:rPr>
+        <w:t xml:space="preserve"> вынести в отдельную функцию?</w:t>
+      </w:r>
+    </w:p>
+    <w:p>
+      <w:pPr>
+        <w:spacing w:after="0" w:line="360" w:lineRule="auto"/>
+        <w:jc w:val="both"/>
+        <w:rPr>
+          <w:rFonts w:ascii="Times New Roman" w:hAnsi="Times New Roman" w:cs="Times New Roman"/>
+          <w:sz w:val="28"/>
+          <w:szCs w:val="28"/>
+        </w:rPr>
+      </w:pPr>
+      <w:r>
+        <w:rPr>
+          <w:rFonts w:ascii="Times New Roman" w:hAnsi="Times New Roman" w:cs="Times New Roman"/>
+          <w:sz w:val="28"/>
+          <w:szCs w:val="28"/>
+        </w:rPr>
+        <w:t xml:space="preserve">Листинг В-1.11 демонстрирует вложенные исключения. Если внутренний </w:t>
+      </w:r>
+      <w:proofErr w:type="spellStart"/>
+      <w:r>
+        <w:rPr>
+          <w:rFonts w:ascii="Times New Roman" w:hAnsi="Times New Roman" w:cs="Times New Roman"/>
+          <w:sz w:val="28"/>
+          <w:szCs w:val="28"/>
+        </w:rPr>
+        <w:t>try-catch</w:t>
+      </w:r>
+      <w:proofErr w:type="spellEnd"/>
+      <w:r>
+        <w:rPr>
+          <w:rFonts w:ascii="Times New Roman" w:hAnsi="Times New Roman" w:cs="Times New Roman"/>
+          <w:sz w:val="28"/>
+          <w:szCs w:val="28"/>
+        </w:rPr>
+        <w:t xml:space="preserve"> вынести в отдельную функцию, то исключение, выброшенное внутри этой функции (</w:t>
+      </w:r>
+      <w:proofErr w:type="spellStart"/>
+      <w:r>
+        <w:rPr>
+          <w:rFonts w:ascii="Times New Roman" w:hAnsi="Times New Roman" w:cs="Times New Roman"/>
+          <w:sz w:val="28"/>
+          <w:szCs w:val="28"/>
+        </w:rPr>
+        <w:t>throw</w:t>
+      </w:r>
+      <w:proofErr w:type="spellEnd"/>
+      <w:r>
+        <w:rPr>
+          <w:rFonts w:ascii="Times New Roman" w:hAnsi="Times New Roman" w:cs="Times New Roman"/>
+          <w:sz w:val="28"/>
+          <w:szCs w:val="28"/>
+        </w:rPr>
+        <w:t xml:space="preserve"> </w:t>
+      </w:r>
+      <w:proofErr w:type="spellStart"/>
+      <w:r>
+        <w:rPr>
+          <w:rFonts w:ascii="Times New Roman" w:hAnsi="Times New Roman" w:cs="Times New Roman"/>
+          <w:sz w:val="28"/>
+          <w:szCs w:val="28"/>
+        </w:rPr>
+        <w:t>new</w:t>
+      </w:r>
+      <w:proofErr w:type="spellEnd"/>
+      <w:r>
+        <w:rPr>
+          <w:rFonts w:ascii="Times New Roman" w:hAnsi="Times New Roman" w:cs="Times New Roman"/>
+          <w:sz w:val="28"/>
+          <w:szCs w:val="28"/>
+        </w:rPr>
+        <w:t xml:space="preserve"> </w:t>
+      </w:r>
+      <w:proofErr w:type="spellStart"/>
+      <w:r>
+        <w:rPr>
+          <w:rFonts w:ascii="Times New Roman" w:hAnsi="Times New Roman" w:cs="Times New Roman"/>
+          <w:sz w:val="28"/>
+          <w:szCs w:val="28"/>
+        </w:rPr>
+        <w:t>Exception</w:t>
+      </w:r>
+      <w:proofErr w:type="spellEnd"/>
+      <w:r>
+        <w:rPr>
+          <w:rFonts w:ascii="Times New Roman" w:hAnsi="Times New Roman" w:cs="Times New Roman"/>
+          <w:sz w:val="28"/>
+          <w:szCs w:val="28"/>
+        </w:rPr>
+        <w:t xml:space="preserve">('A')), будет поймано внутри неё, и внешний </w:t>
+      </w:r>
+      <w:proofErr w:type="spellStart"/>
+      <w:r>
+        <w:rPr>
+          <w:rFonts w:ascii="Times New Roman" w:hAnsi="Times New Roman" w:cs="Times New Roman"/>
+          <w:sz w:val="28"/>
+          <w:szCs w:val="28"/>
+        </w:rPr>
+        <w:t>catch</w:t>
+      </w:r>
+      <w:proofErr w:type="spellEnd"/>
+      <w:r>
+        <w:rPr>
+          <w:rFonts w:ascii="Times New Roman" w:hAnsi="Times New Roman" w:cs="Times New Roman"/>
+          <w:sz w:val="28"/>
+          <w:szCs w:val="28"/>
+        </w:rPr>
+        <w:t xml:space="preserve"> (за пределами функции) его не увидит. Программа выведет строку «12A4B6», где «A» и «B» обработаются во внутреннем и внешнем блоках соответственно. Без вынесения внутренний блок </w:t>
+      </w:r>
+      <w:proofErr w:type="spellStart"/>
+      <w:r>
+        <w:rPr>
+          <w:rFonts w:ascii="Times New Roman" w:hAnsi="Times New Roman" w:cs="Times New Roman"/>
+          <w:sz w:val="28"/>
+          <w:szCs w:val="28"/>
+        </w:rPr>
+        <w:t>catch</w:t>
+      </w:r>
+      <w:proofErr w:type="spellEnd"/>
+      <w:r>
+        <w:rPr>
+          <w:rFonts w:ascii="Times New Roman" w:hAnsi="Times New Roman" w:cs="Times New Roman"/>
+          <w:sz w:val="28"/>
+          <w:szCs w:val="28"/>
+        </w:rPr>
+        <w:t xml:space="preserve"> генерировал новое </w:t>
+      </w:r>
+      <w:r>
+        <w:rPr>
+          <w:rFonts w:ascii="Times New Roman" w:hAnsi="Times New Roman" w:cs="Times New Roman"/>
+          <w:sz w:val="28"/>
+          <w:szCs w:val="28"/>
+        </w:rPr>
+        <w:lastRenderedPageBreak/>
+        <w:t xml:space="preserve">исключение, которое ловилось внешним </w:t>
+      </w:r>
+      <w:proofErr w:type="spellStart"/>
+      <w:r>
+        <w:rPr>
+          <w:rFonts w:ascii="Times New Roman" w:hAnsi="Times New Roman" w:cs="Times New Roman"/>
+          <w:sz w:val="28"/>
+          <w:szCs w:val="28"/>
+        </w:rPr>
+        <w:t>catch</w:t>
+      </w:r>
+      <w:proofErr w:type="spellEnd"/>
+      <w:r>
+        <w:rPr>
+          <w:rFonts w:ascii="Times New Roman" w:hAnsi="Times New Roman" w:cs="Times New Roman"/>
+          <w:sz w:val="28"/>
+          <w:szCs w:val="28"/>
+        </w:rPr>
+        <w:t>. При вынесении логика может измениться, если в функции не пробрасывать исключение дальше.</w:t>
+      </w:r>
+    </w:p>
+    <w:p>
+      <w:pPr>
+        <w:spacing w:after="0" w:line="360" w:lineRule="auto"/>
+        <w:jc w:val="both"/>
+        <w:rPr>
+          <w:rFonts w:ascii="Times New Roman" w:hAnsi="Times New Roman" w:cs="Times New Roman"/>
+          <w:b/>
+          <w:bCs/>
+          <w:sz w:val="28"/>
+          <w:szCs w:val="28"/>
+        </w:rPr>
+      </w:pPr>
+      <w:r>
+        <w:rPr>
+          <w:rFonts w:ascii="Times New Roman" w:hAnsi="Times New Roman" w:cs="Times New Roman"/>
+          <w:b/>
+          <w:bCs/>
+          <w:sz w:val="28"/>
+          <w:szCs w:val="28"/>
+        </w:rPr>
+        <w:t xml:space="preserve">32. Как будет выглядеть сформированная программой на листинге В-1.11 строка, если во вложенный </w:t>
+      </w:r>
+      <w:proofErr w:type="spellStart"/>
+      <w:r>
+        <w:rPr>
+          <w:rFonts w:ascii="Times New Roman" w:hAnsi="Times New Roman" w:cs="Times New Roman"/>
+          <w:b/>
+          <w:bCs/>
+          <w:sz w:val="28"/>
+          <w:szCs w:val="28"/>
+        </w:rPr>
+        <w:t>try-catch</w:t>
+      </w:r>
+      <w:proofErr w:type="spellEnd"/>
+      <w:r>
+        <w:rPr>
+          <w:rFonts w:ascii="Times New Roman" w:hAnsi="Times New Roman" w:cs="Times New Roman"/>
+          <w:b/>
+          <w:bCs/>
+          <w:sz w:val="28"/>
+          <w:szCs w:val="28"/>
+        </w:rPr>
+        <w:t xml:space="preserve"> блок добавить </w:t>
+      </w:r>
+      <w:proofErr w:type="spellStart"/>
+      <w:r>
+        <w:rPr>
+          <w:rFonts w:ascii="Times New Roman" w:hAnsi="Times New Roman" w:cs="Times New Roman"/>
+          <w:b/>
+          <w:bCs/>
+          <w:sz w:val="28"/>
+          <w:szCs w:val="28"/>
+        </w:rPr>
+        <w:t>finally</w:t>
+      </w:r>
+      <w:proofErr w:type="spellEnd"/>
+      <w:r>
+        <w:rPr>
+          <w:rFonts w:ascii="Times New Roman" w:hAnsi="Times New Roman" w:cs="Times New Roman"/>
+          <w:b/>
+          <w:bCs/>
+          <w:sz w:val="28"/>
+          <w:szCs w:val="28"/>
+        </w:rPr>
+        <w:t>, выводящий символ «Z»?</w:t>
+      </w:r>
+    </w:p>
+    <w:p>
+      <w:pPr>
+        <w:spacing w:after="0" w:line="360" w:lineRule="auto"/>
+        <w:jc w:val="both"/>
+        <w:rPr>
+          <w:rFonts w:ascii="Times New Roman" w:hAnsi="Times New Roman" w:cs="Times New Roman"/>
+          <w:sz w:val="28"/>
+          <w:szCs w:val="28"/>
+        </w:rPr>
+      </w:pPr>
+      <w:r>
+        <w:rPr>
+          <w:rFonts w:ascii="Times New Roman" w:hAnsi="Times New Roman" w:cs="Times New Roman"/>
+          <w:sz w:val="28"/>
+          <w:szCs w:val="28"/>
+        </w:rPr>
+        <w:t>В листинге В-1.11 исходный вывод: «12A4B6». Добавление </w:t>
+      </w:r>
+      <w:proofErr w:type="spellStart"/>
+      <w:r>
+        <w:rPr>
+          <w:rFonts w:ascii="Times New Roman" w:hAnsi="Times New Roman" w:cs="Times New Roman"/>
+          <w:sz w:val="28"/>
+          <w:szCs w:val="28"/>
+        </w:rPr>
+        <w:t>finally</w:t>
+      </w:r>
+      <w:proofErr w:type="spellEnd"/>
+      <w:r>
+        <w:rPr>
+          <w:rFonts w:ascii="Times New Roman" w:hAnsi="Times New Roman" w:cs="Times New Roman"/>
+          <w:sz w:val="28"/>
+          <w:szCs w:val="28"/>
+        </w:rPr>
+        <w:t xml:space="preserve">, который выполняется всегда после </w:t>
+      </w:r>
+      <w:proofErr w:type="spellStart"/>
+      <w:r>
+        <w:rPr>
+          <w:rFonts w:ascii="Times New Roman" w:hAnsi="Times New Roman" w:cs="Times New Roman"/>
+          <w:sz w:val="28"/>
+          <w:szCs w:val="28"/>
+        </w:rPr>
+        <w:t>try</w:t>
+      </w:r>
+      <w:proofErr w:type="spellEnd"/>
+      <w:r>
+        <w:rPr>
+          <w:rFonts w:ascii="Times New Roman" w:hAnsi="Times New Roman" w:cs="Times New Roman"/>
+          <w:sz w:val="28"/>
+          <w:szCs w:val="28"/>
+        </w:rPr>
+        <w:t>/</w:t>
+      </w:r>
+      <w:proofErr w:type="spellStart"/>
+      <w:r>
+        <w:rPr>
+          <w:rFonts w:ascii="Times New Roman" w:hAnsi="Times New Roman" w:cs="Times New Roman"/>
+          <w:sz w:val="28"/>
+          <w:szCs w:val="28"/>
+        </w:rPr>
+        <w:t>catch</w:t>
+      </w:r>
+      <w:proofErr w:type="spellEnd"/>
+      <w:r>
+        <w:rPr>
+          <w:rFonts w:ascii="Times New Roman" w:hAnsi="Times New Roman" w:cs="Times New Roman"/>
+          <w:sz w:val="28"/>
+          <w:szCs w:val="28"/>
+        </w:rPr>
+        <w:t xml:space="preserve"> (даже при выходе), выведет символ «Z» после завершения внутреннего блока, но перед внешним. Строка станет «12A4ZB6» (после «4» выполнится </w:t>
+      </w:r>
+      <w:proofErr w:type="spellStart"/>
+      <w:r>
+        <w:rPr>
+          <w:rFonts w:ascii="Times New Roman" w:hAnsi="Times New Roman" w:cs="Times New Roman"/>
+          <w:sz w:val="28"/>
+          <w:szCs w:val="28"/>
+        </w:rPr>
+        <w:t>finally</w:t>
+      </w:r>
+      <w:proofErr w:type="spellEnd"/>
+      <w:r>
+        <w:rPr>
+          <w:rFonts w:ascii="Times New Roman" w:hAnsi="Times New Roman" w:cs="Times New Roman"/>
+          <w:sz w:val="28"/>
+          <w:szCs w:val="28"/>
+        </w:rPr>
+        <w:t xml:space="preserve"> и выведет «Z», затем внешний </w:t>
+      </w:r>
+      <w:proofErr w:type="spellStart"/>
+      <w:r>
+        <w:rPr>
+          <w:rFonts w:ascii="Times New Roman" w:hAnsi="Times New Roman" w:cs="Times New Roman"/>
+          <w:sz w:val="28"/>
+          <w:szCs w:val="28"/>
+        </w:rPr>
+        <w:t>catch</w:t>
+      </w:r>
+      <w:proofErr w:type="spellEnd"/>
+      <w:r>
+        <w:rPr>
+          <w:rFonts w:ascii="Times New Roman" w:hAnsi="Times New Roman" w:cs="Times New Roman"/>
+          <w:sz w:val="28"/>
+          <w:szCs w:val="28"/>
+        </w:rPr>
+        <w:t xml:space="preserve"> выведет «B6»).</w:t>
       </w:r>
     </w:p>
     <w:p>
@@ -3663,7 +6595,7 @@
 </file>
 
 <file path=word/numbering.xml><?xml version="1.0" encoding="utf-8"?>
-<w:numbering xmlns:wpc="http://schemas.microsoft.com/office/word/2010/wordprocessingCanvas" xmlns:cx="http://schemas.microsoft.com/office/drawing/2014/chartex" xmlns:cx1="http://schemas.microsoft.com/office/drawing/2015/9/8/chartex" xmlns:cx2="http://schemas.microsoft.com/office/drawing/2015/10/21/chartex" xmlns:cx3="http://schemas.microsoft.com/office/drawing/2016/5/9/chartex" xmlns:cx4="http://schemas.microsoft.com/office/drawing/2016/5/10/chartex" xmlns:cx5="http://schemas.microsoft.com/office/drawing/2016/5/11/chartex" xmlns:cx6="http://schemas.microsoft.com/office/drawing/2016/5/12/chartex" xmlns:cx7="http://schemas.microsoft.com/office/drawing/2016/5/13/chartex" xmlns:cx8="http://schemas.microsoft.com/office/drawing/2016/5/14/chartex" xmlns:mc="http://schemas.openxmlformats.org/markup-compatibility/2006" xmlns:aink="http://schemas.microsoft.com/office/drawing/2016/ink" xmlns:am3d="http://schemas.microsoft.com/office/drawing/2017/model3d" xmlns:o="urn:schemas-microsoft-com:office:office" xmlns:oel="http://schemas.microsoft.com/office/2019/extlst" xmlns:r="http://schemas.openxmlformats.org/officeDocument/2006/relationships" xmlns:m="http://schemas.openxmlformats.org/officeDocument/2006/math" xmlns:v="urn:schemas-microsoft-com:vml" xmlns:wp14="http://schemas.microsoft.com/office/word/2010/wordprocessingDrawing" xmlns:wp="http://schemas.openxmlformats.org/drawingml/2006/wordprocessingDrawing" xmlns:w10="urn:schemas-microsoft-com:office:word" xmlns:w="http://schemas.openxmlformats.org/wordprocessingml/2006/main" xmlns:w14="http://schemas.microsoft.com/office/word/2010/wordml" xmlns:w15="http://schemas.microsoft.com/office/word/2012/wordml" xmlns:w16cex="http://schemas.microsoft.com/office/word/2018/wordml/cex" xmlns:w16cid="http://schemas.microsoft.com/office/word/2016/wordml/cid" xmlns:w16="http://schemas.microsoft.com/office/word/2018/wordml" xmlns:w16du="http://schemas.microsoft.com/office/word/2023/wordml/word16du" xmlns:w16sdtdh="http://schemas.microsoft.com/office/word/2020/wordml/sdtdatahash" xmlns:w16sdtfl="http://schemas.microsoft.com/office/word/2024/wordml/sdtformatlock" xmlns:w16se="http://schemas.microsoft.com/office/word/2015/wordml/symex" xmlns:wpg="http://schemas.microsoft.com/office/word/2010/wordprocessingGroup" xmlns:wpi="http://schemas.microsoft.com/office/word/2010/wordprocessingInk" xmlns:wne="http://schemas.microsoft.com/office/word/2006/wordml" xmlns:wps="http://schemas.microsoft.com/office/word/2010/wordprocessingShape" mc:Ignorable="w14 w15 w16se w16cid w16 w16cex w16sdtdh w16sdtfl w16du wp14">
+<w:numbering xmlns:wpc="http://schemas.microsoft.com/office/word/2010/wordprocessingCanvas" xmlns:cx="http://schemas.microsoft.com/office/drawing/2014/chartex" xmlns:cx1="http://schemas.microsoft.com/office/drawing/2015/9/8/chartex" xmlns:cx2="http://schemas.microsoft.com/office/drawing/2015/10/21/chartex" xmlns:cx3="http://schemas.microsoft.com/office/drawing/2016/5/9/chartex" xmlns:cx4="http://schemas.microsoft.com/office/drawing/2016/5/10/chartex" xmlns:cx5="http://schemas.microsoft.com/office/drawing/2016/5/11/chartex" xmlns:cx6="http://schemas.microsoft.com/office/drawing/2016/5/12/chartex" xmlns:cx7="http://schemas.microsoft.com/office/drawing/2016/5/13/chartex" xmlns:cx8="http://schemas.microsoft.com/office/drawing/2016/5/14/chartex" xmlns:mc="http://schemas.openxmlformats.org/markup-compatibility/2006" xmlns:aink="http://schemas.microsoft.com/office/drawing/2016/ink" xmlns:am3d="http://schemas.microsoft.com/office/drawing/2017/model3d" xmlns:o="urn:schemas-microsoft-com:office:office" xmlns:r="http://schemas.openxmlformats.org/officeDocument/2006/relationships" xmlns:m="http://schemas.openxmlformats.org/officeDocument/2006/math" xmlns:v="urn:schemas-microsoft-com:vml" xmlns:wp14="http://schemas.microsoft.com/office/word/2010/wordprocessingDrawing" xmlns:wp="http://schemas.openxmlformats.org/drawingml/2006/wordprocessingDrawing" xmlns:w10="urn:schemas-microsoft-com:office:word" xmlns:w="http://schemas.openxmlformats.org/wordprocessingml/2006/main" xmlns:w14="http://schemas.microsoft.com/office/word/2010/wordml" xmlns:w15="http://schemas.microsoft.com/office/word/2012/wordml" xmlns:w16cex="http://schemas.microsoft.com/office/word/2018/wordml/cex" xmlns:w16cid="http://schemas.microsoft.com/office/word/2016/wordml/cid" xmlns:w16="http://schemas.microsoft.com/office/word/2018/wordml" xmlns:w16sdtdh="http://schemas.microsoft.com/office/word/2020/wordml/sdtdatahash" xmlns:w16se="http://schemas.microsoft.com/office/word/2015/wordml/symex" xmlns:wpg="http://schemas.microsoft.com/office/word/2010/wordprocessingGroup" xmlns:wpi="http://schemas.microsoft.com/office/word/2010/wordprocessingInk" xmlns:wne="http://schemas.microsoft.com/office/word/2006/wordml" xmlns:wps="http://schemas.microsoft.com/office/word/2010/wordprocessingShape" mc:Ignorable="w14 w15 w16se w16cid w16 w16cex w16sdtdh wp14">
   <w:abstractNum w:abstractNumId="0" w15:restartNumberingAfterBreak="0">
     <w:nsid w:val="0C6407B5"/>
     <w:multiLevelType w:val="multilevel"/>
@@ -6310,65 +9242,65 @@
       </w:rPr>
     </w:lvl>
   </w:abstractNum>
-  <w:num w:numId="1" w16cid:durableId="1717663342">
+  <w:num w:numId="1">
     <w:abstractNumId w:val="16"/>
   </w:num>
-  <w:num w:numId="2" w16cid:durableId="1565678482">
+  <w:num w:numId="2">
     <w:abstractNumId w:val="5"/>
   </w:num>
-  <w:num w:numId="3" w16cid:durableId="520052062">
+  <w:num w:numId="3">
     <w:abstractNumId w:val="10"/>
   </w:num>
-  <w:num w:numId="4" w16cid:durableId="496531669">
+  <w:num w:numId="4">
     <w:abstractNumId w:val="7"/>
   </w:num>
-  <w:num w:numId="5" w16cid:durableId="1207523198">
+  <w:num w:numId="5">
     <w:abstractNumId w:val="13"/>
   </w:num>
-  <w:num w:numId="6" w16cid:durableId="1020401264">
+  <w:num w:numId="6">
     <w:abstractNumId w:val="11"/>
   </w:num>
-  <w:num w:numId="7" w16cid:durableId="2630198">
+  <w:num w:numId="7">
     <w:abstractNumId w:val="0"/>
   </w:num>
-  <w:num w:numId="8" w16cid:durableId="851527096">
+  <w:num w:numId="8">
     <w:abstractNumId w:val="6"/>
   </w:num>
-  <w:num w:numId="9" w16cid:durableId="1488743569">
+  <w:num w:numId="9">
     <w:abstractNumId w:val="14"/>
   </w:num>
-  <w:num w:numId="10" w16cid:durableId="1225682226">
+  <w:num w:numId="10">
     <w:abstractNumId w:val="12"/>
   </w:num>
-  <w:num w:numId="11" w16cid:durableId="1467890998">
+  <w:num w:numId="11">
     <w:abstractNumId w:val="15"/>
   </w:num>
-  <w:num w:numId="12" w16cid:durableId="444544927">
+  <w:num w:numId="12">
     <w:abstractNumId w:val="17"/>
   </w:num>
-  <w:num w:numId="13" w16cid:durableId="55511544">
+  <w:num w:numId="13">
     <w:abstractNumId w:val="2"/>
   </w:num>
-  <w:num w:numId="14" w16cid:durableId="1153064619">
+  <w:num w:numId="14">
     <w:abstractNumId w:val="4"/>
   </w:num>
-  <w:num w:numId="15" w16cid:durableId="1660881370">
+  <w:num w:numId="15">
     <w:abstractNumId w:val="1"/>
   </w:num>
-  <w:num w:numId="16" w16cid:durableId="1593583512">
+  <w:num w:numId="16">
     <w:abstractNumId w:val="9"/>
   </w:num>
-  <w:num w:numId="17" w16cid:durableId="1641114671">
+  <w:num w:numId="17">
     <w:abstractNumId w:val="8"/>
   </w:num>
-  <w:num w:numId="18" w16cid:durableId="854617788">
+  <w:num w:numId="18">
     <w:abstractNumId w:val="3"/>
   </w:num>
 </w:numbering>
 </file>
 
 <file path=word/styles.xml><?xml version="1.0" encoding="utf-8"?>
-<w:styles xmlns:mc="http://schemas.openxmlformats.org/markup-compatibility/2006" xmlns:r="http://schemas.openxmlformats.org/officeDocument/2006/relationships" xmlns:w="http://schemas.openxmlformats.org/wordprocessingml/2006/main" xmlns:w14="http://schemas.microsoft.com/office/word/2010/wordml" xmlns:w15="http://schemas.microsoft.com/office/word/2012/wordml" xmlns:w16cex="http://schemas.microsoft.com/office/word/2018/wordml/cex" xmlns:w16cid="http://schemas.microsoft.com/office/word/2016/wordml/cid" xmlns:w16="http://schemas.microsoft.com/office/word/2018/wordml" xmlns:w16du="http://schemas.microsoft.com/office/word/2023/wordml/word16du" xmlns:w16sdtdh="http://schemas.microsoft.com/office/word/2020/wordml/sdtdatahash" xmlns:w16sdtfl="http://schemas.microsoft.com/office/word/2024/wordml/sdtformatlock" xmlns:w16se="http://schemas.microsoft.com/office/word/2015/wordml/symex" mc:Ignorable="w14 w15 w16se w16cid w16 w16cex w16sdtdh w16sdtfl w16du">
+<w:styles xmlns:mc="http://schemas.openxmlformats.org/markup-compatibility/2006" xmlns:r="http://schemas.openxmlformats.org/officeDocument/2006/relationships" xmlns:w="http://schemas.openxmlformats.org/wordprocessingml/2006/main" xmlns:w14="http://schemas.microsoft.com/office/word/2010/wordml" xmlns:w15="http://schemas.microsoft.com/office/word/2012/wordml" xmlns:w16cex="http://schemas.microsoft.com/office/word/2018/wordml/cex" xmlns:w16cid="http://schemas.microsoft.com/office/word/2016/wordml/cid" xmlns:w16="http://schemas.microsoft.com/office/word/2018/wordml" xmlns:w16sdtdh="http://schemas.microsoft.com/office/word/2020/wordml/sdtdatahash" xmlns:w16se="http://schemas.microsoft.com/office/word/2015/wordml/symex" mc:Ignorable="w14 w15 w16se w16cid w16 w16cex w16sdtdh">
   <w:docDefaults>
     <w:rPrDefault>
       <w:rPr>
@@ -6970,6 +9902,7 @@
   <w:style w:type="character" w:default="1" w:styleId="a0">
     <w:name w:val="Default Paragraph Font"/>
     <w:uiPriority w:val="1"/>
+    <w:semiHidden/>
     <w:unhideWhenUsed/>
   </w:style>
   <w:style w:type="table" w:default="1" w:styleId="a1">
@@ -7283,6 +10216,19 @@
       <w:spacing w:val="5"/>
     </w:rPr>
   </w:style>
+  <w:style w:type="character" w:styleId="HTML">
+    <w:name w:val="HTML Code"/>
+    <w:basedOn w:val="a0"/>
+    <w:uiPriority w:val="99"/>
+    <w:semiHidden/>
+    <w:unhideWhenUsed/>
+    <w:rsid w:val="00D344C3"/>
+    <w:rPr>
+      <w:rFonts w:ascii="Courier New" w:eastAsia="Times New Roman" w:hAnsi="Courier New" w:cs="Courier New"/>
+      <w:sz w:val="20"/>
+      <w:szCs w:val="20"/>
+    </w:rPr>
+  </w:style>
 </w:styles>
 </file>
 
